--- a/AI/Notes/unit-1.docx
+++ b/AI/Notes/unit-1.docx
@@ -393,7 +393,7 @@
           <w:szCs w:val="20"/>
         </w:rPr>
         <w:pict w14:anchorId="0BD84A0D">
-          <v:rect id="_x0000_i1031" style="width:0;height:1.5pt" o:hralign="center" o:hrstd="t" o:hr="t" fillcolor="#a0a0a0" stroked="f"/>
+          <v:rect id="_x0000_i1025" style="width:0;height:1.5pt" o:hralign="center" o:hrstd="t" o:hr="t" fillcolor="#a0a0a0" stroked="f"/>
         </w:pict>
       </w:r>
     </w:p>
@@ -460,7 +460,7 @@
           <w:szCs w:val="20"/>
         </w:rPr>
         <w:pict w14:anchorId="339BD37D">
-          <v:rect id="_x0000_i1201" style="width:0;height:1.5pt" o:hralign="center" o:hrstd="t" o:hr="t" fillcolor="#a0a0a0" stroked="f"/>
+          <v:rect id="_x0000_i1026" style="width:0;height:1.5pt" o:hralign="center" o:hrstd="t" o:hr="t" fillcolor="#a0a0a0" stroked="f"/>
         </w:pict>
       </w:r>
     </w:p>
@@ -548,6 +548,7 @@
           <w:ilvl w:val="0"/>
           <w:numId w:val="1"/>
         </w:numPr>
+        <w:spacing w:after="0"/>
         <w:rPr>
           <w:sz w:val="20"/>
           <w:szCs w:val="20"/>
@@ -567,6 +568,7 @@
           <w:ilvl w:val="0"/>
           <w:numId w:val="1"/>
         </w:numPr>
+        <w:spacing w:after="0"/>
         <w:rPr>
           <w:sz w:val="20"/>
           <w:szCs w:val="20"/>
@@ -586,6 +588,7 @@
           <w:ilvl w:val="0"/>
           <w:numId w:val="1"/>
         </w:numPr>
+        <w:spacing w:after="0"/>
         <w:rPr>
           <w:sz w:val="20"/>
           <w:szCs w:val="20"/>
@@ -605,6 +608,7 @@
           <w:ilvl w:val="0"/>
           <w:numId w:val="1"/>
         </w:numPr>
+        <w:spacing w:after="0"/>
         <w:rPr>
           <w:sz w:val="20"/>
           <w:szCs w:val="20"/>
@@ -624,6 +628,7 @@
           <w:ilvl w:val="0"/>
           <w:numId w:val="1"/>
         </w:numPr>
+        <w:spacing w:after="0"/>
         <w:rPr>
           <w:sz w:val="20"/>
           <w:szCs w:val="20"/>
@@ -643,6 +648,7 @@
           <w:ilvl w:val="0"/>
           <w:numId w:val="1"/>
         </w:numPr>
+        <w:spacing w:after="0"/>
         <w:rPr>
           <w:sz w:val="20"/>
           <w:szCs w:val="20"/>
@@ -700,7 +706,7 @@
           <w:szCs w:val="20"/>
         </w:rPr>
         <w:pict w14:anchorId="7C0D2385">
-          <v:rect id="_x0000_i1202" style="width:0;height:1.5pt" o:hralign="center" o:hrstd="t" o:hr="t" fillcolor="#a0a0a0" stroked="f"/>
+          <v:rect id="_x0000_i1027" style="width:0;height:1.5pt" o:hralign="center" o:hrstd="t" o:hr="t" fillcolor="#a0a0a0" stroked="f"/>
         </w:pict>
       </w:r>
     </w:p>
@@ -922,7 +928,6 @@
                 <w:sz w:val="20"/>
                 <w:szCs w:val="20"/>
               </w:rPr>
-              <w:lastRenderedPageBreak/>
               <w:t>Marvin Minsky</w:t>
             </w:r>
           </w:p>
@@ -965,7 +970,7 @@
           <w:szCs w:val="20"/>
         </w:rPr>
         <w:pict w14:anchorId="1F189F9A">
-          <v:rect id="_x0000_i1203" style="width:0;height:1.5pt" o:hralign="center" o:hrstd="t" o:hr="t" fillcolor="#a0a0a0" stroked="f"/>
+          <v:rect id="_x0000_i1028" style="width:0;height:1.5pt" o:hralign="center" o:hrstd="t" o:hr="t" fillcolor="#a0a0a0" stroked="f"/>
         </w:pict>
       </w:r>
     </w:p>
@@ -1000,6 +1005,7 @@
           <w:sz w:val="20"/>
           <w:szCs w:val="20"/>
         </w:rPr>
+        <w:lastRenderedPageBreak/>
         <w:t xml:space="preserve">AI systems try to mimic </w:t>
       </w:r>
       <w:r>
@@ -1148,7 +1154,7 @@
           <w:szCs w:val="20"/>
         </w:rPr>
         <w:pict w14:anchorId="0EAF9B35">
-          <v:rect id="_x0000_i1204" style="width:0;height:1.5pt" o:hralign="center" o:hrstd="t" o:hr="t" fillcolor="#a0a0a0" stroked="f"/>
+          <v:rect id="_x0000_i1029" style="width:0;height:1.5pt" o:hralign="center" o:hrstd="t" o:hr="t" fillcolor="#a0a0a0" stroked="f"/>
         </w:pict>
       </w:r>
     </w:p>
@@ -1216,6 +1222,7 @@
           <w:ilvl w:val="0"/>
           <w:numId w:val="3"/>
         </w:numPr>
+        <w:spacing w:after="0"/>
         <w:rPr>
           <w:sz w:val="20"/>
           <w:szCs w:val="20"/>
@@ -1235,6 +1242,7 @@
           <w:ilvl w:val="0"/>
           <w:numId w:val="3"/>
         </w:numPr>
+        <w:spacing w:after="0"/>
         <w:rPr>
           <w:sz w:val="20"/>
           <w:szCs w:val="20"/>
@@ -1254,6 +1262,7 @@
           <w:ilvl w:val="0"/>
           <w:numId w:val="3"/>
         </w:numPr>
+        <w:spacing w:after="0"/>
         <w:rPr>
           <w:sz w:val="20"/>
           <w:szCs w:val="20"/>
@@ -1288,6 +1297,7 @@
           <w:ilvl w:val="0"/>
           <w:numId w:val="4"/>
         </w:numPr>
+        <w:spacing w:after="0"/>
         <w:rPr>
           <w:sz w:val="20"/>
           <w:szCs w:val="20"/>
@@ -1307,6 +1317,7 @@
           <w:ilvl w:val="0"/>
           <w:numId w:val="4"/>
         </w:numPr>
+        <w:spacing w:after="0"/>
         <w:rPr>
           <w:sz w:val="20"/>
           <w:szCs w:val="20"/>
@@ -1326,6 +1337,7 @@
           <w:ilvl w:val="0"/>
           <w:numId w:val="4"/>
         </w:numPr>
+        <w:spacing w:after="0"/>
         <w:rPr>
           <w:sz w:val="20"/>
           <w:szCs w:val="20"/>
@@ -1360,6 +1372,7 @@
           <w:ilvl w:val="0"/>
           <w:numId w:val="5"/>
         </w:numPr>
+        <w:spacing w:after="0"/>
         <w:rPr>
           <w:sz w:val="20"/>
           <w:szCs w:val="20"/>
@@ -1379,6 +1392,7 @@
           <w:ilvl w:val="0"/>
           <w:numId w:val="5"/>
         </w:numPr>
+        <w:spacing w:after="0"/>
         <w:rPr>
           <w:sz w:val="20"/>
           <w:szCs w:val="20"/>
@@ -1398,6 +1412,7 @@
           <w:ilvl w:val="0"/>
           <w:numId w:val="5"/>
         </w:numPr>
+        <w:spacing w:after="0"/>
         <w:rPr>
           <w:sz w:val="20"/>
           <w:szCs w:val="20"/>
@@ -1413,6 +1428,16 @@
     </w:p>
     <w:p>
       <w:pPr>
+        <w:spacing w:after="0"/>
+        <w:ind w:left="720"/>
+        <w:rPr>
+          <w:sz w:val="20"/>
+          <w:szCs w:val="20"/>
+        </w:rPr>
+      </w:pPr>
+    </w:p>
+    <w:p>
+      <w:pPr>
         <w:rPr>
           <w:sz w:val="20"/>
           <w:szCs w:val="20"/>
@@ -1456,7 +1481,7 @@
           <w:szCs w:val="20"/>
         </w:rPr>
         <w:pict w14:anchorId="01E205F1">
-          <v:rect id="_x0000_i1205" style="width:0;height:1.5pt" o:hralign="center" o:hrstd="t" o:hr="t" fillcolor="#a0a0a0" stroked="f"/>
+          <v:rect id="_x0000_i1030" style="width:0;height:1.5pt" o:hralign="center" o:hrstd="t" o:hr="t" fillcolor="#a0a0a0" stroked="f"/>
         </w:pict>
       </w:r>
     </w:p>
@@ -1557,7 +1582,6 @@
                 <w:sz w:val="20"/>
                 <w:szCs w:val="20"/>
               </w:rPr>
-              <w:lastRenderedPageBreak/>
               <w:t>Goal</w:t>
             </w:r>
           </w:p>
@@ -1906,6 +1930,7 @@
                 <w:sz w:val="20"/>
                 <w:szCs w:val="20"/>
               </w:rPr>
+              <w:lastRenderedPageBreak/>
               <w:t>Autonomous Action</w:t>
             </w:r>
           </w:p>
@@ -1948,7 +1973,7 @@
           <w:szCs w:val="20"/>
         </w:rPr>
         <w:pict w14:anchorId="570A9F2E">
-          <v:rect id="_x0000_i1206" style="width:0;height:1.5pt" o:hralign="center" o:hrstd="t" o:hr="t" fillcolor="#a0a0a0" stroked="f"/>
+          <v:rect id="_x0000_i1031" style="width:0;height:1.5pt" o:hralign="center" o:hrstd="t" o:hr="t" fillcolor="#a0a0a0" stroked="f"/>
         </w:pict>
       </w:r>
     </w:p>
@@ -2272,7 +2297,7 @@
           <w:szCs w:val="20"/>
         </w:rPr>
         <w:pict w14:anchorId="4D897D22">
-          <v:rect id="_x0000_i1207" style="width:0;height:1.5pt" o:hralign="center" o:hrstd="t" o:hr="t" fillcolor="#a0a0a0" stroked="f"/>
+          <v:rect id="_x0000_i1032" style="width:0;height:1.5pt" o:hralign="center" o:hrstd="t" o:hr="t" fillcolor="#a0a0a0" stroked="f"/>
         </w:pict>
       </w:r>
     </w:p>
@@ -2401,7 +2426,7 @@
           <w:szCs w:val="20"/>
         </w:rPr>
         <w:pict w14:anchorId="2E924E87">
-          <v:rect id="_x0000_i1208" style="width:0;height:1.5pt" o:hralign="center" o:hrstd="t" o:hr="t" fillcolor="#a0a0a0" stroked="f"/>
+          <v:rect id="_x0000_i1033" style="width:0;height:1.5pt" o:hralign="center" o:hrstd="t" o:hr="t" fillcolor="#a0a0a0" stroked="f"/>
         </w:pict>
       </w:r>
     </w:p>
@@ -2421,7 +2446,6 @@
           <w:sz w:val="20"/>
           <w:szCs w:val="20"/>
         </w:rPr>
-        <w:lastRenderedPageBreak/>
         <w:t>3. Types of AI (Different Perspectives)</w:t>
       </w:r>
     </w:p>
@@ -2453,7 +2477,7 @@
           <w:szCs w:val="20"/>
         </w:rPr>
         <w:pict w14:anchorId="3DDB6E54">
-          <v:rect id="_x0000_i1209" style="width:0;height:1.5pt" o:hralign="center" o:hrstd="t" o:hr="t" fillcolor="#a0a0a0" stroked="f"/>
+          <v:rect id="_x0000_i1034" style="width:0;height:1.5pt" o:hralign="center" o:hrstd="t" o:hr="t" fillcolor="#a0a0a0" stroked="f"/>
         </w:pict>
       </w:r>
     </w:p>
@@ -2729,6 +2753,7 @@
                 <w:sz w:val="20"/>
                 <w:szCs w:val="20"/>
               </w:rPr>
+              <w:lastRenderedPageBreak/>
               <w:t>Super AI</w:t>
             </w:r>
           </w:p>
@@ -2794,7 +2819,7 @@
           <w:szCs w:val="20"/>
         </w:rPr>
         <w:pict w14:anchorId="26246BD4">
-          <v:rect id="_x0000_i1210" style="width:0;height:1.5pt" o:hralign="center" o:hrstd="t" o:hr="t" fillcolor="#a0a0a0" stroked="f"/>
+          <v:rect id="_x0000_i1035" style="width:0;height:1.5pt" o:hralign="center" o:hrstd="t" o:hr="t" fillcolor="#a0a0a0" stroked="f"/>
         </w:pict>
       </w:r>
     </w:p>
@@ -2993,7 +3018,7 @@
           <w:szCs w:val="20"/>
         </w:rPr>
         <w:pict w14:anchorId="5E49594A">
-          <v:rect id="_x0000_i1211" style="width:0;height:1.5pt" o:hralign="center" o:hrstd="t" o:hr="t" fillcolor="#a0a0a0" stroked="f"/>
+          <v:rect id="_x0000_i1036" style="width:0;height:1.5pt" o:hralign="center" o:hrstd="t" o:hr="t" fillcolor="#a0a0a0" stroked="f"/>
         </w:pict>
       </w:r>
     </w:p>
@@ -3143,6 +3168,7 @@
           <w:ilvl w:val="0"/>
           <w:numId w:val="13"/>
         </w:numPr>
+        <w:spacing w:after="0"/>
         <w:rPr>
           <w:sz w:val="20"/>
           <w:szCs w:val="20"/>
@@ -3162,6 +3188,7 @@
           <w:ilvl w:val="0"/>
           <w:numId w:val="13"/>
         </w:numPr>
+        <w:spacing w:after="0"/>
         <w:rPr>
           <w:sz w:val="20"/>
           <w:szCs w:val="20"/>
@@ -3181,6 +3208,7 @@
           <w:ilvl w:val="0"/>
           <w:numId w:val="13"/>
         </w:numPr>
+        <w:spacing w:after="0"/>
         <w:rPr>
           <w:sz w:val="20"/>
           <w:szCs w:val="20"/>
@@ -3200,6 +3228,7 @@
           <w:ilvl w:val="0"/>
           <w:numId w:val="13"/>
         </w:numPr>
+        <w:spacing w:after="0"/>
         <w:rPr>
           <w:sz w:val="20"/>
           <w:szCs w:val="20"/>
@@ -3215,17 +3244,26 @@
     </w:p>
     <w:p>
       <w:pPr>
-        <w:rPr>
-          <w:sz w:val="20"/>
-          <w:szCs w:val="20"/>
-        </w:rPr>
-      </w:pPr>
-      <w:r>
-        <w:rPr>
-          <w:sz w:val="20"/>
-          <w:szCs w:val="20"/>
-        </w:rPr>
-        <w:lastRenderedPageBreak/>
+        <w:spacing w:after="0"/>
+        <w:ind w:left="720"/>
+        <w:rPr>
+          <w:sz w:val="20"/>
+          <w:szCs w:val="20"/>
+        </w:rPr>
+      </w:pPr>
+    </w:p>
+    <w:p>
+      <w:pPr>
+        <w:rPr>
+          <w:sz w:val="20"/>
+          <w:szCs w:val="20"/>
+        </w:rPr>
+      </w:pPr>
+      <w:r>
+        <w:rPr>
+          <w:sz w:val="20"/>
+          <w:szCs w:val="20"/>
+        </w:rPr>
         <w:t xml:space="preserve">Currently </w:t>
       </w:r>
       <w:r>
@@ -3258,7 +3296,7 @@
           <w:szCs w:val="20"/>
         </w:rPr>
         <w:pict w14:anchorId="3EF34B58">
-          <v:rect id="_x0000_i1212" style="width:0;height:1.5pt" o:hralign="center" o:hrstd="t" o:hr="t" fillcolor="#a0a0a0" stroked="f"/>
+          <v:rect id="_x0000_i1037" style="width:0;height:1.5pt" o:hralign="center" o:hrstd="t" o:hr="t" fillcolor="#a0a0a0" stroked="f"/>
         </w:pict>
       </w:r>
     </w:p>
@@ -3333,6 +3371,7 @@
           <w:ilvl w:val="0"/>
           <w:numId w:val="14"/>
         </w:numPr>
+        <w:spacing w:after="0"/>
         <w:rPr>
           <w:sz w:val="20"/>
           <w:szCs w:val="20"/>
@@ -3352,6 +3391,7 @@
           <w:ilvl w:val="0"/>
           <w:numId w:val="14"/>
         </w:numPr>
+        <w:spacing w:after="0"/>
         <w:rPr>
           <w:sz w:val="20"/>
           <w:szCs w:val="20"/>
@@ -3371,26 +3411,32 @@
           <w:ilvl w:val="0"/>
           <w:numId w:val="14"/>
         </w:numPr>
-        <w:rPr>
-          <w:sz w:val="20"/>
-          <w:szCs w:val="20"/>
-        </w:rPr>
-      </w:pPr>
-      <w:proofErr w:type="spellStart"/>
-      <w:r>
-        <w:rPr>
-          <w:sz w:val="20"/>
-          <w:szCs w:val="20"/>
-        </w:rPr>
-        <w:t>Self improve</w:t>
-      </w:r>
-      <w:proofErr w:type="spellEnd"/>
-      <w:r>
-        <w:rPr>
-          <w:sz w:val="20"/>
-          <w:szCs w:val="20"/>
-        </w:rPr>
-        <w:t xml:space="preserve"> rapidly</w:t>
+        <w:spacing w:after="0"/>
+        <w:rPr>
+          <w:sz w:val="20"/>
+          <w:szCs w:val="20"/>
+        </w:rPr>
+      </w:pPr>
+      <w:r>
+        <w:rPr>
+          <w:sz w:val="20"/>
+          <w:szCs w:val="20"/>
+        </w:rPr>
+        <w:t>Self</w:t>
+      </w:r>
+      <w:r>
+        <w:rPr>
+          <w:sz w:val="20"/>
+          <w:szCs w:val="20"/>
+        </w:rPr>
+        <w:t xml:space="preserve"> </w:t>
+      </w:r>
+      <w:r>
+        <w:rPr>
+          <w:sz w:val="20"/>
+          <w:szCs w:val="20"/>
+        </w:rPr>
+        <w:t>improve rapidly</w:t>
       </w:r>
     </w:p>
     <w:p>
@@ -3420,8 +3466,9 @@
           <w:sz w:val="20"/>
           <w:szCs w:val="20"/>
         </w:rPr>
+        <w:lastRenderedPageBreak/>
         <w:pict w14:anchorId="169E322F">
-          <v:rect id="_x0000_i1213" style="width:0;height:1.5pt" o:hralign="center" o:hrstd="t" o:hr="t" fillcolor="#a0a0a0" stroked="f"/>
+          <v:rect id="_x0000_i1038" style="width:0;height:1.5pt" o:hralign="center" o:hrstd="t" o:hr="t" fillcolor="#a0a0a0" stroked="f"/>
         </w:pict>
       </w:r>
     </w:p>
@@ -3701,21 +3748,12 @@
                 <w:szCs w:val="20"/>
               </w:rPr>
             </w:pPr>
-            <w:proofErr w:type="spellStart"/>
-            <w:r>
-              <w:rPr>
-                <w:sz w:val="20"/>
-                <w:szCs w:val="20"/>
-              </w:rPr>
-              <w:t>Self Aware</w:t>
-            </w:r>
-            <w:proofErr w:type="spellEnd"/>
-            <w:r>
-              <w:rPr>
-                <w:sz w:val="20"/>
-                <w:szCs w:val="20"/>
-              </w:rPr>
-              <w:t xml:space="preserve"> AI</w:t>
+            <w:r>
+              <w:rPr>
+                <w:sz w:val="20"/>
+                <w:szCs w:val="20"/>
+              </w:rPr>
+              <w:t>Self Aware AI</w:t>
             </w:r>
           </w:p>
         </w:tc>
@@ -3757,7 +3795,7 @@
           <w:szCs w:val="20"/>
         </w:rPr>
         <w:pict w14:anchorId="4DF7E5ED">
-          <v:rect id="_x0000_i1214" style="width:0;height:1.5pt" o:hralign="center" o:hrstd="t" o:hr="t" fillcolor="#a0a0a0" stroked="f"/>
+          <v:rect id="_x0000_i1039" style="width:0;height:1.5pt" o:hralign="center" o:hrstd="t" o:hr="t" fillcolor="#a0a0a0" stroked="f"/>
         </w:pict>
       </w:r>
     </w:p>
@@ -3874,23 +3912,7 @@
           <w:sz w:val="20"/>
           <w:szCs w:val="20"/>
         </w:rPr>
-        <w:t xml:space="preserve">It </w:t>
-      </w:r>
-      <w:proofErr w:type="spellStart"/>
-      <w:r>
-        <w:rPr>
-          <w:sz w:val="20"/>
-          <w:szCs w:val="20"/>
-        </w:rPr>
-        <w:t>analyzes</w:t>
-      </w:r>
-      <w:proofErr w:type="spellEnd"/>
-      <w:r>
-        <w:rPr>
-          <w:sz w:val="20"/>
-          <w:szCs w:val="20"/>
-        </w:rPr>
-        <w:t xml:space="preserve"> the board and selects the best move.</w:t>
+        <w:t>It analyzes the board and selects the best move.</w:t>
       </w:r>
     </w:p>
     <w:p>
@@ -3906,7 +3928,7 @@
           <w:szCs w:val="20"/>
         </w:rPr>
         <w:pict w14:anchorId="3A3C9F6C">
-          <v:rect id="_x0000_i1215" style="width:0;height:1.5pt" o:hralign="center" o:hrstd="t" o:hr="t" fillcolor="#a0a0a0" stroked="f"/>
+          <v:rect id="_x0000_i1040" style="width:0;height:1.5pt" o:hralign="center" o:hrstd="t" o:hr="t" fillcolor="#a0a0a0" stroked="f"/>
         </w:pict>
       </w:r>
     </w:p>
@@ -4023,17 +4045,8 @@
           <w:sz w:val="20"/>
           <w:szCs w:val="20"/>
         </w:rPr>
-        <w:t xml:space="preserve">speed </w:t>
-      </w:r>
-      <w:proofErr w:type="spellStart"/>
-      <w:r>
-        <w:rPr>
-          <w:sz w:val="20"/>
-          <w:szCs w:val="20"/>
-        </w:rPr>
-        <w:t>behavior</w:t>
-      </w:r>
-      <w:proofErr w:type="spellEnd"/>
+        <w:t>speed behavior</w:t>
+      </w:r>
     </w:p>
     <w:p>
       <w:pPr>
@@ -4063,7 +4076,7 @@
           <w:szCs w:val="20"/>
         </w:rPr>
         <w:pict w14:anchorId="42BCC268">
-          <v:rect id="_x0000_i1216" style="width:0;height:1.5pt" o:hralign="center" o:hrstd="t" o:hr="t" fillcolor="#a0a0a0" stroked="f"/>
+          <v:rect id="_x0000_i1041" style="width:0;height:1.5pt" o:hralign="center" o:hrstd="t" o:hr="t" fillcolor="#a0a0a0" stroked="f"/>
         </w:pict>
       </w:r>
     </w:p>
@@ -4083,7 +4096,6 @@
           <w:sz w:val="20"/>
           <w:szCs w:val="20"/>
         </w:rPr>
-        <w:lastRenderedPageBreak/>
         <w:t>Theory of Mind AI</w:t>
       </w:r>
     </w:p>
@@ -4216,7 +4228,7 @@
           <w:szCs w:val="20"/>
         </w:rPr>
         <w:pict w14:anchorId="5E7AF741">
-          <v:rect id="_x0000_i1217" style="width:0;height:1.5pt" o:hralign="center" o:hrstd="t" o:hr="t" fillcolor="#a0a0a0" stroked="f"/>
+          <v:rect id="_x0000_i1042" style="width:0;height:1.5pt" o:hralign="center" o:hrstd="t" o:hr="t" fillcolor="#a0a0a0" stroked="f"/>
         </w:pict>
       </w:r>
     </w:p>
@@ -4251,6 +4263,7 @@
           <w:sz w:val="20"/>
           <w:szCs w:val="20"/>
         </w:rPr>
+        <w:lastRenderedPageBreak/>
         <w:t>Theoretical AI with:</w:t>
       </w:r>
     </w:p>
@@ -4284,7 +4297,6 @@
           <w:szCs w:val="20"/>
         </w:rPr>
       </w:pPr>
-      <w:proofErr w:type="spellStart"/>
       <w:r>
         <w:rPr>
           <w:sz w:val="20"/>
@@ -4292,7 +4304,6 @@
         </w:rPr>
         <w:t>self awareness</w:t>
       </w:r>
-      <w:proofErr w:type="spellEnd"/>
     </w:p>
     <w:p>
       <w:pPr>
@@ -4322,7 +4333,7 @@
           <w:szCs w:val="20"/>
         </w:rPr>
         <w:pict w14:anchorId="2E6C72E6">
-          <v:rect id="_x0000_i1218" style="width:0;height:1.5pt" o:hralign="center" o:hrstd="t" o:hr="t" fillcolor="#a0a0a0" stroked="f"/>
+          <v:rect id="_x0000_i1043" style="width:0;height:1.5pt" o:hralign="center" o:hrstd="t" o:hr="t" fillcolor="#a0a0a0" stroked="f"/>
         </w:pict>
       </w:r>
     </w:p>
@@ -4373,7 +4384,7 @@
           <w:szCs w:val="20"/>
         </w:rPr>
         <w:pict w14:anchorId="1180A5D1">
-          <v:rect id="_x0000_i1219" style="width:0;height:1.5pt" o:hralign="center" o:hrstd="t" o:hr="t" fillcolor="#a0a0a0" stroked="f"/>
+          <v:rect id="_x0000_i1044" style="width:0;height:1.5pt" o:hralign="center" o:hrstd="t" o:hr="t" fillcolor="#a0a0a0" stroked="f"/>
         </w:pict>
       </w:r>
     </w:p>
@@ -4652,7 +4663,7 @@
           <w:szCs w:val="20"/>
         </w:rPr>
         <w:pict w14:anchorId="0F66089D">
-          <v:rect id="_x0000_i1220" style="width:0;height:1.5pt" o:hralign="center" o:hrstd="t" o:hr="t" fillcolor="#a0a0a0" stroked="f"/>
+          <v:rect id="_x0000_i1045" style="width:0;height:1.5pt" o:hralign="center" o:hrstd="t" o:hr="t" fillcolor="#a0a0a0" stroked="f"/>
         </w:pict>
       </w:r>
     </w:p>
@@ -4687,7 +4698,6 @@
           <w:sz w:val="20"/>
           <w:szCs w:val="20"/>
         </w:rPr>
-        <w:lastRenderedPageBreak/>
         <w:t xml:space="preserve">Rise of </w:t>
       </w:r>
       <w:r>
@@ -4879,8 +4889,9 @@
           <w:sz w:val="20"/>
           <w:szCs w:val="20"/>
         </w:rPr>
+        <w:lastRenderedPageBreak/>
         <w:pict w14:anchorId="58651FAA">
-          <v:rect id="_x0000_i1221" style="width:0;height:1.5pt" o:hralign="center" o:hrstd="t" o:hr="t" fillcolor="#a0a0a0" stroked="f"/>
+          <v:rect id="_x0000_i1046" style="width:0;height:1.5pt" o:hralign="center" o:hrstd="t" o:hr="t" fillcolor="#a0a0a0" stroked="f"/>
         </w:pict>
       </w:r>
     </w:p>
@@ -5087,7 +5098,7 @@
           <w:szCs w:val="20"/>
         </w:rPr>
         <w:pict w14:anchorId="3A7C922D">
-          <v:rect id="_x0000_i1222" style="width:0;height:1.5pt" o:hralign="center" o:hrstd="t" o:hr="t" fillcolor="#a0a0a0" stroked="f"/>
+          <v:rect id="_x0000_i1047" style="width:0;height:1.5pt" o:hralign="center" o:hrstd="t" o:hr="t" fillcolor="#a0a0a0" stroked="f"/>
         </w:pict>
       </w:r>
     </w:p>
@@ -5430,7 +5441,6 @@
                 <w:sz w:val="20"/>
                 <w:szCs w:val="20"/>
               </w:rPr>
-              <w:lastRenderedPageBreak/>
               <w:t>Autonomous Systems</w:t>
             </w:r>
           </w:p>
@@ -5521,7 +5531,7 @@
           <w:szCs w:val="20"/>
         </w:rPr>
         <w:pict w14:anchorId="5800A4E2">
-          <v:rect id="_x0000_i1223" style="width:0;height:1.5pt" o:hralign="center" o:hrstd="t" o:hr="t" fillcolor="#a0a0a0" stroked="f"/>
+          <v:rect id="_x0000_i1048" style="width:0;height:1.5pt" o:hralign="center" o:hrstd="t" o:hr="t" fillcolor="#a0a0a0" stroked="f"/>
         </w:pict>
       </w:r>
     </w:p>
@@ -5826,6 +5836,7 @@
                 <w:sz w:val="20"/>
                 <w:szCs w:val="20"/>
               </w:rPr>
+              <w:lastRenderedPageBreak/>
               <w:t>2010s</w:t>
             </w:r>
           </w:p>
@@ -5916,7 +5927,7 @@
           <w:szCs w:val="20"/>
         </w:rPr>
         <w:pict w14:anchorId="2BC25875">
-          <v:rect id="_x0000_i1224" style="width:0;height:1.5pt" o:hralign="center" o:hrstd="t" o:hr="t" fillcolor="#a0a0a0" stroked="f"/>
+          <v:rect id="_x0000_i1049" style="width:0;height:1.5pt" o:hralign="center" o:hrstd="t" o:hr="t" fillcolor="#a0a0a0" stroked="f"/>
         </w:pict>
       </w:r>
     </w:p>
@@ -6074,7 +6085,7 @@
           <w:szCs w:val="20"/>
         </w:rPr>
         <w:pict w14:anchorId="59C838A0">
-          <v:rect id="_x0000_i1225" style="width:0;height:1.5pt" o:hralign="center" o:hrstd="t" o:hr="t" fillcolor="#a0a0a0" stroked="f"/>
+          <v:rect id="_x0000_i1050" style="width:0;height:1.5pt" o:hralign="center" o:hrstd="t" o:hr="t" fillcolor="#a0a0a0" stroked="f"/>
         </w:pict>
       </w:r>
     </w:p>
@@ -6469,7 +6480,7 @@
           <w:szCs w:val="20"/>
         </w:rPr>
         <w:pict w14:anchorId="71312DD6">
-          <v:rect id="_x0000_i1226" style="width:0;height:1.5pt" o:hralign="center" o:hrstd="t" o:hr="t" fillcolor="#a0a0a0" stroked="f"/>
+          <v:rect id="_x0000_i1051" style="width:0;height:1.5pt" o:hralign="center" o:hrstd="t" o:hr="t" fillcolor="#a0a0a0" stroked="f"/>
         </w:pict>
       </w:r>
     </w:p>
@@ -6570,7 +6581,6 @@
           <w:sz w:val="20"/>
           <w:szCs w:val="20"/>
         </w:rPr>
-        <w:lastRenderedPageBreak/>
         <w:t>1. History of Artificial Intelligence</w:t>
       </w:r>
       <w:r>
@@ -6920,8 +6930,9 @@
           <w:sz w:val="20"/>
           <w:szCs w:val="20"/>
         </w:rPr>
+        <w:lastRenderedPageBreak/>
         <w:pict w14:anchorId="39AD525B">
-          <v:rect id="_x0000_i1583" style="width:0;height:1.5pt" o:hralign="center" o:hrstd="t" o:hr="t" fillcolor="#a0a0a0" stroked="f"/>
+          <v:rect id="_x0000_i1052" style="width:0;height:1.5pt" o:hralign="center" o:hrstd="t" o:hr="t" fillcolor="#a0a0a0" stroked="f"/>
         </w:pict>
       </w:r>
     </w:p>
@@ -7053,7 +7064,7 @@
           <w:szCs w:val="20"/>
         </w:rPr>
         <w:pict w14:anchorId="493D36B6">
-          <v:rect id="_x0000_i1584" style="width:0;height:1.5pt" o:hralign="center" o:hrstd="t" o:hr="t" fillcolor="#a0a0a0" stroked="f"/>
+          <v:rect id="_x0000_i1053" style="width:0;height:1.5pt" o:hralign="center" o:hrstd="t" o:hr="t" fillcolor="#a0a0a0" stroked="f"/>
         </w:pict>
       </w:r>
     </w:p>
@@ -7242,7 +7253,7 @@
           <w:szCs w:val="20"/>
         </w:rPr>
         <w:pict w14:anchorId="4C68D329">
-          <v:rect id="_x0000_i1585" style="width:0;height:1.5pt" o:hralign="center" o:hrstd="t" o:hr="t" fillcolor="#a0a0a0" stroked="f"/>
+          <v:rect id="_x0000_i1054" style="width:0;height:1.5pt" o:hralign="center" o:hrstd="t" o:hr="t" fillcolor="#a0a0a0" stroked="f"/>
         </w:pict>
       </w:r>
     </w:p>
@@ -7549,9 +7560,8 @@
           <w:sz w:val="20"/>
           <w:szCs w:val="20"/>
         </w:rPr>
-        <w:lastRenderedPageBreak/>
         <w:pict w14:anchorId="6C79AD13">
-          <v:rect id="_x0000_i1586" style="width:0;height:1.5pt" o:hralign="center" o:hrstd="t" o:hr="t" fillcolor="#a0a0a0" stroked="f"/>
+          <v:rect id="_x0000_i1055" style="width:0;height:1.5pt" o:hralign="center" o:hrstd="t" o:hr="t" fillcolor="#a0a0a0" stroked="f"/>
         </w:pict>
       </w:r>
     </w:p>
@@ -7719,8 +7729,9 @@
           <w:sz w:val="20"/>
           <w:szCs w:val="20"/>
         </w:rPr>
+        <w:lastRenderedPageBreak/>
         <w:pict w14:anchorId="12F1A24C">
-          <v:rect id="_x0000_i1587" style="width:0;height:1.5pt" o:hralign="center" o:hrstd="t" o:hr="t" fillcolor="#a0a0a0" stroked="f"/>
+          <v:rect id="_x0000_i1056" style="width:0;height:1.5pt" o:hralign="center" o:hrstd="t" o:hr="t" fillcolor="#a0a0a0" stroked="f"/>
         </w:pict>
       </w:r>
     </w:p>
@@ -7919,7 +7930,7 @@
           <w:szCs w:val="20"/>
         </w:rPr>
         <w:pict w14:anchorId="5AEC02C4">
-          <v:rect id="_x0000_i1588" style="width:0;height:1.5pt" o:hralign="center" o:hrstd="t" o:hr="t" fillcolor="#a0a0a0" stroked="f"/>
+          <v:rect id="_x0000_i1057" style="width:0;height:1.5pt" o:hralign="center" o:hrstd="t" o:hr="t" fillcolor="#a0a0a0" stroked="f"/>
         </w:pict>
       </w:r>
     </w:p>
@@ -8042,7 +8053,7 @@
           <w:szCs w:val="20"/>
         </w:rPr>
         <w:pict w14:anchorId="2B330C25">
-          <v:rect id="_x0000_i1589" style="width:0;height:1.5pt" o:hralign="center" o:hrstd="t" o:hr="t" fillcolor="#a0a0a0" stroked="f"/>
+          <v:rect id="_x0000_i1058" style="width:0;height:1.5pt" o:hralign="center" o:hrstd="t" o:hr="t" fillcolor="#a0a0a0" stroked="f"/>
         </w:pict>
       </w:r>
     </w:p>
@@ -8209,9 +8220,8 @@
           <w:sz w:val="20"/>
           <w:szCs w:val="20"/>
         </w:rPr>
-        <w:lastRenderedPageBreak/>
         <w:pict w14:anchorId="6065B358">
-          <v:rect id="_x0000_i1590" style="width:0;height:1.5pt" o:hralign="center" o:hrstd="t" o:hr="t" fillcolor="#a0a0a0" stroked="f"/>
+          <v:rect id="_x0000_i1059" style="width:0;height:1.5pt" o:hralign="center" o:hrstd="t" o:hr="t" fillcolor="#a0a0a0" stroked="f"/>
         </w:pict>
       </w:r>
     </w:p>
@@ -8405,6 +8415,7 @@
                 <w:sz w:val="20"/>
                 <w:szCs w:val="20"/>
               </w:rPr>
+              <w:lastRenderedPageBreak/>
               <w:t>2012</w:t>
             </w:r>
           </w:p>
@@ -8546,7 +8557,7 @@
           <w:szCs w:val="20"/>
         </w:rPr>
         <w:pict w14:anchorId="389E10E2">
-          <v:rect id="_x0000_i1591" style="width:0;height:1.5pt" o:hralign="center" o:hrstd="t" o:hr="t" fillcolor="#a0a0a0" stroked="f"/>
+          <v:rect id="_x0000_i1060" style="width:0;height:1.5pt" o:hralign="center" o:hrstd="t" o:hr="t" fillcolor="#a0a0a0" stroked="f"/>
         </w:pict>
       </w:r>
     </w:p>
@@ -8700,7 +8711,7 @@
           <w:szCs w:val="20"/>
         </w:rPr>
         <w:pict w14:anchorId="22FA86BE">
-          <v:rect id="_x0000_i1592" style="width:0;height:1.5pt" o:hralign="center" o:hrstd="t" o:hr="t" fillcolor="#a0a0a0" stroked="f"/>
+          <v:rect id="_x0000_i1061" style="width:0;height:1.5pt" o:hralign="center" o:hrstd="t" o:hr="t" fillcolor="#a0a0a0" stroked="f"/>
         </w:pict>
       </w:r>
     </w:p>
@@ -8735,23 +8746,7 @@
           <w:sz w:val="20"/>
           <w:szCs w:val="20"/>
         </w:rPr>
-        <w:t xml:space="preserve">AI </w:t>
-      </w:r>
-      <w:proofErr w:type="spellStart"/>
-      <w:r>
-        <w:rPr>
-          <w:sz w:val="20"/>
-          <w:szCs w:val="20"/>
-        </w:rPr>
-        <w:t>analyzes</w:t>
-      </w:r>
-      <w:proofErr w:type="spellEnd"/>
-      <w:r>
-        <w:rPr>
-          <w:sz w:val="20"/>
-          <w:szCs w:val="20"/>
-        </w:rPr>
-        <w:t xml:space="preserve"> large data to find patterns.</w:t>
+        <w:t>AI analyzes large data to find patterns.</w:t>
       </w:r>
     </w:p>
     <w:p>
@@ -8851,7 +8846,7 @@
           <w:szCs w:val="20"/>
         </w:rPr>
         <w:pict w14:anchorId="000FFC4C">
-          <v:rect id="_x0000_i1593" style="width:0;height:1.5pt" o:hralign="center" o:hrstd="t" o:hr="t" fillcolor="#a0a0a0" stroked="f"/>
+          <v:rect id="_x0000_i1062" style="width:0;height:1.5pt" o:hralign="center" o:hrstd="t" o:hr="t" fillcolor="#a0a0a0" stroked="f"/>
         </w:pict>
       </w:r>
     </w:p>
@@ -8955,7 +8950,7 @@
           <w:szCs w:val="20"/>
         </w:rPr>
         <w:pict w14:anchorId="004E97DA">
-          <v:rect id="_x0000_i1594" style="width:0;height:1.5pt" o:hralign="center" o:hrstd="t" o:hr="t" fillcolor="#a0a0a0" stroked="f"/>
+          <v:rect id="_x0000_i1063" style="width:0;height:1.5pt" o:hralign="center" o:hrstd="t" o:hr="t" fillcolor="#a0a0a0" stroked="f"/>
         </w:pict>
       </w:r>
     </w:p>
@@ -8975,7 +8970,6 @@
           <w:sz w:val="20"/>
           <w:szCs w:val="20"/>
         </w:rPr>
-        <w:lastRenderedPageBreak/>
         <w:t>4. Solving Complex Problems</w:t>
       </w:r>
     </w:p>
@@ -9025,17 +9019,8 @@
           <w:sz w:val="20"/>
           <w:szCs w:val="20"/>
         </w:rPr>
-        <w:t xml:space="preserve">climate </w:t>
-      </w:r>
-      <w:proofErr w:type="spellStart"/>
-      <w:r>
-        <w:rPr>
-          <w:sz w:val="20"/>
-          <w:szCs w:val="20"/>
-        </w:rPr>
-        <w:t>modeling</w:t>
-      </w:r>
-      <w:proofErr w:type="spellEnd"/>
+        <w:t>climate modeling</w:t>
+      </w:r>
     </w:p>
     <w:p>
       <w:pPr>
@@ -9088,7 +9073,7 @@
           <w:szCs w:val="20"/>
         </w:rPr>
         <w:pict w14:anchorId="62242810">
-          <v:rect id="_x0000_i1595" style="width:0;height:1.5pt" o:hralign="center" o:hrstd="t" o:hr="t" fillcolor="#a0a0a0" stroked="f"/>
+          <v:rect id="_x0000_i1064" style="width:0;height:1.5pt" o:hralign="center" o:hrstd="t" o:hr="t" fillcolor="#a0a0a0" stroked="f"/>
         </w:pict>
       </w:r>
     </w:p>
@@ -9123,6 +9108,7 @@
           <w:sz w:val="20"/>
           <w:szCs w:val="20"/>
         </w:rPr>
+        <w:lastRenderedPageBreak/>
         <w:t>AI adapts services to individual users.</w:t>
       </w:r>
     </w:p>
@@ -9192,7 +9178,7 @@
           <w:szCs w:val="20"/>
         </w:rPr>
         <w:pict w14:anchorId="2021D935">
-          <v:rect id="_x0000_i1596" style="width:0;height:1.5pt" o:hralign="center" o:hrstd="t" o:hr="t" fillcolor="#a0a0a0" stroked="f"/>
+          <v:rect id="_x0000_i1065" style="width:0;height:1.5pt" o:hralign="center" o:hrstd="t" o:hr="t" fillcolor="#a0a0a0" stroked="f"/>
         </w:pict>
       </w:r>
     </w:p>
@@ -9363,7 +9349,7 @@
           <w:szCs w:val="20"/>
         </w:rPr>
         <w:pict w14:anchorId="4D967A2E">
-          <v:rect id="_x0000_i1597" style="width:0;height:1.5pt" o:hralign="center" o:hrstd="t" o:hr="t" fillcolor="#a0a0a0" stroked="f"/>
+          <v:rect id="_x0000_i1066" style="width:0;height:1.5pt" o:hralign="center" o:hrstd="t" o:hr="t" fillcolor="#a0a0a0" stroked="f"/>
         </w:pict>
       </w:r>
     </w:p>
@@ -9500,7 +9486,7 @@
           <w:szCs w:val="20"/>
         </w:rPr>
         <w:pict w14:anchorId="20DA0BD5">
-          <v:rect id="_x0000_i1598" style="width:0;height:1.5pt" o:hralign="center" o:hrstd="t" o:hr="t" fillcolor="#a0a0a0" stroked="f"/>
+          <v:rect id="_x0000_i1067" style="width:0;height:1.5pt" o:hralign="center" o:hrstd="t" o:hr="t" fillcolor="#a0a0a0" stroked="f"/>
         </w:pict>
       </w:r>
     </w:p>
@@ -9592,7 +9578,6 @@
           <w:sz w:val="20"/>
           <w:szCs w:val="20"/>
         </w:rPr>
-        <w:lastRenderedPageBreak/>
         <w:t>route optimization</w:t>
       </w:r>
     </w:p>
@@ -9638,7 +9623,7 @@
           <w:szCs w:val="20"/>
         </w:rPr>
         <w:pict w14:anchorId="6804AB0A">
-          <v:rect id="_x0000_i1599" style="width:0;height:1.5pt" o:hralign="center" o:hrstd="t" o:hr="t" fillcolor="#a0a0a0" stroked="f"/>
+          <v:rect id="_x0000_i1068" style="width:0;height:1.5pt" o:hralign="center" o:hrstd="t" o:hr="t" fillcolor="#a0a0a0" stroked="f"/>
         </w:pict>
       </w:r>
     </w:p>
@@ -9745,6 +9730,7 @@
           <w:sz w:val="20"/>
           <w:szCs w:val="20"/>
         </w:rPr>
+        <w:lastRenderedPageBreak/>
         <w:t>Example:</w:t>
       </w:r>
       <w:r>
@@ -9775,7 +9761,7 @@
           <w:szCs w:val="20"/>
         </w:rPr>
         <w:pict w14:anchorId="16229579">
-          <v:rect id="_x0000_i1600" style="width:0;height:1.5pt" o:hralign="center" o:hrstd="t" o:hr="t" fillcolor="#a0a0a0" stroked="f"/>
+          <v:rect id="_x0000_i1069" style="width:0;height:1.5pt" o:hralign="center" o:hrstd="t" o:hr="t" fillcolor="#a0a0a0" stroked="f"/>
         </w:pict>
       </w:r>
     </w:p>
@@ -9912,7 +9898,7 @@
           <w:szCs w:val="20"/>
         </w:rPr>
         <w:pict w14:anchorId="47CCF994">
-          <v:rect id="_x0000_i1601" style="width:0;height:1.5pt" o:hralign="center" o:hrstd="t" o:hr="t" fillcolor="#a0a0a0" stroked="f"/>
+          <v:rect id="_x0000_i1070" style="width:0;height:1.5pt" o:hralign="center" o:hrstd="t" o:hr="t" fillcolor="#a0a0a0" stroked="f"/>
         </w:pict>
       </w:r>
     </w:p>
@@ -10049,7 +10035,7 @@
           <w:szCs w:val="20"/>
         </w:rPr>
         <w:pict w14:anchorId="1D8F8C91">
-          <v:rect id="_x0000_i1602" style="width:0;height:1.5pt" o:hralign="center" o:hrstd="t" o:hr="t" fillcolor="#a0a0a0" stroked="f"/>
+          <v:rect id="_x0000_i1071" style="width:0;height:1.5pt" o:hralign="center" o:hrstd="t" o:hr="t" fillcolor="#a0a0a0" stroked="f"/>
         </w:pict>
       </w:r>
     </w:p>
@@ -10186,7 +10172,7 @@
           <w:szCs w:val="20"/>
         </w:rPr>
         <w:pict w14:anchorId="27105C70">
-          <v:rect id="_x0000_i1603" style="width:0;height:1.5pt" o:hralign="center" o:hrstd="t" o:hr="t" fillcolor="#a0a0a0" stroked="f"/>
+          <v:rect id="_x0000_i1072" style="width:0;height:1.5pt" o:hralign="center" o:hrstd="t" o:hr="t" fillcolor="#a0a0a0" stroked="f"/>
         </w:pict>
       </w:r>
     </w:p>
@@ -10240,7 +10226,6 @@
           <w:sz w:val="20"/>
           <w:szCs w:val="20"/>
         </w:rPr>
-        <w:lastRenderedPageBreak/>
         <w:t>crop monitoring</w:t>
       </w:r>
     </w:p>
@@ -10324,7 +10309,7 @@
           <w:szCs w:val="20"/>
         </w:rPr>
         <w:pict w14:anchorId="39B6EC49">
-          <v:rect id="_x0000_i1604" style="width:0;height:1.5pt" o:hralign="center" o:hrstd="t" o:hr="t" fillcolor="#a0a0a0" stroked="f"/>
+          <v:rect id="_x0000_i1073" style="width:0;height:1.5pt" o:hralign="center" o:hrstd="t" o:hr="t" fillcolor="#a0a0a0" stroked="f"/>
         </w:pict>
       </w:r>
     </w:p>
@@ -10418,8 +10403,9 @@
           <w:sz w:val="20"/>
           <w:szCs w:val="20"/>
         </w:rPr>
+        <w:lastRenderedPageBreak/>
         <w:pict w14:anchorId="39937DD1">
-          <v:rect id="_x0000_i1605" style="width:0;height:1.5pt" o:hralign="center" o:hrstd="t" o:hr="t" fillcolor="#a0a0a0" stroked="f"/>
+          <v:rect id="_x0000_i1074" style="width:0;height:1.5pt" o:hralign="center" o:hrstd="t" o:hr="t" fillcolor="#a0a0a0" stroked="f"/>
         </w:pict>
       </w:r>
     </w:p>
@@ -10704,7 +10690,7 @@
           <w:szCs w:val="20"/>
         </w:rPr>
         <w:pict w14:anchorId="6A4E97D6">
-          <v:rect id="_x0000_i1606" style="width:0;height:1.5pt" o:hralign="center" o:hrstd="t" o:hr="t" fillcolor="#a0a0a0" stroked="f"/>
+          <v:rect id="_x0000_i1075" style="width:0;height:1.5pt" o:hralign="center" o:hrstd="t" o:hr="t" fillcolor="#a0a0a0" stroked="f"/>
         </w:pict>
       </w:r>
     </w:p>
@@ -10770,7 +10756,7 @@
           <w:szCs w:val="20"/>
         </w:rPr>
         <w:pict w14:anchorId="6423CF92">
-          <v:rect id="_x0000_i1607" style="width:0;height:1.5pt" o:hralign="center" o:hrstd="t" o:hr="t" fillcolor="#a0a0a0" stroked="f"/>
+          <v:rect id="_x0000_i1076" style="width:0;height:1.5pt" o:hralign="center" o:hrstd="t" o:hr="t" fillcolor="#a0a0a0" stroked="f"/>
         </w:pict>
       </w:r>
     </w:p>
@@ -10836,7 +10822,7 @@
           <w:szCs w:val="20"/>
         </w:rPr>
         <w:pict w14:anchorId="4CDF0448">
-          <v:rect id="_x0000_i1608" style="width:0;height:1.5pt" o:hralign="center" o:hrstd="t" o:hr="t" fillcolor="#a0a0a0" stroked="f"/>
+          <v:rect id="_x0000_i1077" style="width:0;height:1.5pt" o:hralign="center" o:hrstd="t" o:hr="t" fillcolor="#a0a0a0" stroked="f"/>
         </w:pict>
       </w:r>
     </w:p>
@@ -10978,7 +10964,7 @@
           <w:szCs w:val="20"/>
         </w:rPr>
         <w:pict w14:anchorId="22B41BBE">
-          <v:rect id="_x0000_i1609" style="width:0;height:1.5pt" o:hralign="center" o:hrstd="t" o:hr="t" fillcolor="#a0a0a0" stroked="f"/>
+          <v:rect id="_x0000_i1078" style="width:0;height:1.5pt" o:hralign="center" o:hrstd="t" o:hr="t" fillcolor="#a0a0a0" stroked="f"/>
         </w:pict>
       </w:r>
     </w:p>
@@ -11034,7 +11020,6 @@
                 <w:sz w:val="20"/>
                 <w:szCs w:val="20"/>
               </w:rPr>
-              <w:lastRenderedPageBreak/>
               <w:t>Topic</w:t>
             </w:r>
           </w:p>
@@ -11275,7 +11260,7 @@
           <w:szCs w:val="20"/>
         </w:rPr>
         <w:pict w14:anchorId="72991CD7">
-          <v:rect id="_x0000_i1610" style="width:0;height:1.5pt" o:hralign="center" o:hrstd="t" o:hr="t" fillcolor="#a0a0a0" stroked="f"/>
+          <v:rect id="_x0000_i1079" style="width:0;height:1.5pt" o:hralign="center" o:hrstd="t" o:hr="t" fillcolor="#a0a0a0" stroked="f"/>
         </w:pict>
       </w:r>
       <w:r>
@@ -11319,6 +11304,7 @@
           <w:sz w:val="20"/>
           <w:szCs w:val="20"/>
         </w:rPr>
+        <w:lastRenderedPageBreak/>
         <w:t>what makes a problem an AI problem</w:t>
       </w:r>
     </w:p>
@@ -11420,7 +11406,7 @@
           <w:szCs w:val="20"/>
         </w:rPr>
         <w:pict w14:anchorId="76F4559E">
-          <v:rect id="_x0000_i1611" style="width:0;height:1.5pt" o:hralign="center" o:hrstd="t" o:hr="t" fillcolor="#a0a0a0" stroked="f"/>
+          <v:rect id="_x0000_i1080" style="width:0;height:1.5pt" o:hralign="center" o:hrstd="t" o:hr="t" fillcolor="#a0a0a0" stroked="f"/>
         </w:pict>
       </w:r>
     </w:p>
@@ -11663,21 +11649,12 @@
           <w:szCs w:val="20"/>
         </w:rPr>
       </w:pPr>
-      <w:proofErr w:type="spellStart"/>
-      <w:r>
-        <w:rPr>
-          <w:sz w:val="20"/>
-          <w:szCs w:val="20"/>
-        </w:rPr>
-        <w:t>Analyze</w:t>
-      </w:r>
-      <w:proofErr w:type="spellEnd"/>
-      <w:r>
-        <w:rPr>
-          <w:sz w:val="20"/>
-          <w:szCs w:val="20"/>
-        </w:rPr>
-        <w:t xml:space="preserve"> the board</w:t>
+      <w:r>
+        <w:rPr>
+          <w:sz w:val="20"/>
+          <w:szCs w:val="20"/>
+        </w:rPr>
+        <w:t>Analyze the board</w:t>
       </w:r>
     </w:p>
     <w:p>
@@ -11765,7 +11742,7 @@
           <w:szCs w:val="20"/>
         </w:rPr>
         <w:pict w14:anchorId="168595CC">
-          <v:rect id="_x0000_i1612" style="width:0;height:1.5pt" o:hralign="center" o:hrstd="t" o:hr="t" fillcolor="#a0a0a0" stroked="f"/>
+          <v:rect id="_x0000_i1081" style="width:0;height:1.5pt" o:hralign="center" o:hrstd="t" o:hr="t" fillcolor="#a0a0a0" stroked="f"/>
         </w:pict>
       </w:r>
     </w:p>
@@ -11853,7 +11830,6 @@
                 <w:sz w:val="20"/>
                 <w:szCs w:val="20"/>
               </w:rPr>
-              <w:lastRenderedPageBreak/>
               <w:t>Type</w:t>
             </w:r>
           </w:p>
@@ -12218,6 +12194,7 @@
                 <w:sz w:val="20"/>
                 <w:szCs w:val="20"/>
               </w:rPr>
+              <w:lastRenderedPageBreak/>
               <w:t>Natural Language Problems</w:t>
             </w:r>
           </w:p>
@@ -12354,7 +12331,7 @@
           <w:szCs w:val="20"/>
         </w:rPr>
         <w:pict w14:anchorId="1DD06F47">
-          <v:rect id="_x0000_i1613" style="width:0;height:1.5pt" o:hralign="center" o:hrstd="t" o:hr="t" fillcolor="#a0a0a0" stroked="f"/>
+          <v:rect id="_x0000_i1082" style="width:0;height:1.5pt" o:hralign="center" o:hrstd="t" o:hr="t" fillcolor="#a0a0a0" stroked="f"/>
         </w:pict>
       </w:r>
     </w:p>
@@ -12524,7 +12501,7 @@
           <w:szCs w:val="20"/>
         </w:rPr>
         <w:pict w14:anchorId="6049CB29">
-          <v:rect id="_x0000_i1614" style="width:0;height:1.5pt" o:hralign="center" o:hrstd="t" o:hr="t" fillcolor="#a0a0a0" stroked="f"/>
+          <v:rect id="_x0000_i1083" style="width:0;height:1.5pt" o:hralign="center" o:hrstd="t" o:hr="t" fillcolor="#a0a0a0" stroked="f"/>
         </w:pict>
       </w:r>
     </w:p>
@@ -12680,7 +12657,7 @@
           <w:szCs w:val="20"/>
         </w:rPr>
         <w:pict w14:anchorId="0A03D1F8">
-          <v:rect id="_x0000_i1615" style="width:0;height:1.5pt" o:hralign="center" o:hrstd="t" o:hr="t" fillcolor="#a0a0a0" stroked="f"/>
+          <v:rect id="_x0000_i1084" style="width:0;height:1.5pt" o:hralign="center" o:hrstd="t" o:hr="t" fillcolor="#a0a0a0" stroked="f"/>
         </w:pict>
       </w:r>
     </w:p>
@@ -12760,7 +12737,7 @@
           <w:szCs w:val="20"/>
         </w:rPr>
         <w:pict w14:anchorId="4F9AC40D">
-          <v:rect id="_x0000_i1616" style="width:0;height:1.5pt" o:hralign="center" o:hrstd="t" o:hr="t" fillcolor="#a0a0a0" stroked="f"/>
+          <v:rect id="_x0000_i1085" style="width:0;height:1.5pt" o:hralign="center" o:hrstd="t" o:hr="t" fillcolor="#a0a0a0" stroked="f"/>
         </w:pict>
       </w:r>
     </w:p>
@@ -12848,7 +12825,6 @@
           <w:sz w:val="20"/>
           <w:szCs w:val="20"/>
         </w:rPr>
-        <w:lastRenderedPageBreak/>
         <w:t>speech recognition</w:t>
       </w:r>
     </w:p>
@@ -12899,7 +12875,7 @@
           <w:szCs w:val="20"/>
         </w:rPr>
         <w:pict w14:anchorId="7F5FFFF5">
-          <v:rect id="_x0000_i1617" style="width:0;height:1.5pt" o:hralign="center" o:hrstd="t" o:hr="t" fillcolor="#a0a0a0" stroked="f"/>
+          <v:rect id="_x0000_i1086" style="width:0;height:1.5pt" o:hralign="center" o:hrstd="t" o:hr="t" fillcolor="#a0a0a0" stroked="f"/>
         </w:pict>
       </w:r>
     </w:p>
@@ -12968,6 +12944,7 @@
           <w:sz w:val="20"/>
           <w:szCs w:val="20"/>
         </w:rPr>
+        <w:lastRenderedPageBreak/>
         <w:t>translation</w:t>
       </w:r>
     </w:p>
@@ -13022,7 +12999,7 @@
           <w:szCs w:val="20"/>
         </w:rPr>
         <w:pict w14:anchorId="20EB6705">
-          <v:rect id="_x0000_i1618" style="width:0;height:1.5pt" o:hralign="center" o:hrstd="t" o:hr="t" fillcolor="#a0a0a0" stroked="f"/>
+          <v:rect id="_x0000_i1087" style="width:0;height:1.5pt" o:hralign="center" o:hrstd="t" o:hr="t" fillcolor="#a0a0a0" stroked="f"/>
         </w:pict>
       </w:r>
     </w:p>
@@ -13118,7 +13095,7 @@
           <w:szCs w:val="20"/>
         </w:rPr>
         <w:pict w14:anchorId="01DBFEF7">
-          <v:rect id="_x0000_i1619" style="width:0;height:1.5pt" o:hralign="center" o:hrstd="t" o:hr="t" fillcolor="#a0a0a0" stroked="f"/>
+          <v:rect id="_x0000_i1088" style="width:0;height:1.5pt" o:hralign="center" o:hrstd="t" o:hr="t" fillcolor="#a0a0a0" stroked="f"/>
         </w:pict>
       </w:r>
     </w:p>
@@ -13579,7 +13556,7 @@
           <w:szCs w:val="20"/>
         </w:rPr>
         <w:pict w14:anchorId="6FD0FC87">
-          <v:rect id="_x0000_i1620" style="width:0;height:1.5pt" o:hralign="center" o:hrstd="t" o:hr="t" fillcolor="#a0a0a0" stroked="f"/>
+          <v:rect id="_x0000_i1089" style="width:0;height:1.5pt" o:hralign="center" o:hrstd="t" o:hr="t" fillcolor="#a0a0a0" stroked="f"/>
         </w:pict>
       </w:r>
     </w:p>
@@ -13614,23 +13591,7 @@
           <w:sz w:val="20"/>
           <w:szCs w:val="20"/>
         </w:rPr>
-        <w:t xml:space="preserve">AI </w:t>
-      </w:r>
-      <w:proofErr w:type="spellStart"/>
-      <w:r>
-        <w:rPr>
-          <w:sz w:val="20"/>
-          <w:szCs w:val="20"/>
-        </w:rPr>
-        <w:t>analyzes</w:t>
-      </w:r>
-      <w:proofErr w:type="spellEnd"/>
-      <w:r>
-        <w:rPr>
-          <w:sz w:val="20"/>
-          <w:szCs w:val="20"/>
-        </w:rPr>
-        <w:t xml:space="preserve"> patient data to detect diseases.</w:t>
+        <w:t>AI analyzes patient data to detect diseases.</w:t>
       </w:r>
     </w:p>
     <w:p>
@@ -13683,7 +13644,6 @@
           <w:sz w:val="20"/>
           <w:szCs w:val="20"/>
         </w:rPr>
-        <w:lastRenderedPageBreak/>
         <w:t>medical history</w:t>
       </w:r>
     </w:p>
@@ -13734,7 +13694,7 @@
           <w:szCs w:val="20"/>
         </w:rPr>
         <w:pict w14:anchorId="3F74CD18">
-          <v:rect id="_x0000_i1621" style="width:0;height:1.5pt" o:hralign="center" o:hrstd="t" o:hr="t" fillcolor="#a0a0a0" stroked="f"/>
+          <v:rect id="_x0000_i1090" style="width:0;height:1.5pt" o:hralign="center" o:hrstd="t" o:hr="t" fillcolor="#a0a0a0" stroked="f"/>
         </w:pict>
       </w:r>
     </w:p>
@@ -13807,6 +13767,7 @@
           <w:sz w:val="20"/>
           <w:szCs w:val="20"/>
         </w:rPr>
+        <w:lastRenderedPageBreak/>
         <w:t>traffic prediction</w:t>
       </w:r>
     </w:p>
@@ -13838,7 +13799,7 @@
           <w:szCs w:val="20"/>
         </w:rPr>
         <w:pict w14:anchorId="7EECDA78">
-          <v:rect id="_x0000_i1622" style="width:0;height:1.5pt" o:hralign="center" o:hrstd="t" o:hr="t" fillcolor="#a0a0a0" stroked="f"/>
+          <v:rect id="_x0000_i1091" style="width:0;height:1.5pt" o:hralign="center" o:hrstd="t" o:hr="t" fillcolor="#a0a0a0" stroked="f"/>
         </w:pict>
       </w:r>
     </w:p>
@@ -13946,7 +13907,7 @@
           <w:szCs w:val="20"/>
         </w:rPr>
         <w:pict w14:anchorId="5F863C1B">
-          <v:rect id="_x0000_i1623" style="width:0;height:1.5pt" o:hralign="center" o:hrstd="t" o:hr="t" fillcolor="#a0a0a0" stroked="f"/>
+          <v:rect id="_x0000_i1092" style="width:0;height:1.5pt" o:hralign="center" o:hrstd="t" o:hr="t" fillcolor="#a0a0a0" stroked="f"/>
         </w:pict>
       </w:r>
     </w:p>
@@ -13996,23 +13957,7 @@
           <w:sz w:val="20"/>
           <w:szCs w:val="20"/>
         </w:rPr>
-        <w:t xml:space="preserve">AI </w:t>
-      </w:r>
-      <w:proofErr w:type="spellStart"/>
-      <w:r>
-        <w:rPr>
-          <w:sz w:val="20"/>
-          <w:szCs w:val="20"/>
-        </w:rPr>
-        <w:t>analyzes</w:t>
-      </w:r>
-      <w:proofErr w:type="spellEnd"/>
-      <w:r>
-        <w:rPr>
-          <w:sz w:val="20"/>
-          <w:szCs w:val="20"/>
-        </w:rPr>
-        <w:t xml:space="preserve"> patterns in financial data.</w:t>
+        <w:t>AI analyzes patterns in financial data.</w:t>
       </w:r>
     </w:p>
     <w:p>
@@ -14028,7 +13973,7 @@
           <w:szCs w:val="20"/>
         </w:rPr>
         <w:pict w14:anchorId="3BBCC43B">
-          <v:rect id="_x0000_i1624" style="width:0;height:1.5pt" o:hralign="center" o:hrstd="t" o:hr="t" fillcolor="#a0a0a0" stroked="f"/>
+          <v:rect id="_x0000_i1093" style="width:0;height:1.5pt" o:hralign="center" o:hrstd="t" o:hr="t" fillcolor="#a0a0a0" stroked="f"/>
         </w:pict>
       </w:r>
     </w:p>
@@ -14390,7 +14335,7 @@
           <w:szCs w:val="20"/>
         </w:rPr>
         <w:pict w14:anchorId="53C0DEE7">
-          <v:rect id="_x0000_i1625" style="width:0;height:1.5pt" o:hralign="center" o:hrstd="t" o:hr="t" fillcolor="#a0a0a0" stroked="f"/>
+          <v:rect id="_x0000_i1094" style="width:0;height:1.5pt" o:hralign="center" o:hrstd="t" o:hr="t" fillcolor="#a0a0a0" stroked="f"/>
         </w:pict>
       </w:r>
     </w:p>
@@ -14500,17 +14445,274 @@
           <w:sz w:val="20"/>
           <w:szCs w:val="20"/>
         </w:rPr>
+        <w:t xml:space="preserve">This is called </w:t>
+      </w:r>
+      <w:r>
+        <w:rPr>
+          <w:b/>
+          <w:bCs/>
+          <w:sz w:val="20"/>
+          <w:szCs w:val="20"/>
+        </w:rPr>
+        <w:t>combinatorial explosion</w:t>
+      </w:r>
+      <w:r>
+        <w:rPr>
+          <w:sz w:val="20"/>
+          <w:szCs w:val="20"/>
+        </w:rPr>
+        <w:t>.</w:t>
+      </w:r>
+    </w:p>
+    <w:p>
+      <w:pPr>
+        <w:rPr>
+          <w:sz w:val="20"/>
+          <w:szCs w:val="20"/>
+        </w:rPr>
+      </w:pPr>
+      <w:r>
+        <w:rPr>
+          <w:sz w:val="20"/>
+          <w:szCs w:val="20"/>
+        </w:rPr>
+        <w:pict w14:anchorId="29342B19">
+          <v:rect id="_x0000_i1095" style="width:0;height:1.5pt" o:hralign="center" o:hrstd="t" o:hr="t" fillcolor="#a0a0a0" stroked="f"/>
+        </w:pict>
+      </w:r>
+    </w:p>
+    <w:p>
+      <w:pPr>
+        <w:rPr>
+          <w:b/>
+          <w:bCs/>
+          <w:sz w:val="20"/>
+          <w:szCs w:val="20"/>
+        </w:rPr>
+      </w:pPr>
+      <w:r>
+        <w:rPr>
+          <w:b/>
+          <w:bCs/>
+          <w:sz w:val="20"/>
+          <w:szCs w:val="20"/>
+        </w:rPr>
+        <w:t>Uncertainty</w:t>
+      </w:r>
+    </w:p>
+    <w:p>
+      <w:pPr>
+        <w:rPr>
+          <w:sz w:val="20"/>
+          <w:szCs w:val="20"/>
+        </w:rPr>
+      </w:pPr>
+      <w:r>
+        <w:rPr>
+          <w:sz w:val="20"/>
+          <w:szCs w:val="20"/>
+        </w:rPr>
+        <w:t>AI systems often deal with incomplete or uncertain information.</w:t>
+      </w:r>
+    </w:p>
+    <w:p>
+      <w:pPr>
+        <w:rPr>
+          <w:sz w:val="20"/>
+          <w:szCs w:val="20"/>
+        </w:rPr>
+      </w:pPr>
+      <w:r>
+        <w:rPr>
+          <w:sz w:val="20"/>
+          <w:szCs w:val="20"/>
+        </w:rPr>
+        <w:t>Example:</w:t>
+      </w:r>
+      <w:r>
+        <w:rPr>
+          <w:sz w:val="20"/>
+          <w:szCs w:val="20"/>
+        </w:rPr>
+        <w:t xml:space="preserve"> </w:t>
+      </w:r>
+      <w:r>
+        <w:rPr>
+          <w:sz w:val="20"/>
+          <w:szCs w:val="20"/>
+        </w:rPr>
+        <w:t>Medical diagnosis.</w:t>
+      </w:r>
+    </w:p>
+    <w:p>
+      <w:pPr>
+        <w:rPr>
+          <w:sz w:val="20"/>
+          <w:szCs w:val="20"/>
+        </w:rPr>
+      </w:pPr>
+      <w:r>
+        <w:rPr>
+          <w:sz w:val="20"/>
+          <w:szCs w:val="20"/>
+        </w:rPr>
+        <w:t>A symptom may indicate multiple diseases.</w:t>
+      </w:r>
+    </w:p>
+    <w:p>
+      <w:pPr>
+        <w:rPr>
+          <w:sz w:val="20"/>
+          <w:szCs w:val="20"/>
+        </w:rPr>
+      </w:pPr>
+      <w:r>
+        <w:rPr>
+          <w:sz w:val="20"/>
+          <w:szCs w:val="20"/>
+        </w:rPr>
+        <w:t>AI must reason with probabilities.</w:t>
+      </w:r>
+    </w:p>
+    <w:p>
+      <w:pPr>
+        <w:rPr>
+          <w:sz w:val="20"/>
+          <w:szCs w:val="20"/>
+        </w:rPr>
+      </w:pPr>
+      <w:r>
+        <w:rPr>
+          <w:sz w:val="20"/>
+          <w:szCs w:val="20"/>
+        </w:rPr>
         <w:lastRenderedPageBreak/>
-        <w:t xml:space="preserve">This is called </w:t>
-      </w:r>
-      <w:r>
-        <w:rPr>
-          <w:b/>
-          <w:bCs/>
-          <w:sz w:val="20"/>
-          <w:szCs w:val="20"/>
-        </w:rPr>
-        <w:t>combinatorial explosion</w:t>
+        <w:pict w14:anchorId="51661621">
+          <v:rect id="_x0000_i1096" style="width:0;height:1.5pt" o:hralign="center" o:hrstd="t" o:hr="t" fillcolor="#a0a0a0" stroked="f"/>
+        </w:pict>
+      </w:r>
+    </w:p>
+    <w:p>
+      <w:pPr>
+        <w:rPr>
+          <w:b/>
+          <w:bCs/>
+          <w:sz w:val="20"/>
+          <w:szCs w:val="20"/>
+        </w:rPr>
+      </w:pPr>
+      <w:r>
+        <w:rPr>
+          <w:b/>
+          <w:bCs/>
+          <w:sz w:val="20"/>
+          <w:szCs w:val="20"/>
+        </w:rPr>
+        <w:t>Dynamic Environment</w:t>
+      </w:r>
+    </w:p>
+    <w:p>
+      <w:pPr>
+        <w:rPr>
+          <w:sz w:val="20"/>
+          <w:szCs w:val="20"/>
+        </w:rPr>
+      </w:pPr>
+      <w:r>
+        <w:rPr>
+          <w:sz w:val="20"/>
+          <w:szCs w:val="20"/>
+        </w:rPr>
+        <w:t>The environment may change during problem solving.</w:t>
+      </w:r>
+    </w:p>
+    <w:p>
+      <w:pPr>
+        <w:rPr>
+          <w:sz w:val="20"/>
+          <w:szCs w:val="20"/>
+        </w:rPr>
+      </w:pPr>
+      <w:r>
+        <w:rPr>
+          <w:sz w:val="20"/>
+          <w:szCs w:val="20"/>
+        </w:rPr>
+        <w:t>Example:</w:t>
+      </w:r>
+      <w:r>
+        <w:rPr>
+          <w:sz w:val="20"/>
+          <w:szCs w:val="20"/>
+        </w:rPr>
+        <w:t xml:space="preserve"> </w:t>
+      </w:r>
+      <w:r>
+        <w:rPr>
+          <w:sz w:val="20"/>
+          <w:szCs w:val="20"/>
+        </w:rPr>
+        <w:t>Autonomous vehicles dealing with moving traffic.</w:t>
+      </w:r>
+    </w:p>
+    <w:p>
+      <w:pPr>
+        <w:rPr>
+          <w:sz w:val="20"/>
+          <w:szCs w:val="20"/>
+        </w:rPr>
+      </w:pPr>
+      <w:r>
+        <w:rPr>
+          <w:sz w:val="20"/>
+          <w:szCs w:val="20"/>
+        </w:rPr>
+        <w:pict w14:anchorId="546BC4BB">
+          <v:rect id="_x0000_i1097" style="width:0;height:1.5pt" o:hralign="center" o:hrstd="t" o:hr="t" fillcolor="#a0a0a0" stroked="f"/>
+        </w:pict>
+      </w:r>
+    </w:p>
+    <w:p>
+      <w:pPr>
+        <w:rPr>
+          <w:b/>
+          <w:bCs/>
+          <w:sz w:val="20"/>
+          <w:szCs w:val="20"/>
+        </w:rPr>
+      </w:pPr>
+      <w:r>
+        <w:rPr>
+          <w:b/>
+          <w:bCs/>
+          <w:sz w:val="20"/>
+          <w:szCs w:val="20"/>
+        </w:rPr>
+        <w:t>Knowledge Intensive</w:t>
+      </w:r>
+    </w:p>
+    <w:p>
+      <w:pPr>
+        <w:rPr>
+          <w:sz w:val="20"/>
+          <w:szCs w:val="20"/>
+        </w:rPr>
+      </w:pPr>
+      <w:r>
+        <w:rPr>
+          <w:sz w:val="20"/>
+          <w:szCs w:val="20"/>
+        </w:rPr>
+        <w:t xml:space="preserve">AI problems require </w:t>
+      </w:r>
+      <w:r>
+        <w:rPr>
+          <w:b/>
+          <w:bCs/>
+          <w:sz w:val="20"/>
+          <w:szCs w:val="20"/>
+        </w:rPr>
+        <w:t>domain knowledge</w:t>
       </w:r>
       <w:r>
         <w:rPr>
@@ -14532,8 +14734,37 @@
           <w:sz w:val="20"/>
           <w:szCs w:val="20"/>
         </w:rPr>
-        <w:pict w14:anchorId="29342B19">
-          <v:rect id="_x0000_i1626" style="width:0;height:1.5pt" o:hralign="center" o:hrstd="t" o:hr="t" fillcolor="#a0a0a0" stroked="f"/>
+        <w:t>Example:</w:t>
+      </w:r>
+      <w:r>
+        <w:rPr>
+          <w:sz w:val="20"/>
+          <w:szCs w:val="20"/>
+        </w:rPr>
+        <w:t xml:space="preserve"> </w:t>
+      </w:r>
+      <w:r>
+        <w:rPr>
+          <w:sz w:val="20"/>
+          <w:szCs w:val="20"/>
+        </w:rPr>
+        <w:t>Medical expert systems require medical knowledge.</w:t>
+      </w:r>
+    </w:p>
+    <w:p>
+      <w:pPr>
+        <w:rPr>
+          <w:sz w:val="20"/>
+          <w:szCs w:val="20"/>
+        </w:rPr>
+      </w:pPr>
+      <w:r>
+        <w:rPr>
+          <w:sz w:val="20"/>
+          <w:szCs w:val="20"/>
+        </w:rPr>
+        <w:pict w14:anchorId="4567247B">
+          <v:rect id="_x0000_i1098" style="width:0;height:1.5pt" o:hralign="center" o:hrstd="t" o:hr="t" fillcolor="#a0a0a0" stroked="f"/>
         </w:pict>
       </w:r>
     </w:p>
@@ -14553,22 +14784,22 @@
           <w:sz w:val="20"/>
           <w:szCs w:val="20"/>
         </w:rPr>
-        <w:t>Uncertainty</w:t>
-      </w:r>
-    </w:p>
-    <w:p>
-      <w:pPr>
-        <w:rPr>
-          <w:sz w:val="20"/>
-          <w:szCs w:val="20"/>
-        </w:rPr>
-      </w:pPr>
-      <w:r>
-        <w:rPr>
-          <w:sz w:val="20"/>
-          <w:szCs w:val="20"/>
-        </w:rPr>
-        <w:t>AI systems often deal with incomplete or uncertain information.</w:t>
+        <w:t>Goal-Oriented Behavior</w:t>
+      </w:r>
+    </w:p>
+    <w:p>
+      <w:pPr>
+        <w:rPr>
+          <w:sz w:val="20"/>
+          <w:szCs w:val="20"/>
+        </w:rPr>
+      </w:pPr>
+      <w:r>
+        <w:rPr>
+          <w:sz w:val="20"/>
+          <w:szCs w:val="20"/>
+        </w:rPr>
+        <w:t>AI problems aim to achieve a specific goal.</w:t>
       </w:r>
     </w:p>
     <w:p>
@@ -14597,53 +14828,23 @@
           <w:sz w:val="20"/>
           <w:szCs w:val="20"/>
         </w:rPr>
-        <w:t>Medical diagnosis.</w:t>
-      </w:r>
-    </w:p>
-    <w:p>
-      <w:pPr>
-        <w:rPr>
-          <w:sz w:val="20"/>
-          <w:szCs w:val="20"/>
-        </w:rPr>
-      </w:pPr>
-      <w:r>
-        <w:rPr>
-          <w:sz w:val="20"/>
-          <w:szCs w:val="20"/>
-        </w:rPr>
-        <w:t>A symptom may indicate multiple diseases.</w:t>
-      </w:r>
-    </w:p>
-    <w:p>
-      <w:pPr>
-        <w:rPr>
-          <w:sz w:val="20"/>
-          <w:szCs w:val="20"/>
-        </w:rPr>
-      </w:pPr>
-      <w:r>
-        <w:rPr>
-          <w:sz w:val="20"/>
-          <w:szCs w:val="20"/>
-        </w:rPr>
-        <w:t>AI must reason with probabilities.</w:t>
-      </w:r>
-    </w:p>
-    <w:p>
-      <w:pPr>
-        <w:rPr>
-          <w:sz w:val="20"/>
-          <w:szCs w:val="20"/>
-        </w:rPr>
-      </w:pPr>
-      <w:r>
-        <w:rPr>
-          <w:sz w:val="20"/>
-          <w:szCs w:val="20"/>
-        </w:rPr>
-        <w:pict w14:anchorId="51661621">
-          <v:rect id="_x0000_i1627" style="width:0;height:1.5pt" o:hralign="center" o:hrstd="t" o:hr="t" fillcolor="#a0a0a0" stroked="f"/>
+        <w:t>Robot navigating from point A to point B.</w:t>
+      </w:r>
+    </w:p>
+    <w:p>
+      <w:pPr>
+        <w:rPr>
+          <w:sz w:val="20"/>
+          <w:szCs w:val="20"/>
+        </w:rPr>
+      </w:pPr>
+      <w:r>
+        <w:rPr>
+          <w:sz w:val="20"/>
+          <w:szCs w:val="20"/>
+        </w:rPr>
+        <w:pict w14:anchorId="20EF67C4">
+          <v:rect id="_x0000_i1099" style="width:0;height:1.5pt" o:hralign="center" o:hrstd="t" o:hr="t" fillcolor="#a0a0a0" stroked="f"/>
         </w:pict>
       </w:r>
     </w:p>
@@ -14663,111 +14864,31 @@
           <w:sz w:val="20"/>
           <w:szCs w:val="20"/>
         </w:rPr>
-        <w:t>Dynamic Environment</w:t>
-      </w:r>
-    </w:p>
-    <w:p>
-      <w:pPr>
-        <w:rPr>
-          <w:sz w:val="20"/>
-          <w:szCs w:val="20"/>
-        </w:rPr>
-      </w:pPr>
-      <w:r>
-        <w:rPr>
-          <w:sz w:val="20"/>
-          <w:szCs w:val="20"/>
-        </w:rPr>
-        <w:t>The environment may change during problem solving.</w:t>
-      </w:r>
-    </w:p>
-    <w:p>
-      <w:pPr>
-        <w:rPr>
-          <w:sz w:val="20"/>
-          <w:szCs w:val="20"/>
-        </w:rPr>
-      </w:pPr>
-      <w:r>
-        <w:rPr>
-          <w:sz w:val="20"/>
-          <w:szCs w:val="20"/>
-        </w:rPr>
-        <w:t>Example:</w:t>
-      </w:r>
-      <w:r>
-        <w:rPr>
-          <w:sz w:val="20"/>
-          <w:szCs w:val="20"/>
-        </w:rPr>
-        <w:t xml:space="preserve"> </w:t>
-      </w:r>
-      <w:r>
-        <w:rPr>
-          <w:sz w:val="20"/>
-          <w:szCs w:val="20"/>
-        </w:rPr>
-        <w:t>Autonomous vehicles dealing with moving traffic.</w:t>
-      </w:r>
-    </w:p>
-    <w:p>
-      <w:pPr>
-        <w:rPr>
-          <w:sz w:val="20"/>
-          <w:szCs w:val="20"/>
-        </w:rPr>
-      </w:pPr>
-      <w:r>
-        <w:rPr>
-          <w:sz w:val="20"/>
-          <w:szCs w:val="20"/>
-        </w:rPr>
-        <w:pict w14:anchorId="546BC4BB">
-          <v:rect id="_x0000_i1628" style="width:0;height:1.5pt" o:hralign="center" o:hrstd="t" o:hr="t" fillcolor="#a0a0a0" stroked="f"/>
-        </w:pict>
-      </w:r>
-    </w:p>
-    <w:p>
-      <w:pPr>
-        <w:rPr>
-          <w:b/>
-          <w:bCs/>
-          <w:sz w:val="20"/>
-          <w:szCs w:val="20"/>
-        </w:rPr>
-      </w:pPr>
-      <w:r>
-        <w:rPr>
-          <w:b/>
-          <w:bCs/>
-          <w:sz w:val="20"/>
-          <w:szCs w:val="20"/>
-        </w:rPr>
-        <w:t>Knowledge Intensive</w:t>
-      </w:r>
-    </w:p>
-    <w:p>
-      <w:pPr>
-        <w:rPr>
-          <w:sz w:val="20"/>
-          <w:szCs w:val="20"/>
-        </w:rPr>
-      </w:pPr>
-      <w:r>
-        <w:rPr>
-          <w:sz w:val="20"/>
-          <w:szCs w:val="20"/>
-        </w:rPr>
-        <w:t xml:space="preserve">AI problems require </w:t>
-      </w:r>
-      <w:r>
-        <w:rPr>
-          <w:b/>
-          <w:bCs/>
-          <w:sz w:val="20"/>
-          <w:szCs w:val="20"/>
-        </w:rPr>
-        <w:t>domain knowledge</w:t>
+        <w:t>5. Complexity of AI Problems</w:t>
+      </w:r>
+    </w:p>
+    <w:p>
+      <w:pPr>
+        <w:rPr>
+          <w:sz w:val="20"/>
+          <w:szCs w:val="20"/>
+        </w:rPr>
+      </w:pPr>
+      <w:r>
+        <w:rPr>
+          <w:sz w:val="20"/>
+          <w:szCs w:val="20"/>
+        </w:rPr>
+        <w:t xml:space="preserve">AI problems are often </w:t>
+      </w:r>
+      <w:r>
+        <w:rPr>
+          <w:b/>
+          <w:bCs/>
+          <w:sz w:val="20"/>
+          <w:szCs w:val="20"/>
+        </w:rPr>
+        <w:t>computationally complex</w:t>
       </w:r>
       <w:r>
         <w:rPr>
@@ -14789,193 +14910,6 @@
           <w:sz w:val="20"/>
           <w:szCs w:val="20"/>
         </w:rPr>
-        <w:t>Example:</w:t>
-      </w:r>
-      <w:r>
-        <w:rPr>
-          <w:sz w:val="20"/>
-          <w:szCs w:val="20"/>
-        </w:rPr>
-        <w:t xml:space="preserve"> </w:t>
-      </w:r>
-      <w:r>
-        <w:rPr>
-          <w:sz w:val="20"/>
-          <w:szCs w:val="20"/>
-        </w:rPr>
-        <w:t>Medical expert systems require medical knowledge.</w:t>
-      </w:r>
-    </w:p>
-    <w:p>
-      <w:pPr>
-        <w:rPr>
-          <w:sz w:val="20"/>
-          <w:szCs w:val="20"/>
-        </w:rPr>
-      </w:pPr>
-      <w:r>
-        <w:rPr>
-          <w:sz w:val="20"/>
-          <w:szCs w:val="20"/>
-        </w:rPr>
-        <w:pict w14:anchorId="4567247B">
-          <v:rect id="_x0000_i1629" style="width:0;height:1.5pt" o:hralign="center" o:hrstd="t" o:hr="t" fillcolor="#a0a0a0" stroked="f"/>
-        </w:pict>
-      </w:r>
-    </w:p>
-    <w:p>
-      <w:pPr>
-        <w:rPr>
-          <w:b/>
-          <w:bCs/>
-          <w:sz w:val="20"/>
-          <w:szCs w:val="20"/>
-        </w:rPr>
-      </w:pPr>
-      <w:r>
-        <w:rPr>
-          <w:b/>
-          <w:bCs/>
-          <w:sz w:val="20"/>
-          <w:szCs w:val="20"/>
-        </w:rPr>
-        <w:t xml:space="preserve">Goal-Oriented </w:t>
-      </w:r>
-      <w:proofErr w:type="spellStart"/>
-      <w:r>
-        <w:rPr>
-          <w:b/>
-          <w:bCs/>
-          <w:sz w:val="20"/>
-          <w:szCs w:val="20"/>
-        </w:rPr>
-        <w:t>Behavior</w:t>
-      </w:r>
-      <w:proofErr w:type="spellEnd"/>
-    </w:p>
-    <w:p>
-      <w:pPr>
-        <w:rPr>
-          <w:sz w:val="20"/>
-          <w:szCs w:val="20"/>
-        </w:rPr>
-      </w:pPr>
-      <w:r>
-        <w:rPr>
-          <w:sz w:val="20"/>
-          <w:szCs w:val="20"/>
-        </w:rPr>
-        <w:t>AI problems aim to achieve a specific goal.</w:t>
-      </w:r>
-    </w:p>
-    <w:p>
-      <w:pPr>
-        <w:rPr>
-          <w:sz w:val="20"/>
-          <w:szCs w:val="20"/>
-        </w:rPr>
-      </w:pPr>
-      <w:r>
-        <w:rPr>
-          <w:sz w:val="20"/>
-          <w:szCs w:val="20"/>
-        </w:rPr>
-        <w:t>Example:</w:t>
-      </w:r>
-      <w:r>
-        <w:rPr>
-          <w:sz w:val="20"/>
-          <w:szCs w:val="20"/>
-        </w:rPr>
-        <w:t xml:space="preserve"> </w:t>
-      </w:r>
-      <w:r>
-        <w:rPr>
-          <w:sz w:val="20"/>
-          <w:szCs w:val="20"/>
-        </w:rPr>
-        <w:t>Robot navigating from point A to point B.</w:t>
-      </w:r>
-    </w:p>
-    <w:p>
-      <w:pPr>
-        <w:rPr>
-          <w:sz w:val="20"/>
-          <w:szCs w:val="20"/>
-        </w:rPr>
-      </w:pPr>
-      <w:r>
-        <w:rPr>
-          <w:sz w:val="20"/>
-          <w:szCs w:val="20"/>
-        </w:rPr>
-        <w:pict w14:anchorId="20EF67C4">
-          <v:rect id="_x0000_i1630" style="width:0;height:1.5pt" o:hralign="center" o:hrstd="t" o:hr="t" fillcolor="#a0a0a0" stroked="f"/>
-        </w:pict>
-      </w:r>
-    </w:p>
-    <w:p>
-      <w:pPr>
-        <w:rPr>
-          <w:b/>
-          <w:bCs/>
-          <w:sz w:val="20"/>
-          <w:szCs w:val="20"/>
-        </w:rPr>
-      </w:pPr>
-      <w:r>
-        <w:rPr>
-          <w:b/>
-          <w:bCs/>
-          <w:sz w:val="20"/>
-          <w:szCs w:val="20"/>
-        </w:rPr>
-        <w:t>5. Complexity of AI Problems</w:t>
-      </w:r>
-    </w:p>
-    <w:p>
-      <w:pPr>
-        <w:rPr>
-          <w:sz w:val="20"/>
-          <w:szCs w:val="20"/>
-        </w:rPr>
-      </w:pPr>
-      <w:r>
-        <w:rPr>
-          <w:sz w:val="20"/>
-          <w:szCs w:val="20"/>
-        </w:rPr>
-        <w:t xml:space="preserve">AI problems are often </w:t>
-      </w:r>
-      <w:r>
-        <w:rPr>
-          <w:b/>
-          <w:bCs/>
-          <w:sz w:val="20"/>
-          <w:szCs w:val="20"/>
-        </w:rPr>
-        <w:t>computationally complex</w:t>
-      </w:r>
-      <w:r>
-        <w:rPr>
-          <w:sz w:val="20"/>
-          <w:szCs w:val="20"/>
-        </w:rPr>
-        <w:t>.</w:t>
-      </w:r>
-    </w:p>
-    <w:p>
-      <w:pPr>
-        <w:rPr>
-          <w:sz w:val="20"/>
-          <w:szCs w:val="20"/>
-        </w:rPr>
-      </w:pPr>
-      <w:r>
-        <w:rPr>
-          <w:sz w:val="20"/>
-          <w:szCs w:val="20"/>
-        </w:rPr>
         <w:t>This means they require significant time and resources to solve.</w:t>
       </w:r>
     </w:p>
@@ -14992,7 +14926,7 @@
           <w:szCs w:val="20"/>
         </w:rPr>
         <w:pict w14:anchorId="1B6C7EF5">
-          <v:rect id="_x0000_i1631" style="width:0;height:1.5pt" o:hralign="center" o:hrstd="t" o:hr="t" fillcolor="#a0a0a0" stroked="f"/>
+          <v:rect id="_x0000_i1100" style="width:0;height:1.5pt" o:hralign="center" o:hrstd="t" o:hr="t" fillcolor="#a0a0a0" stroked="f"/>
         </w:pict>
       </w:r>
     </w:p>
@@ -15288,7 +15222,7 @@
           <w:szCs w:val="20"/>
         </w:rPr>
         <w:pict w14:anchorId="2C4F2BB0">
-          <v:rect id="_x0000_i1632" style="width:0;height:1.5pt" o:hralign="center" o:hrstd="t" o:hr="t" fillcolor="#a0a0a0" stroked="f"/>
+          <v:rect id="_x0000_i1101" style="width:0;height:1.5pt" o:hralign="center" o:hrstd="t" o:hr="t" fillcolor="#a0a0a0" stroked="f"/>
         </w:pict>
       </w:r>
     </w:p>
@@ -15338,7 +15272,6 @@
           <w:sz w:val="20"/>
           <w:szCs w:val="20"/>
         </w:rPr>
-        <w:lastRenderedPageBreak/>
         <w:t xml:space="preserve">Approximately </w:t>
       </w:r>
       <w:r>
@@ -15564,7 +15497,7 @@
           <w:szCs w:val="20"/>
         </w:rPr>
         <w:pict w14:anchorId="744BB8A1">
-          <v:rect id="_x0000_i1633" style="width:0;height:1.5pt" o:hralign="center" o:hrstd="t" o:hr="t" fillcolor="#a0a0a0" stroked="f"/>
+          <v:rect id="_x0000_i1102" style="width:0;height:1.5pt" o:hralign="center" o:hrstd="t" o:hr="t" fillcolor="#a0a0a0" stroked="f"/>
         </w:pict>
       </w:r>
     </w:p>
@@ -15584,6 +15517,7 @@
           <w:sz w:val="20"/>
           <w:szCs w:val="20"/>
         </w:rPr>
+        <w:lastRenderedPageBreak/>
         <w:t>Computational Complexity</w:t>
       </w:r>
     </w:p>
@@ -15872,7 +15806,7 @@
           <w:szCs w:val="20"/>
         </w:rPr>
         <w:pict w14:anchorId="17F6F373">
-          <v:rect id="_x0000_i1634" style="width:0;height:1.5pt" o:hralign="center" o:hrstd="t" o:hr="t" fillcolor="#a0a0a0" stroked="f"/>
+          <v:rect id="_x0000_i1103" style="width:0;height:1.5pt" o:hralign="center" o:hrstd="t" o:hr="t" fillcolor="#a0a0a0" stroked="f"/>
         </w:pict>
       </w:r>
     </w:p>
@@ -16227,7 +16161,7 @@
           <w:szCs w:val="20"/>
         </w:rPr>
         <w:pict w14:anchorId="77E63919">
-          <v:rect id="_x0000_i1635" style="width:0;height:1.5pt" o:hralign="center" o:hrstd="t" o:hr="t" fillcolor="#a0a0a0" stroked="f"/>
+          <v:rect id="_x0000_i1104" style="width:0;height:1.5pt" o:hralign="center" o:hrstd="t" o:hr="t" fillcolor="#a0a0a0" stroked="f"/>
         </w:pict>
       </w:r>
     </w:p>
@@ -16537,9 +16471,8 @@
           <w:sz w:val="20"/>
           <w:szCs w:val="20"/>
         </w:rPr>
-        <w:lastRenderedPageBreak/>
         <w:pict w14:anchorId="5629685F">
-          <v:rect id="_x0000_i1636" style="width:0;height:1.5pt" o:hralign="center" o:hrstd="t" o:hr="t" fillcolor="#a0a0a0" stroked="f"/>
+          <v:rect id="_x0000_i1105" style="width:0;height:1.5pt" o:hralign="center" o:hrstd="t" o:hr="t" fillcolor="#a0a0a0" stroked="f"/>
         </w:pict>
       </w:r>
     </w:p>
@@ -16834,8 +16767,9 @@
           <w:sz w:val="20"/>
           <w:szCs w:val="20"/>
         </w:rPr>
+        <w:lastRenderedPageBreak/>
         <w:pict w14:anchorId="0D95DAC2">
-          <v:rect id="_x0000_i1637" style="width:0;height:1.5pt" o:hralign="center" o:hrstd="t" o:hr="t" fillcolor="#a0a0a0" stroked="f"/>
+          <v:rect id="_x0000_i1106" style="width:0;height:1.5pt" o:hralign="center" o:hrstd="t" o:hr="t" fillcolor="#a0a0a0" stroked="f"/>
         </w:pict>
       </w:r>
     </w:p>
@@ -17048,7 +16982,7 @@
           <w:szCs w:val="20"/>
         </w:rPr>
         <w:pict w14:anchorId="3744ABCF">
-          <v:rect id="_x0000_i2251" style="width:0;height:1.5pt" o:hralign="center" o:hrstd="t" o:hr="t" fillcolor="#a0a0a0" stroked="f"/>
+          <v:rect id="_x0000_i1107" style="width:0;height:1.5pt" o:hralign="center" o:hrstd="t" o:hr="t" fillcolor="#a0a0a0" stroked="f"/>
         </w:pict>
       </w:r>
     </w:p>
@@ -17408,7 +17342,7 @@
           <w:szCs w:val="20"/>
         </w:rPr>
         <w:pict w14:anchorId="607FE875">
-          <v:rect id="_x0000_i2252" style="width:0;height:1.5pt" o:hralign="center" o:hrstd="t" o:hr="t" fillcolor="#a0a0a0" stroked="f"/>
+          <v:rect id="_x0000_i1108" style="width:0;height:1.5pt" o:hralign="center" o:hrstd="t" o:hr="t" fillcolor="#a0a0a0" stroked="f"/>
         </w:pict>
       </w:r>
     </w:p>
@@ -17506,7 +17440,6 @@
           <w:sz w:val="20"/>
           <w:szCs w:val="20"/>
         </w:rPr>
-        <w:lastRenderedPageBreak/>
         <w:t>Also called:</w:t>
       </w:r>
     </w:p>
@@ -17630,8 +17563,9 @@
           <w:sz w:val="20"/>
           <w:szCs w:val="20"/>
         </w:rPr>
+        <w:lastRenderedPageBreak/>
         <w:pict w14:anchorId="2605BC8D">
-          <v:rect id="_x0000_i2253" style="width:0;height:1.5pt" o:hralign="center" o:hrstd="t" o:hr="t" fillcolor="#a0a0a0" stroked="f"/>
+          <v:rect id="_x0000_i1109" style="width:0;height:1.5pt" o:hralign="center" o:hrstd="t" o:hr="t" fillcolor="#a0a0a0" stroked="f"/>
         </w:pict>
       </w:r>
     </w:p>
@@ -17787,7 +17721,7 @@
           <w:szCs w:val="20"/>
         </w:rPr>
         <w:pict w14:anchorId="451F4437">
-          <v:rect id="_x0000_i2254" style="width:0;height:1.5pt" o:hralign="center" o:hrstd="t" o:hr="t" fillcolor="#a0a0a0" stroked="f"/>
+          <v:rect id="_x0000_i1110" style="width:0;height:1.5pt" o:hralign="center" o:hrstd="t" o:hr="t" fillcolor="#a0a0a0" stroked="f"/>
         </w:pict>
       </w:r>
     </w:p>
@@ -17986,7 +17920,7 @@
           <w:szCs w:val="20"/>
         </w:rPr>
         <w:pict w14:anchorId="5B88C766">
-          <v:rect id="_x0000_i2255" style="width:0;height:1.5pt" o:hralign="center" o:hrstd="t" o:hr="t" fillcolor="#a0a0a0" stroked="f"/>
+          <v:rect id="_x0000_i1111" style="width:0;height:1.5pt" o:hralign="center" o:hrstd="t" o:hr="t" fillcolor="#a0a0a0" stroked="f"/>
         </w:pict>
       </w:r>
     </w:p>
@@ -18050,27 +17984,7 @@
           <w:sz w:val="20"/>
           <w:szCs w:val="20"/>
         </w:rPr>
-        <w:t xml:space="preserve">intelligent </w:t>
-      </w:r>
-      <w:proofErr w:type="spellStart"/>
-      <w:r>
-        <w:rPr>
-          <w:b/>
-          <w:bCs/>
-          <w:sz w:val="20"/>
-          <w:szCs w:val="20"/>
-        </w:rPr>
-        <w:t>behavior</w:t>
-      </w:r>
-      <w:proofErr w:type="spellEnd"/>
-      <w:r>
-        <w:rPr>
-          <w:b/>
-          <w:bCs/>
-          <w:sz w:val="20"/>
-          <w:szCs w:val="20"/>
-        </w:rPr>
-        <w:t xml:space="preserve"> requires reasoning</w:t>
+        <w:t>intelligent behavior requires reasoning</w:t>
       </w:r>
       <w:r>
         <w:rPr>
@@ -18138,9 +18052,8 @@
           <w:sz w:val="20"/>
           <w:szCs w:val="20"/>
         </w:rPr>
-        <w:lastRenderedPageBreak/>
         <w:pict w14:anchorId="29567098">
-          <v:rect id="_x0000_i2256" style="width:0;height:1.5pt" o:hralign="center" o:hrstd="t" o:hr="t" fillcolor="#a0a0a0" stroked="f"/>
+          <v:rect id="_x0000_i1112" style="width:0;height:1.5pt" o:hralign="center" o:hrstd="t" o:hr="t" fillcolor="#a0a0a0" stroked="f"/>
         </w:pict>
       </w:r>
     </w:p>
@@ -18388,7 +18301,7 @@
           <w:szCs w:val="20"/>
         </w:rPr>
         <w:pict w14:anchorId="742A3734">
-          <v:rect id="_x0000_i2257" style="width:0;height:1.5pt" o:hralign="center" o:hrstd="t" o:hr="t" fillcolor="#a0a0a0" stroked="f"/>
+          <v:rect id="_x0000_i1113" style="width:0;height:1.5pt" o:hralign="center" o:hrstd="t" o:hr="t" fillcolor="#a0a0a0" stroked="f"/>
         </w:pict>
       </w:r>
     </w:p>
@@ -18408,6 +18321,7 @@
           <w:sz w:val="20"/>
           <w:szCs w:val="20"/>
         </w:rPr>
+        <w:lastRenderedPageBreak/>
         <w:t>Deductive Reasoning Example</w:t>
       </w:r>
     </w:p>
@@ -18526,7 +18440,7 @@
           <w:szCs w:val="20"/>
         </w:rPr>
         <w:pict w14:anchorId="1294CABE">
-          <v:rect id="_x0000_i2258" style="width:0;height:1.5pt" o:hralign="center" o:hrstd="t" o:hr="t" fillcolor="#a0a0a0" stroked="f"/>
+          <v:rect id="_x0000_i1114" style="width:0;height:1.5pt" o:hralign="center" o:hrstd="t" o:hr="t" fillcolor="#a0a0a0" stroked="f"/>
         </w:pict>
       </w:r>
     </w:p>
@@ -18694,7 +18608,7 @@
           <w:szCs w:val="20"/>
         </w:rPr>
         <w:pict w14:anchorId="71329072">
-          <v:rect id="_x0000_i2259" style="width:0;height:1.5pt" o:hralign="center" o:hrstd="t" o:hr="t" fillcolor="#a0a0a0" stroked="f"/>
+          <v:rect id="_x0000_i1115" style="width:0;height:1.5pt" o:hralign="center" o:hrstd="t" o:hr="t" fillcolor="#a0a0a0" stroked="f"/>
         </w:pict>
       </w:r>
     </w:p>
@@ -18819,7 +18733,7 @@
           <w:szCs w:val="20"/>
         </w:rPr>
         <w:pict w14:anchorId="3BDC52CF">
-          <v:rect id="_x0000_i2260" style="width:0;height:1.5pt" o:hralign="center" o:hrstd="t" o:hr="t" fillcolor="#a0a0a0" stroked="f"/>
+          <v:rect id="_x0000_i1116" style="width:0;height:1.5pt" o:hralign="center" o:hrstd="t" o:hr="t" fillcolor="#a0a0a0" stroked="f"/>
         </w:pict>
       </w:r>
     </w:p>
@@ -18981,7 +18895,6 @@
                 <w:sz w:val="20"/>
                 <w:szCs w:val="20"/>
               </w:rPr>
-              <w:lastRenderedPageBreak/>
               <w:t>Logic Type</w:t>
             </w:r>
           </w:p>
@@ -19174,7 +19087,7 @@
           <w:szCs w:val="20"/>
         </w:rPr>
         <w:pict w14:anchorId="0E61B089">
-          <v:rect id="_x0000_i2261" style="width:0;height:1.5pt" o:hralign="center" o:hrstd="t" o:hr="t" fillcolor="#a0a0a0" stroked="f"/>
+          <v:rect id="_x0000_i1117" style="width:0;height:1.5pt" o:hralign="center" o:hrstd="t" o:hr="t" fillcolor="#a0a0a0" stroked="f"/>
         </w:pict>
       </w:r>
     </w:p>
@@ -19260,6 +19173,7 @@
           <w:sz w:val="20"/>
           <w:szCs w:val="20"/>
         </w:rPr>
+        <w:lastRenderedPageBreak/>
         <w:t xml:space="preserve">Knowledge representation (KR) is the method used to </w:t>
       </w:r>
       <w:r>
@@ -19292,7 +19206,7 @@
           <w:szCs w:val="20"/>
         </w:rPr>
         <w:pict w14:anchorId="54BE295F">
-          <v:rect id="_x0000_i2262" style="width:0;height:1.5pt" o:hralign="center" o:hrstd="t" o:hr="t" fillcolor="#a0a0a0" stroked="f"/>
+          <v:rect id="_x0000_i1118" style="width:0;height:1.5pt" o:hralign="center" o:hrstd="t" o:hr="t" fillcolor="#a0a0a0" stroked="f"/>
         </w:pict>
       </w:r>
     </w:p>
@@ -19434,7 +19348,7 @@
           <w:szCs w:val="20"/>
         </w:rPr>
         <w:pict w14:anchorId="1E4604CB">
-          <v:rect id="_x0000_i2263" style="width:0;height:1.5pt" o:hralign="center" o:hrstd="t" o:hr="t" fillcolor="#a0a0a0" stroked="f"/>
+          <v:rect id="_x0000_i1119" style="width:0;height:1.5pt" o:hralign="center" o:hrstd="t" o:hr="t" fillcolor="#a0a0a0" stroked="f"/>
         </w:pict>
       </w:r>
     </w:p>
@@ -19730,7 +19644,7 @@
           <w:szCs w:val="20"/>
         </w:rPr>
         <w:pict w14:anchorId="7F32AD12">
-          <v:rect id="_x0000_i2264" style="width:0;height:1.5pt" o:hralign="center" o:hrstd="t" o:hr="t" fillcolor="#a0a0a0" stroked="f"/>
+          <v:rect id="_x0000_i1120" style="width:0;height:1.5pt" o:hralign="center" o:hrstd="t" o:hr="t" fillcolor="#a0a0a0" stroked="f"/>
         </w:pict>
       </w:r>
     </w:p>
@@ -19871,9 +19785,8 @@
           <w:sz w:val="20"/>
           <w:szCs w:val="20"/>
         </w:rPr>
-        <w:lastRenderedPageBreak/>
         <w:pict w14:anchorId="562676C3">
-          <v:rect id="_x0000_i2265" style="width:0;height:1.5pt" o:hralign="center" o:hrstd="t" o:hr="t" fillcolor="#a0a0a0" stroked="f"/>
+          <v:rect id="_x0000_i1121" style="width:0;height:1.5pt" o:hralign="center" o:hrstd="t" o:hr="t" fillcolor="#a0a0a0" stroked="f"/>
         </w:pict>
       </w:r>
     </w:p>
@@ -20142,6 +20055,7 @@
                 <w:sz w:val="20"/>
                 <w:szCs w:val="20"/>
               </w:rPr>
+              <w:lastRenderedPageBreak/>
               <w:t>Production rules</w:t>
             </w:r>
           </w:p>
@@ -20253,7 +20167,7 @@
           <w:szCs w:val="20"/>
         </w:rPr>
         <w:pict w14:anchorId="1CA6EDFC">
-          <v:rect id="_x0000_i2266" style="width:0;height:1.5pt" o:hralign="center" o:hrstd="t" o:hr="t" fillcolor="#a0a0a0" stroked="f"/>
+          <v:rect id="_x0000_i1122" style="width:0;height:1.5pt" o:hralign="center" o:hrstd="t" o:hr="t" fillcolor="#a0a0a0" stroked="f"/>
         </w:pict>
       </w:r>
     </w:p>
@@ -20387,7 +20301,7 @@
           <w:szCs w:val="20"/>
         </w:rPr>
         <w:pict w14:anchorId="4B04998A">
-          <v:rect id="_x0000_i2267" style="width:0;height:1.5pt" o:hralign="center" o:hrstd="t" o:hr="t" fillcolor="#a0a0a0" stroked="f"/>
+          <v:rect id="_x0000_i1123" style="width:0;height:1.5pt" o:hralign="center" o:hrstd="t" o:hr="t" fillcolor="#a0a0a0" stroked="f"/>
         </w:pict>
       </w:r>
     </w:p>
@@ -20506,7 +20420,7 @@
           <w:szCs w:val="20"/>
         </w:rPr>
         <w:pict w14:anchorId="0A83176E">
-          <v:rect id="_x0000_i2268" style="width:0;height:1.5pt" o:hralign="center" o:hrstd="t" o:hr="t" fillcolor="#a0a0a0" stroked="f"/>
+          <v:rect id="_x0000_i1124" style="width:0;height:1.5pt" o:hralign="center" o:hrstd="t" o:hr="t" fillcolor="#a0a0a0" stroked="f"/>
         </w:pict>
       </w:r>
     </w:p>
@@ -20636,23 +20550,7 @@
                 <w:sz w:val="20"/>
                 <w:szCs w:val="20"/>
               </w:rPr>
-              <w:t xml:space="preserve">learning from </w:t>
-            </w:r>
-            <w:proofErr w:type="spellStart"/>
-            <w:r>
-              <w:rPr>
-                <w:sz w:val="20"/>
-                <w:szCs w:val="20"/>
-              </w:rPr>
-              <w:t>labeled</w:t>
-            </w:r>
-            <w:proofErr w:type="spellEnd"/>
-            <w:r>
-              <w:rPr>
-                <w:sz w:val="20"/>
-                <w:szCs w:val="20"/>
-              </w:rPr>
-              <w:t xml:space="preserve"> data</w:t>
+              <w:t>learning from labeled data</w:t>
             </w:r>
           </w:p>
         </w:tc>
@@ -20770,7 +20668,7 @@
           <w:szCs w:val="20"/>
         </w:rPr>
         <w:pict w14:anchorId="622697B2">
-          <v:rect id="_x0000_i2269" style="width:0;height:1.5pt" o:hralign="center" o:hrstd="t" o:hr="t" fillcolor="#a0a0a0" stroked="f"/>
+          <v:rect id="_x0000_i1125" style="width:0;height:1.5pt" o:hralign="center" o:hrstd="t" o:hr="t" fillcolor="#a0a0a0" stroked="f"/>
         </w:pict>
       </w:r>
     </w:p>
@@ -20790,7 +20688,6 @@
           <w:sz w:val="20"/>
           <w:szCs w:val="20"/>
         </w:rPr>
-        <w:lastRenderedPageBreak/>
         <w:t>Supervised Learning</w:t>
       </w:r>
     </w:p>
@@ -20926,6 +20823,7 @@
           <w:sz w:val="20"/>
           <w:szCs w:val="20"/>
         </w:rPr>
+        <w:lastRenderedPageBreak/>
         <w:t>price</w:t>
       </w:r>
     </w:p>
@@ -20942,7 +20840,7 @@
           <w:szCs w:val="20"/>
         </w:rPr>
         <w:pict w14:anchorId="7D968577">
-          <v:rect id="_x0000_i2270" style="width:0;height:1.5pt" o:hralign="center" o:hrstd="t" o:hr="t" fillcolor="#a0a0a0" stroked="f"/>
+          <v:rect id="_x0000_i1126" style="width:0;height:1.5pt" o:hralign="center" o:hrstd="t" o:hr="t" fillcolor="#a0a0a0" stroked="f"/>
         </w:pict>
       </w:r>
     </w:p>
@@ -21006,23 +20904,7 @@
           <w:sz w:val="20"/>
           <w:szCs w:val="20"/>
         </w:rPr>
-        <w:t xml:space="preserve">AI finds groups of customers with similar </w:t>
-      </w:r>
-      <w:proofErr w:type="spellStart"/>
-      <w:r>
-        <w:rPr>
-          <w:sz w:val="20"/>
-          <w:szCs w:val="20"/>
-        </w:rPr>
-        <w:t>behavior</w:t>
-      </w:r>
-      <w:proofErr w:type="spellEnd"/>
-      <w:r>
-        <w:rPr>
-          <w:sz w:val="20"/>
-          <w:szCs w:val="20"/>
-        </w:rPr>
-        <w:t>.</w:t>
+        <w:t>AI finds groups of customers with similar behavior.</w:t>
       </w:r>
     </w:p>
     <w:p>
@@ -21038,7 +20920,7 @@
           <w:szCs w:val="20"/>
         </w:rPr>
         <w:pict w14:anchorId="128B2576">
-          <v:rect id="_x0000_i2271" style="width:0;height:1.5pt" o:hralign="center" o:hrstd="t" o:hr="t" fillcolor="#a0a0a0" stroked="f"/>
+          <v:rect id="_x0000_i1127" style="width:0;height:1.5pt" o:hralign="center" o:hrstd="t" o:hr="t" fillcolor="#a0a0a0" stroked="f"/>
         </w:pict>
       </w:r>
     </w:p>
@@ -21118,7 +21000,7 @@
           <w:szCs w:val="20"/>
         </w:rPr>
         <w:pict w14:anchorId="7F28E3D3">
-          <v:rect id="_x0000_i2272" style="width:0;height:1.5pt" o:hralign="center" o:hrstd="t" o:hr="t" fillcolor="#a0a0a0" stroked="f"/>
+          <v:rect id="_x0000_i1128" style="width:0;height:1.5pt" o:hralign="center" o:hrstd="t" o:hr="t" fillcolor="#a0a0a0" stroked="f"/>
         </w:pict>
       </w:r>
     </w:p>
@@ -21332,7 +21214,7 @@
           <w:szCs w:val="20"/>
         </w:rPr>
         <w:pict w14:anchorId="5EB90C30">
-          <v:rect id="_x0000_i2273" style="width:0;height:1.5pt" o:hralign="center" o:hrstd="t" o:hr="t" fillcolor="#a0a0a0" stroked="f"/>
+          <v:rect id="_x0000_i1129" style="width:0;height:1.5pt" o:hralign="center" o:hrstd="t" o:hr="t" fillcolor="#a0a0a0" stroked="f"/>
         </w:pict>
       </w:r>
     </w:p>
@@ -21454,7 +21336,6 @@
                 <w:sz w:val="20"/>
                 <w:szCs w:val="20"/>
               </w:rPr>
-              <w:lastRenderedPageBreak/>
               <w:t>Symbolic representation</w:t>
             </w:r>
           </w:p>
@@ -21675,7 +21556,7 @@
           <w:szCs w:val="20"/>
         </w:rPr>
         <w:pict w14:anchorId="7C15750F">
-          <v:rect id="_x0000_i2274" style="width:0;height:1.5pt" o:hralign="center" o:hrstd="t" o:hr="t" fillcolor="#a0a0a0" stroked="f"/>
+          <v:rect id="_x0000_i1130" style="width:0;height:1.5pt" o:hralign="center" o:hrstd="t" o:hr="t" fillcolor="#a0a0a0" stroked="f"/>
         </w:pict>
       </w:r>
     </w:p>
@@ -21746,6 +21627,7 @@
                 <w:sz w:val="20"/>
                 <w:szCs w:val="20"/>
               </w:rPr>
+              <w:lastRenderedPageBreak/>
               <w:t>Step</w:t>
             </w:r>
           </w:p>
@@ -21986,7 +21868,7 @@
           <w:szCs w:val="20"/>
         </w:rPr>
         <w:pict w14:anchorId="5E38C8AB">
-          <v:rect id="_x0000_i2275" style="width:0;height:1.5pt" o:hralign="center" o:hrstd="t" o:hr="t" fillcolor="#a0a0a0" stroked="f"/>
+          <v:rect id="_x0000_i1131" style="width:0;height:1.5pt" o:hralign="center" o:hrstd="t" o:hr="t" fillcolor="#a0a0a0" stroked="f"/>
         </w:pict>
       </w:r>
     </w:p>
@@ -22313,7 +22195,7 @@
           <w:szCs w:val="20"/>
         </w:rPr>
         <w:pict w14:anchorId="43772AA7">
-          <v:rect id="_x0000_i2276" style="width:0;height:1.5pt" o:hralign="center" o:hrstd="t" o:hr="t" fillcolor="#a0a0a0" stroked="f"/>
+          <v:rect id="_x0000_i1132" style="width:0;height:1.5pt" o:hralign="center" o:hrstd="t" o:hr="t" fillcolor="#a0a0a0" stroked="f"/>
         </w:pict>
       </w:r>
     </w:p>
@@ -22532,7 +22414,6 @@
           <w:sz w:val="20"/>
           <w:szCs w:val="20"/>
         </w:rPr>
-        <w:lastRenderedPageBreak/>
         <w:t>Reasoning Methods</w:t>
       </w:r>
     </w:p>
@@ -22583,7 +22464,7 @@
           <w:szCs w:val="20"/>
         </w:rPr>
         <w:pict w14:anchorId="4DAC1D09">
-          <v:rect id="_x0000_i2277" style="width:0;height:1.5pt" o:hralign="center" o:hrstd="t" o:hr="t" fillcolor="#a0a0a0" stroked="f"/>
+          <v:rect id="_x0000_i1133" style="width:0;height:1.5pt" o:hralign="center" o:hrstd="t" o:hr="t" fillcolor="#a0a0a0" stroked="f"/>
         </w:pict>
       </w:r>
     </w:p>
@@ -22716,8 +22597,9 @@
           <w:sz w:val="20"/>
           <w:szCs w:val="20"/>
         </w:rPr>
+        <w:lastRenderedPageBreak/>
         <w:pict w14:anchorId="5EE2D056">
-          <v:rect id="_x0000_i2278" style="width:0;height:1.5pt" o:hralign="center" o:hrstd="t" o:hr="t" fillcolor="#a0a0a0" stroked="f"/>
+          <v:rect id="_x0000_i1134" style="width:0;height:1.5pt" o:hralign="center" o:hrstd="t" o:hr="t" fillcolor="#a0a0a0" stroked="f"/>
         </w:pict>
       </w:r>
     </w:p>
@@ -22840,7 +22722,7 @@
           <w:szCs w:val="20"/>
         </w:rPr>
         <w:pict w14:anchorId="3E5F6CED">
-          <v:rect id="_x0000_i2279" style="width:0;height:1.5pt" o:hralign="center" o:hrstd="t" o:hr="t" fillcolor="#a0a0a0" stroked="f"/>
+          <v:rect id="_x0000_i1135" style="width:0;height:1.5pt" o:hralign="center" o:hrstd="t" o:hr="t" fillcolor="#a0a0a0" stroked="f"/>
         </w:pict>
       </w:r>
     </w:p>
@@ -23187,7 +23069,7 @@
           <w:szCs w:val="20"/>
         </w:rPr>
         <w:pict w14:anchorId="6DE29956">
-          <v:rect id="_x0000_i2280" style="width:0;height:1.5pt" o:hralign="center" o:hrstd="t" o:hr="t" fillcolor="#a0a0a0" stroked="f"/>
+          <v:rect id="_x0000_i1136" style="width:0;height:1.5pt" o:hralign="center" o:hrstd="t" o:hr="t" fillcolor="#a0a0a0" stroked="f"/>
         </w:pict>
       </w:r>
     </w:p>
@@ -23501,7 +23383,7 @@
           <w:szCs w:val="20"/>
         </w:rPr>
         <w:pict w14:anchorId="29215EE5">
-          <v:rect id="_x0000_i2281" style="width:0;height:1.5pt" o:hralign="center" o:hrstd="t" o:hr="t" fillcolor="#a0a0a0" stroked="f"/>
+          <v:rect id="_x0000_i1137" style="width:0;height:1.5pt" o:hralign="center" o:hrstd="t" o:hr="t" fillcolor="#a0a0a0" stroked="f"/>
         </w:pict>
       </w:r>
     </w:p>
@@ -23521,7 +23403,6 @@
           <w:sz w:val="20"/>
           <w:szCs w:val="20"/>
         </w:rPr>
-        <w:lastRenderedPageBreak/>
         <w:t>Informed Search (Heuristic Search)</w:t>
       </w:r>
     </w:p>
@@ -23693,23 +23574,7 @@
                 <w:sz w:val="20"/>
                 <w:szCs w:val="20"/>
               </w:rPr>
-              <w:t xml:space="preserve">selects best </w:t>
-            </w:r>
-            <w:proofErr w:type="spellStart"/>
-            <w:r>
-              <w:rPr>
-                <w:sz w:val="20"/>
-                <w:szCs w:val="20"/>
-              </w:rPr>
-              <w:t>neighbor</w:t>
-            </w:r>
-            <w:proofErr w:type="spellEnd"/>
-            <w:r>
-              <w:rPr>
-                <w:sz w:val="20"/>
-                <w:szCs w:val="20"/>
-              </w:rPr>
-              <w:t xml:space="preserve"> state</w:t>
+              <w:t>selects best neighbor state</w:t>
             </w:r>
           </w:p>
         </w:tc>
@@ -23826,8 +23691,9 @@
           <w:sz w:val="20"/>
           <w:szCs w:val="20"/>
         </w:rPr>
+        <w:lastRenderedPageBreak/>
         <w:pict w14:anchorId="00424B57">
-          <v:rect id="_x0000_i2282" style="width:0;height:1.5pt" o:hralign="center" o:hrstd="t" o:hr="t" fillcolor="#a0a0a0" stroked="f"/>
+          <v:rect id="_x0000_i1138" style="width:0;height:1.5pt" o:hralign="center" o:hrstd="t" o:hr="t" fillcolor="#a0a0a0" stroked="f"/>
         </w:pict>
       </w:r>
     </w:p>
@@ -23984,7 +23850,7 @@
           <w:szCs w:val="20"/>
         </w:rPr>
         <w:pict w14:anchorId="0A50FB69">
-          <v:rect id="_x0000_i2283" style="width:0;height:1.5pt" o:hralign="center" o:hrstd="t" o:hr="t" fillcolor="#a0a0a0" stroked="f"/>
+          <v:rect id="_x0000_i1139" style="width:0;height:1.5pt" o:hralign="center" o:hrstd="t" o:hr="t" fillcolor="#a0a0a0" stroked="f"/>
         </w:pict>
       </w:r>
     </w:p>
@@ -24102,7 +23968,7 @@
           <w:szCs w:val="20"/>
         </w:rPr>
         <w:pict w14:anchorId="5FC9A477">
-          <v:rect id="_x0000_i2284" style="width:0;height:1.5pt" o:hralign="center" o:hrstd="t" o:hr="t" fillcolor="#a0a0a0" stroked="f"/>
+          <v:rect id="_x0000_i1140" style="width:0;height:1.5pt" o:hralign="center" o:hrstd="t" o:hr="t" fillcolor="#a0a0a0" stroked="f"/>
         </w:pict>
       </w:r>
     </w:p>
@@ -24398,7 +24264,7 @@
           <w:szCs w:val="20"/>
         </w:rPr>
         <w:pict w14:anchorId="55B74FB9">
-          <v:rect id="_x0000_i2285" style="width:0;height:1.5pt" o:hralign="center" o:hrstd="t" o:hr="t" fillcolor="#a0a0a0" stroked="f"/>
+          <v:rect id="_x0000_i1141" style="width:0;height:1.5pt" o:hralign="center" o:hrstd="t" o:hr="t" fillcolor="#a0a0a0" stroked="f"/>
         </w:pict>
       </w:r>
     </w:p>
@@ -24467,7 +24333,6 @@
           <w:sz w:val="20"/>
           <w:szCs w:val="20"/>
         </w:rPr>
-        <w:lastRenderedPageBreak/>
         <w:t>Uses logical statements to represent knowledge.</w:t>
       </w:r>
     </w:p>
@@ -24552,7 +24417,7 @@
           <w:szCs w:val="20"/>
         </w:rPr>
         <w:pict w14:anchorId="747A4957">
-          <v:rect id="_x0000_i2286" style="width:0;height:1.5pt" o:hralign="center" o:hrstd="t" o:hr="t" fillcolor="#a0a0a0" stroked="f"/>
+          <v:rect id="_x0000_i1142" style="width:0;height:1.5pt" o:hralign="center" o:hrstd="t" o:hr="t" fillcolor="#a0a0a0" stroked="f"/>
         </w:pict>
       </w:r>
     </w:p>
@@ -24587,6 +24452,7 @@
           <w:sz w:val="20"/>
           <w:szCs w:val="20"/>
         </w:rPr>
+        <w:lastRenderedPageBreak/>
         <w:t xml:space="preserve">Knowledge is represented as </w:t>
       </w:r>
       <w:r>
@@ -24672,7 +24538,7 @@
           <w:szCs w:val="20"/>
         </w:rPr>
         <w:pict w14:anchorId="125C8658">
-          <v:rect id="_x0000_i2287" style="width:0;height:1.5pt" o:hralign="center" o:hrstd="t" o:hr="t" fillcolor="#a0a0a0" stroked="f"/>
+          <v:rect id="_x0000_i1143" style="width:0;height:1.5pt" o:hralign="center" o:hrstd="t" o:hr="t" fillcolor="#a0a0a0" stroked="f"/>
         </w:pict>
       </w:r>
     </w:p>
@@ -24981,7 +24847,7 @@
           <w:szCs w:val="20"/>
         </w:rPr>
         <w:pict w14:anchorId="029A9BA4">
-          <v:rect id="_x0000_i2288" style="width:0;height:1.5pt" o:hralign="center" o:hrstd="t" o:hr="t" fillcolor="#a0a0a0" stroked="f"/>
+          <v:rect id="_x0000_i1144" style="width:0;height:1.5pt" o:hralign="center" o:hrstd="t" o:hr="t" fillcolor="#a0a0a0" stroked="f"/>
         </w:pict>
       </w:r>
     </w:p>
@@ -25117,7 +24983,7 @@
           <w:szCs w:val="20"/>
         </w:rPr>
         <w:pict w14:anchorId="00518280">
-          <v:rect id="_x0000_i2289" style="width:0;height:1.5pt" o:hralign="center" o:hrstd="t" o:hr="t" fillcolor="#a0a0a0" stroked="f"/>
+          <v:rect id="_x0000_i1145" style="width:0;height:1.5pt" o:hralign="center" o:hrstd="t" o:hr="t" fillcolor="#a0a0a0" stroked="f"/>
         </w:pict>
       </w:r>
     </w:p>
@@ -25209,176 +25075,176 @@
           <w:sz w:val="20"/>
           <w:szCs w:val="20"/>
         </w:rPr>
+        <w:t>make intelligent decisions</w:t>
+      </w:r>
+    </w:p>
+    <w:p>
+      <w:pPr>
+        <w:rPr>
+          <w:sz w:val="20"/>
+          <w:szCs w:val="20"/>
+        </w:rPr>
+      </w:pPr>
+      <w:r>
+        <w:rPr>
+          <w:sz w:val="20"/>
+          <w:szCs w:val="20"/>
+        </w:rPr>
+        <w:t>Without knowledge representation, AI systems cannot operate effectively.</w:t>
+      </w:r>
+    </w:p>
+    <w:p>
+      <w:pPr>
+        <w:rPr>
+          <w:sz w:val="20"/>
+          <w:szCs w:val="20"/>
+        </w:rPr>
+      </w:pPr>
+      <w:r>
+        <w:rPr>
+          <w:sz w:val="20"/>
+          <w:szCs w:val="20"/>
+        </w:rPr>
+        <w:pict w14:anchorId="52082A83">
+          <v:rect id="_x0000_i1146" style="width:0;height:1.5pt" o:hralign="center" o:hrstd="t" o:hr="t" fillcolor="#a0a0a0" stroked="f"/>
+        </w:pict>
+      </w:r>
+    </w:p>
+    <w:p>
+      <w:pPr>
+        <w:rPr>
+          <w:b/>
+          <w:bCs/>
+          <w:sz w:val="20"/>
+          <w:szCs w:val="20"/>
+        </w:rPr>
+      </w:pPr>
+      <w:r>
+        <w:rPr>
+          <w:b/>
+          <w:bCs/>
+          <w:sz w:val="20"/>
+          <w:szCs w:val="20"/>
+        </w:rPr>
+        <w:t>3. Reasoning Methods</w:t>
+      </w:r>
+    </w:p>
+    <w:p>
+      <w:pPr>
+        <w:rPr>
+          <w:b/>
+          <w:bCs/>
+          <w:sz w:val="20"/>
+          <w:szCs w:val="20"/>
+        </w:rPr>
+      </w:pPr>
+      <w:r>
+        <w:rPr>
+          <w:b/>
+          <w:bCs/>
+          <w:sz w:val="20"/>
+          <w:szCs w:val="20"/>
+        </w:rPr>
+        <w:t>Meaning</w:t>
+      </w:r>
+      <w:r>
+        <w:rPr>
+          <w:b/>
+          <w:bCs/>
+          <w:sz w:val="20"/>
+          <w:szCs w:val="20"/>
+        </w:rPr>
+        <w:t xml:space="preserve"> : </w:t>
+      </w:r>
+      <w:r>
+        <w:rPr>
+          <w:sz w:val="20"/>
+          <w:szCs w:val="20"/>
+        </w:rPr>
+        <w:t xml:space="preserve">Reasoning is the process of </w:t>
+      </w:r>
+      <w:r>
+        <w:rPr>
+          <w:b/>
+          <w:bCs/>
+          <w:sz w:val="20"/>
+          <w:szCs w:val="20"/>
+        </w:rPr>
+        <w:t>drawing conclusions from known facts and rules</w:t>
+      </w:r>
+      <w:r>
+        <w:rPr>
+          <w:sz w:val="20"/>
+          <w:szCs w:val="20"/>
+        </w:rPr>
+        <w:t>.</w:t>
+      </w:r>
+    </w:p>
+    <w:p>
+      <w:pPr>
+        <w:rPr>
+          <w:sz w:val="20"/>
+          <w:szCs w:val="20"/>
+        </w:rPr>
+      </w:pPr>
+      <w:r>
+        <w:rPr>
+          <w:sz w:val="20"/>
+          <w:szCs w:val="20"/>
+        </w:rPr>
+        <w:t xml:space="preserve">AI systems use reasoning to </w:t>
+      </w:r>
+      <w:r>
+        <w:rPr>
+          <w:b/>
+          <w:bCs/>
+          <w:sz w:val="20"/>
+          <w:szCs w:val="20"/>
+        </w:rPr>
+        <w:t>make decisions and solve problems logically</w:t>
+      </w:r>
+      <w:r>
+        <w:rPr>
+          <w:sz w:val="20"/>
+          <w:szCs w:val="20"/>
+        </w:rPr>
+        <w:t>.</w:t>
+      </w:r>
+    </w:p>
+    <w:p>
+      <w:pPr>
+        <w:rPr>
+          <w:sz w:val="20"/>
+          <w:szCs w:val="20"/>
+        </w:rPr>
+      </w:pPr>
+      <w:r>
+        <w:rPr>
+          <w:sz w:val="20"/>
+          <w:szCs w:val="20"/>
+        </w:rPr>
+        <w:pict w14:anchorId="1E53D567">
+          <v:rect id="_x0000_i1147" style="width:0;height:1.5pt" o:hralign="center" o:hrstd="t" o:hr="t" fillcolor="#a0a0a0" stroked="f"/>
+        </w:pict>
+      </w:r>
+    </w:p>
+    <w:p>
+      <w:pPr>
+        <w:rPr>
+          <w:b/>
+          <w:bCs/>
+          <w:sz w:val="20"/>
+          <w:szCs w:val="20"/>
+        </w:rPr>
+      </w:pPr>
+      <w:r>
+        <w:rPr>
+          <w:b/>
+          <w:bCs/>
+          <w:sz w:val="20"/>
+          <w:szCs w:val="20"/>
+        </w:rPr>
         <w:lastRenderedPageBreak/>
-        <w:t>make intelligent decisions</w:t>
-      </w:r>
-    </w:p>
-    <w:p>
-      <w:pPr>
-        <w:rPr>
-          <w:sz w:val="20"/>
-          <w:szCs w:val="20"/>
-        </w:rPr>
-      </w:pPr>
-      <w:r>
-        <w:rPr>
-          <w:sz w:val="20"/>
-          <w:szCs w:val="20"/>
-        </w:rPr>
-        <w:t>Without knowledge representation, AI systems cannot operate effectively.</w:t>
-      </w:r>
-    </w:p>
-    <w:p>
-      <w:pPr>
-        <w:rPr>
-          <w:sz w:val="20"/>
-          <w:szCs w:val="20"/>
-        </w:rPr>
-      </w:pPr>
-      <w:r>
-        <w:rPr>
-          <w:sz w:val="20"/>
-          <w:szCs w:val="20"/>
-        </w:rPr>
-        <w:pict w14:anchorId="52082A83">
-          <v:rect id="_x0000_i2290" style="width:0;height:1.5pt" o:hralign="center" o:hrstd="t" o:hr="t" fillcolor="#a0a0a0" stroked="f"/>
-        </w:pict>
-      </w:r>
-    </w:p>
-    <w:p>
-      <w:pPr>
-        <w:rPr>
-          <w:b/>
-          <w:bCs/>
-          <w:sz w:val="20"/>
-          <w:szCs w:val="20"/>
-        </w:rPr>
-      </w:pPr>
-      <w:r>
-        <w:rPr>
-          <w:b/>
-          <w:bCs/>
-          <w:sz w:val="20"/>
-          <w:szCs w:val="20"/>
-        </w:rPr>
-        <w:t>3. Reasoning Methods</w:t>
-      </w:r>
-    </w:p>
-    <w:p>
-      <w:pPr>
-        <w:rPr>
-          <w:b/>
-          <w:bCs/>
-          <w:sz w:val="20"/>
-          <w:szCs w:val="20"/>
-        </w:rPr>
-      </w:pPr>
-      <w:r>
-        <w:rPr>
-          <w:b/>
-          <w:bCs/>
-          <w:sz w:val="20"/>
-          <w:szCs w:val="20"/>
-        </w:rPr>
-        <w:t>Meaning</w:t>
-      </w:r>
-      <w:r>
-        <w:rPr>
-          <w:b/>
-          <w:bCs/>
-          <w:sz w:val="20"/>
-          <w:szCs w:val="20"/>
-        </w:rPr>
-        <w:t xml:space="preserve"> : </w:t>
-      </w:r>
-      <w:r>
-        <w:rPr>
-          <w:sz w:val="20"/>
-          <w:szCs w:val="20"/>
-        </w:rPr>
-        <w:t xml:space="preserve">Reasoning is the process of </w:t>
-      </w:r>
-      <w:r>
-        <w:rPr>
-          <w:b/>
-          <w:bCs/>
-          <w:sz w:val="20"/>
-          <w:szCs w:val="20"/>
-        </w:rPr>
-        <w:t>drawing conclusions from known facts and rules</w:t>
-      </w:r>
-      <w:r>
-        <w:rPr>
-          <w:sz w:val="20"/>
-          <w:szCs w:val="20"/>
-        </w:rPr>
-        <w:t>.</w:t>
-      </w:r>
-    </w:p>
-    <w:p>
-      <w:pPr>
-        <w:rPr>
-          <w:sz w:val="20"/>
-          <w:szCs w:val="20"/>
-        </w:rPr>
-      </w:pPr>
-      <w:r>
-        <w:rPr>
-          <w:sz w:val="20"/>
-          <w:szCs w:val="20"/>
-        </w:rPr>
-        <w:t xml:space="preserve">AI systems use reasoning to </w:t>
-      </w:r>
-      <w:r>
-        <w:rPr>
-          <w:b/>
-          <w:bCs/>
-          <w:sz w:val="20"/>
-          <w:szCs w:val="20"/>
-        </w:rPr>
-        <w:t>make decisions and solve problems logically</w:t>
-      </w:r>
-      <w:r>
-        <w:rPr>
-          <w:sz w:val="20"/>
-          <w:szCs w:val="20"/>
-        </w:rPr>
-        <w:t>.</w:t>
-      </w:r>
-    </w:p>
-    <w:p>
-      <w:pPr>
-        <w:rPr>
-          <w:sz w:val="20"/>
-          <w:szCs w:val="20"/>
-        </w:rPr>
-      </w:pPr>
-      <w:r>
-        <w:rPr>
-          <w:sz w:val="20"/>
-          <w:szCs w:val="20"/>
-        </w:rPr>
-        <w:pict w14:anchorId="1E53D567">
-          <v:rect id="_x0000_i2291" style="width:0;height:1.5pt" o:hralign="center" o:hrstd="t" o:hr="t" fillcolor="#a0a0a0" stroked="f"/>
-        </w:pict>
-      </w:r>
-    </w:p>
-    <w:p>
-      <w:pPr>
-        <w:rPr>
-          <w:b/>
-          <w:bCs/>
-          <w:sz w:val="20"/>
-          <w:szCs w:val="20"/>
-        </w:rPr>
-      </w:pPr>
-      <w:r>
-        <w:rPr>
-          <w:b/>
-          <w:bCs/>
-          <w:sz w:val="20"/>
-          <w:szCs w:val="20"/>
-        </w:rPr>
         <w:t>Types of Reasoning</w:t>
       </w:r>
     </w:p>
@@ -25607,7 +25473,7 @@
           <w:szCs w:val="20"/>
         </w:rPr>
         <w:pict w14:anchorId="112E96A1">
-          <v:rect id="_x0000_i2292" style="width:0;height:1.5pt" o:hralign="center" o:hrstd="t" o:hr="t" fillcolor="#a0a0a0" stroked="f"/>
+          <v:rect id="_x0000_i1148" style="width:0;height:1.5pt" o:hralign="center" o:hrstd="t" o:hr="t" fillcolor="#a0a0a0" stroked="f"/>
         </w:pict>
       </w:r>
     </w:p>
@@ -25760,7 +25626,7 @@
           <w:szCs w:val="20"/>
         </w:rPr>
         <w:pict w14:anchorId="43555988">
-          <v:rect id="_x0000_i2293" style="width:0;height:1.5pt" o:hralign="center" o:hrstd="t" o:hr="t" fillcolor="#a0a0a0" stroked="f"/>
+          <v:rect id="_x0000_i1149" style="width:0;height:1.5pt" o:hralign="center" o:hrstd="t" o:hr="t" fillcolor="#a0a0a0" stroked="f"/>
         </w:pict>
       </w:r>
     </w:p>
@@ -25902,7 +25768,7 @@
           <w:szCs w:val="20"/>
         </w:rPr>
         <w:pict w14:anchorId="3C589557">
-          <v:rect id="_x0000_i2294" style="width:0;height:1.5pt" o:hralign="center" o:hrstd="t" o:hr="t" fillcolor="#a0a0a0" stroked="f"/>
+          <v:rect id="_x0000_i1150" style="width:0;height:1.5pt" o:hralign="center" o:hrstd="t" o:hr="t" fillcolor="#a0a0a0" stroked="f"/>
         </w:pict>
       </w:r>
     </w:p>
@@ -26010,7 +25876,6 @@
           <w:sz w:val="20"/>
           <w:szCs w:val="20"/>
         </w:rPr>
-        <w:lastRenderedPageBreak/>
         <w:t>Used in diagnosis systems.</w:t>
       </w:r>
     </w:p>
@@ -26027,7 +25892,7 @@
           <w:szCs w:val="20"/>
         </w:rPr>
         <w:pict w14:anchorId="2D6609C4">
-          <v:rect id="_x0000_i2295" style="width:0;height:1.5pt" o:hralign="center" o:hrstd="t" o:hr="t" fillcolor="#a0a0a0" stroked="f"/>
+          <v:rect id="_x0000_i1151" style="width:0;height:1.5pt" o:hralign="center" o:hrstd="t" o:hr="t" fillcolor="#a0a0a0" stroked="f"/>
         </w:pict>
       </w:r>
     </w:p>
@@ -26228,6 +26093,7 @@
                 <w:sz w:val="20"/>
                 <w:szCs w:val="20"/>
               </w:rPr>
+              <w:lastRenderedPageBreak/>
               <w:t>Backward Chaining</w:t>
             </w:r>
           </w:p>
@@ -26270,7 +26136,7 @@
           <w:szCs w:val="20"/>
         </w:rPr>
         <w:pict w14:anchorId="3E9171E7">
-          <v:rect id="_x0000_i2296" style="width:0;height:1.5pt" o:hralign="center" o:hrstd="t" o:hr="t" fillcolor="#a0a0a0" stroked="f"/>
+          <v:rect id="_x0000_i1152" style="width:0;height:1.5pt" o:hralign="center" o:hrstd="t" o:hr="t" fillcolor="#a0a0a0" stroked="f"/>
         </w:pict>
       </w:r>
     </w:p>
@@ -26353,7 +26219,7 @@
           <w:szCs w:val="20"/>
         </w:rPr>
         <w:pict w14:anchorId="6CCB929E">
-          <v:rect id="_x0000_i2297" style="width:0;height:1.5pt" o:hralign="center" o:hrstd="t" o:hr="t" fillcolor="#a0a0a0" stroked="f"/>
+          <v:rect id="_x0000_i1153" style="width:0;height:1.5pt" o:hralign="center" o:hrstd="t" o:hr="t" fillcolor="#a0a0a0" stroked="f"/>
         </w:pict>
       </w:r>
     </w:p>
@@ -26413,19 +26279,8 @@
           <w:sz w:val="20"/>
           <w:szCs w:val="20"/>
         </w:rPr>
-        <w:t xml:space="preserve">expert systems and </w:t>
-      </w:r>
-      <w:proofErr w:type="spellStart"/>
-      <w:r>
-        <w:rPr>
-          <w:b/>
-          <w:bCs/>
-          <w:sz w:val="20"/>
-          <w:szCs w:val="20"/>
-        </w:rPr>
-        <w:t>Prolog</w:t>
-      </w:r>
-      <w:proofErr w:type="spellEnd"/>
+        <w:t>expert systems and Prolog</w:t>
+      </w:r>
       <w:r>
         <w:rPr>
           <w:sz w:val="20"/>
@@ -26447,7 +26302,7 @@
           <w:szCs w:val="20"/>
         </w:rPr>
         <w:pict w14:anchorId="58C4A039">
-          <v:rect id="_x0000_i2298" style="width:0;height:1.5pt" o:hralign="center" o:hrstd="t" o:hr="t" fillcolor="#a0a0a0" stroked="f"/>
+          <v:rect id="_x0000_i1154" style="width:0;height:1.5pt" o:hralign="center" o:hrstd="t" o:hr="t" fillcolor="#a0a0a0" stroked="f"/>
         </w:pict>
       </w:r>
     </w:p>
@@ -26580,7 +26435,7 @@
           <w:szCs w:val="20"/>
         </w:rPr>
         <w:pict w14:anchorId="0A43890C">
-          <v:rect id="_x0000_i2299" style="width:0;height:1.5pt" o:hralign="center" o:hrstd="t" o:hr="t" fillcolor="#a0a0a0" stroked="f"/>
+          <v:rect id="_x0000_i1155" style="width:0;height:1.5pt" o:hralign="center" o:hrstd="t" o:hr="t" fillcolor="#a0a0a0" stroked="f"/>
         </w:pict>
       </w:r>
     </w:p>
@@ -26710,23 +26565,7 @@
                 <w:sz w:val="20"/>
                 <w:szCs w:val="20"/>
               </w:rPr>
-              <w:t xml:space="preserve">learning from </w:t>
-            </w:r>
-            <w:proofErr w:type="spellStart"/>
-            <w:r>
-              <w:rPr>
-                <w:sz w:val="20"/>
-                <w:szCs w:val="20"/>
-              </w:rPr>
-              <w:t>labeled</w:t>
-            </w:r>
-            <w:proofErr w:type="spellEnd"/>
-            <w:r>
-              <w:rPr>
-                <w:sz w:val="20"/>
-                <w:szCs w:val="20"/>
-              </w:rPr>
-              <w:t xml:space="preserve"> data</w:t>
+              <w:t>learning from labeled data</w:t>
             </w:r>
           </w:p>
         </w:tc>
@@ -26844,7 +26683,7 @@
           <w:szCs w:val="20"/>
         </w:rPr>
         <w:pict w14:anchorId="5BED38C5">
-          <v:rect id="_x0000_i2300" style="width:0;height:1.5pt" o:hralign="center" o:hrstd="t" o:hr="t" fillcolor="#a0a0a0" stroked="f"/>
+          <v:rect id="_x0000_i1156" style="width:0;height:1.5pt" o:hralign="center" o:hrstd="t" o:hr="t" fillcolor="#a0a0a0" stroked="f"/>
         </w:pict>
       </w:r>
     </w:p>
@@ -26996,7 +26835,6 @@
           <w:sz w:val="20"/>
           <w:szCs w:val="20"/>
         </w:rPr>
-        <w:lastRenderedPageBreak/>
         <w:t>number of rooms</w:t>
       </w:r>
     </w:p>
@@ -27047,7 +26885,7 @@
           <w:szCs w:val="20"/>
         </w:rPr>
         <w:pict w14:anchorId="36A7CC3D">
-          <v:rect id="_x0000_i2301" style="width:0;height:1.5pt" o:hralign="center" o:hrstd="t" o:hr="t" fillcolor="#a0a0a0" stroked="f"/>
+          <v:rect id="_x0000_i1157" style="width:0;height:1.5pt" o:hralign="center" o:hrstd="t" o:hr="t" fillcolor="#a0a0a0" stroked="f"/>
         </w:pict>
       </w:r>
     </w:p>
@@ -27126,17 +26964,69 @@
           <w:sz w:val="20"/>
           <w:szCs w:val="20"/>
         </w:rPr>
-        <w:t xml:space="preserve">AI groups customers with similar </w:t>
-      </w:r>
-      <w:proofErr w:type="spellStart"/>
-      <w:r>
-        <w:rPr>
-          <w:sz w:val="20"/>
-          <w:szCs w:val="20"/>
-        </w:rPr>
-        <w:t>behavior</w:t>
-      </w:r>
-      <w:proofErr w:type="spellEnd"/>
+        <w:lastRenderedPageBreak/>
+        <w:t>AI groups customers with similar behavior.</w:t>
+      </w:r>
+    </w:p>
+    <w:p>
+      <w:pPr>
+        <w:rPr>
+          <w:sz w:val="20"/>
+          <w:szCs w:val="20"/>
+        </w:rPr>
+      </w:pPr>
+      <w:r>
+        <w:rPr>
+          <w:sz w:val="20"/>
+          <w:szCs w:val="20"/>
+        </w:rPr>
+        <w:pict w14:anchorId="5E52FE80">
+          <v:rect id="_x0000_i1158" style="width:0;height:1.5pt" o:hralign="center" o:hrstd="t" o:hr="t" fillcolor="#a0a0a0" stroked="f"/>
+        </w:pict>
+      </w:r>
+    </w:p>
+    <w:p>
+      <w:pPr>
+        <w:rPr>
+          <w:b/>
+          <w:bCs/>
+          <w:sz w:val="20"/>
+          <w:szCs w:val="20"/>
+        </w:rPr>
+      </w:pPr>
+      <w:r>
+        <w:rPr>
+          <w:b/>
+          <w:bCs/>
+          <w:sz w:val="20"/>
+          <w:szCs w:val="20"/>
+        </w:rPr>
+        <w:t>Reinforcement Learning</w:t>
+      </w:r>
+    </w:p>
+    <w:p>
+      <w:pPr>
+        <w:rPr>
+          <w:sz w:val="20"/>
+          <w:szCs w:val="20"/>
+        </w:rPr>
+      </w:pPr>
+      <w:r>
+        <w:rPr>
+          <w:sz w:val="20"/>
+          <w:szCs w:val="20"/>
+        </w:rPr>
+        <w:t xml:space="preserve">The system learns by </w:t>
+      </w:r>
+      <w:r>
+        <w:rPr>
+          <w:b/>
+          <w:bCs/>
+          <w:sz w:val="20"/>
+          <w:szCs w:val="20"/>
+        </w:rPr>
+        <w:t>trial and error using rewards</w:t>
+      </w:r>
       <w:r>
         <w:rPr>
           <w:sz w:val="20"/>
@@ -27157,73 +27047,6 @@
           <w:sz w:val="20"/>
           <w:szCs w:val="20"/>
         </w:rPr>
-        <w:pict w14:anchorId="5E52FE80">
-          <v:rect id="_x0000_i2302" style="width:0;height:1.5pt" o:hralign="center" o:hrstd="t" o:hr="t" fillcolor="#a0a0a0" stroked="f"/>
-        </w:pict>
-      </w:r>
-    </w:p>
-    <w:p>
-      <w:pPr>
-        <w:rPr>
-          <w:b/>
-          <w:bCs/>
-          <w:sz w:val="20"/>
-          <w:szCs w:val="20"/>
-        </w:rPr>
-      </w:pPr>
-      <w:r>
-        <w:rPr>
-          <w:b/>
-          <w:bCs/>
-          <w:sz w:val="20"/>
-          <w:szCs w:val="20"/>
-        </w:rPr>
-        <w:t>Reinforcement Learning</w:t>
-      </w:r>
-    </w:p>
-    <w:p>
-      <w:pPr>
-        <w:rPr>
-          <w:sz w:val="20"/>
-          <w:szCs w:val="20"/>
-        </w:rPr>
-      </w:pPr>
-      <w:r>
-        <w:rPr>
-          <w:sz w:val="20"/>
-          <w:szCs w:val="20"/>
-        </w:rPr>
-        <w:t xml:space="preserve">The system learns by </w:t>
-      </w:r>
-      <w:r>
-        <w:rPr>
-          <w:b/>
-          <w:bCs/>
-          <w:sz w:val="20"/>
-          <w:szCs w:val="20"/>
-        </w:rPr>
-        <w:t>trial and error using rewards</w:t>
-      </w:r>
-      <w:r>
-        <w:rPr>
-          <w:sz w:val="20"/>
-          <w:szCs w:val="20"/>
-        </w:rPr>
-        <w:t>.</w:t>
-      </w:r>
-    </w:p>
-    <w:p>
-      <w:pPr>
-        <w:rPr>
-          <w:sz w:val="20"/>
-          <w:szCs w:val="20"/>
-        </w:rPr>
-      </w:pPr>
-      <w:r>
-        <w:rPr>
-          <w:sz w:val="20"/>
-          <w:szCs w:val="20"/>
-        </w:rPr>
         <w:t>Example:</w:t>
       </w:r>
       <w:r>
@@ -27269,7 +27092,7 @@
           <w:szCs w:val="20"/>
         </w:rPr>
         <w:pict w14:anchorId="30FA5323">
-          <v:rect id="_x0000_i2303" style="width:0;height:1.5pt" o:hralign="center" o:hrstd="t" o:hr="t" fillcolor="#a0a0a0" stroked="f"/>
+          <v:rect id="_x0000_i1159" style="width:0;height:1.5pt" o:hralign="center" o:hrstd="t" o:hr="t" fillcolor="#a0a0a0" stroked="f"/>
         </w:pict>
       </w:r>
     </w:p>
@@ -27483,7 +27306,7 @@
           <w:szCs w:val="20"/>
         </w:rPr>
         <w:pict w14:anchorId="0E542901">
-          <v:rect id="_x0000_i2304" style="width:0;height:1.5pt" o:hralign="center" o:hrstd="t" o:hr="t" fillcolor="#a0a0a0" stroked="f"/>
+          <v:rect id="_x0000_i1160" style="width:0;height:1.5pt" o:hralign="center" o:hrstd="t" o:hr="t" fillcolor="#a0a0a0" stroked="f"/>
         </w:pict>
       </w:r>
     </w:p>
@@ -27752,7 +27575,6 @@
                 <w:sz w:val="20"/>
                 <w:szCs w:val="20"/>
               </w:rPr>
-              <w:lastRenderedPageBreak/>
               <w:t>Learning Techniques</w:t>
             </w:r>
           </w:p>
@@ -27795,7 +27617,7 @@
           <w:szCs w:val="20"/>
         </w:rPr>
         <w:pict w14:anchorId="4DB5C32F">
-          <v:rect id="_x0000_i2305" style="width:0;height:1.5pt" o:hralign="center" o:hrstd="t" o:hr="t" fillcolor="#a0a0a0" stroked="f"/>
+          <v:rect id="_x0000_i1161" style="width:0;height:1.5pt" o:hralign="center" o:hrstd="t" o:hr="t" fillcolor="#a0a0a0" stroked="f"/>
         </w:pict>
       </w:r>
     </w:p>
@@ -28049,6 +27871,7 @@
                 <w:sz w:val="20"/>
                 <w:szCs w:val="20"/>
               </w:rPr>
+              <w:lastRenderedPageBreak/>
               <w:t>Learning</w:t>
             </w:r>
           </w:p>
@@ -28091,7 +27914,7 @@
           <w:szCs w:val="20"/>
         </w:rPr>
         <w:pict w14:anchorId="510DC847">
-          <v:rect id="_x0000_i2306" style="width:0;height:1.5pt" o:hralign="center" o:hrstd="t" o:hr="t" fillcolor="#a0a0a0" stroked="f"/>
+          <v:rect id="_x0000_i1162" style="width:0;height:1.5pt" o:hralign="center" o:hrstd="t" o:hr="t" fillcolor="#a0a0a0" stroked="f"/>
         </w:pict>
       </w:r>
     </w:p>
@@ -28418,7 +28241,7 @@
           <w:szCs w:val="20"/>
         </w:rPr>
         <w:pict w14:anchorId="18C91C58">
-          <v:rect id="_x0000_i2307" style="width:0;height:1.5pt" o:hralign="center" o:hrstd="t" o:hr="t" fillcolor="#a0a0a0" stroked="f"/>
+          <v:rect id="_x0000_i1163" style="width:0;height:1.5pt" o:hralign="center" o:hrstd="t" o:hr="t" fillcolor="#a0a0a0" stroked="f"/>
         </w:pict>
       </w:r>
     </w:p>
@@ -28559,23 +28382,7 @@
           <w:sz w:val="20"/>
           <w:szCs w:val="20"/>
         </w:rPr>
-        <w:t xml:space="preserve">When designing an Artificial Intelligence system, researchers </w:t>
-      </w:r>
-      <w:proofErr w:type="spellStart"/>
-      <w:r>
-        <w:rPr>
-          <w:sz w:val="20"/>
-          <w:szCs w:val="20"/>
-        </w:rPr>
-        <w:t>analyze</w:t>
-      </w:r>
-      <w:proofErr w:type="spellEnd"/>
-      <w:r>
-        <w:rPr>
-          <w:sz w:val="20"/>
-          <w:szCs w:val="20"/>
-        </w:rPr>
-        <w:t xml:space="preserve"> it at </w:t>
+        <w:t xml:space="preserve">When designing an Artificial Intelligence system, researchers analyze it at </w:t>
       </w:r>
       <w:r>
         <w:rPr>
@@ -28742,7 +28549,7 @@
           <w:szCs w:val="20"/>
         </w:rPr>
         <w:pict w14:anchorId="7651198F">
-          <v:rect id="_x0000_i2308" style="width:0;height:1.5pt" o:hralign="center" o:hrstd="t" o:hr="t" fillcolor="#a0a0a0" stroked="f"/>
+          <v:rect id="_x0000_i1164" style="width:0;height:1.5pt" o:hralign="center" o:hrstd="t" o:hr="t" fillcolor="#a0a0a0" stroked="f"/>
         </w:pict>
       </w:r>
     </w:p>
@@ -28799,7 +28606,6 @@
                 <w:sz w:val="20"/>
                 <w:szCs w:val="20"/>
               </w:rPr>
-              <w:lastRenderedPageBreak/>
               <w:t>Level</w:t>
             </w:r>
           </w:p>
@@ -29115,7 +28921,7 @@
           <w:szCs w:val="20"/>
         </w:rPr>
         <w:pict w14:anchorId="204E68A1">
-          <v:rect id="_x0000_i2309" style="width:0;height:1.5pt" o:hralign="center" o:hrstd="t" o:hr="t" fillcolor="#a0a0a0" stroked="f"/>
+          <v:rect id="_x0000_i1165" style="width:0;height:1.5pt" o:hralign="center" o:hrstd="t" o:hr="t" fillcolor="#a0a0a0" stroked="f"/>
         </w:pict>
       </w:r>
     </w:p>
@@ -29154,6 +28960,7 @@
           <w:sz w:val="20"/>
           <w:szCs w:val="20"/>
         </w:rPr>
+        <w:lastRenderedPageBreak/>
         <w:t>Meaning</w:t>
       </w:r>
       <w:r>
@@ -29337,7 +29144,7 @@
           <w:szCs w:val="20"/>
         </w:rPr>
         <w:pict w14:anchorId="7B10AEB1">
-          <v:rect id="_x0000_i2310" style="width:0;height:1.5pt" o:hralign="center" o:hrstd="t" o:hr="t" fillcolor="#a0a0a0" stroked="f"/>
+          <v:rect id="_x0000_i1166" style="width:0;height:1.5pt" o:hralign="center" o:hrstd="t" o:hr="t" fillcolor="#a0a0a0" stroked="f"/>
         </w:pict>
       </w:r>
     </w:p>
@@ -29591,17 +29398,8 @@
                 <w:sz w:val="20"/>
                 <w:szCs w:val="20"/>
               </w:rPr>
-              <w:t xml:space="preserve">Rational </w:t>
-            </w:r>
-            <w:proofErr w:type="spellStart"/>
-            <w:r>
-              <w:rPr>
-                <w:sz w:val="20"/>
-                <w:szCs w:val="20"/>
-              </w:rPr>
-              <w:t>Behavior</w:t>
-            </w:r>
-            <w:proofErr w:type="spellEnd"/>
+              <w:t>Rational Behavior</w:t>
+            </w:r>
           </w:p>
         </w:tc>
         <w:tc>
@@ -29642,7 +29440,7 @@
           <w:szCs w:val="20"/>
         </w:rPr>
         <w:pict w14:anchorId="4A0AC412">
-          <v:rect id="_x0000_i2311" style="width:0;height:1.5pt" o:hralign="center" o:hrstd="t" o:hr="t" fillcolor="#a0a0a0" stroked="f"/>
+          <v:rect id="_x0000_i1167" style="width:0;height:1.5pt" o:hralign="center" o:hrstd="t" o:hr="t" fillcolor="#a0a0a0" stroked="f"/>
         </w:pict>
       </w:r>
     </w:p>
@@ -29912,21 +29710,12 @@
                 <w:szCs w:val="20"/>
               </w:rPr>
             </w:pPr>
-            <w:proofErr w:type="spellStart"/>
-            <w:r>
-              <w:rPr>
-                <w:sz w:val="20"/>
-                <w:szCs w:val="20"/>
-              </w:rPr>
-              <w:t>analyze</w:t>
-            </w:r>
-            <w:proofErr w:type="spellEnd"/>
-            <w:r>
-              <w:rPr>
-                <w:sz w:val="20"/>
-                <w:szCs w:val="20"/>
-              </w:rPr>
-              <w:t xml:space="preserve"> symptoms to find disease</w:t>
+            <w:r>
+              <w:rPr>
+                <w:sz w:val="20"/>
+                <w:szCs w:val="20"/>
+              </w:rPr>
+              <w:t>analyze symptoms to find disease</w:t>
             </w:r>
           </w:p>
         </w:tc>
@@ -29960,7 +29749,7 @@
           <w:szCs w:val="20"/>
         </w:rPr>
         <w:pict w14:anchorId="1A10C57A">
-          <v:rect id="_x0000_i2312" style="width:0;height:1.5pt" o:hralign="center" o:hrstd="t" o:hr="t" fillcolor="#a0a0a0" stroked="f"/>
+          <v:rect id="_x0000_i1168" style="width:0;height:1.5pt" o:hralign="center" o:hrstd="t" o:hr="t" fillcolor="#a0a0a0" stroked="f"/>
         </w:pict>
       </w:r>
     </w:p>
@@ -30014,7 +29803,6 @@
           <w:sz w:val="20"/>
           <w:szCs w:val="20"/>
         </w:rPr>
-        <w:lastRenderedPageBreak/>
         <w:t>What information does the system need?</w:t>
       </w:r>
     </w:p>
@@ -30077,27 +29865,7 @@
           <w:sz w:val="20"/>
           <w:szCs w:val="20"/>
         </w:rPr>
-        <w:t xml:space="preserve">intelligent </w:t>
-      </w:r>
-      <w:proofErr w:type="spellStart"/>
-      <w:r>
-        <w:rPr>
-          <w:b/>
-          <w:bCs/>
-          <w:sz w:val="20"/>
-          <w:szCs w:val="20"/>
-        </w:rPr>
-        <w:t>behavior</w:t>
-      </w:r>
-      <w:proofErr w:type="spellEnd"/>
-      <w:r>
-        <w:rPr>
-          <w:b/>
-          <w:bCs/>
-          <w:sz w:val="20"/>
-          <w:szCs w:val="20"/>
-        </w:rPr>
-        <w:t xml:space="preserve"> rather than implementation</w:t>
+        <w:t>intelligent behavior rather than implementation</w:t>
       </w:r>
       <w:r>
         <w:rPr>
@@ -30120,7 +29888,7 @@
           <w:szCs w:val="20"/>
         </w:rPr>
         <w:pict w14:anchorId="1074921F">
-          <v:rect id="_x0000_i2313" style="width:0;height:1.5pt" o:hralign="center" o:hrstd="t" o:hr="t" fillcolor="#a0a0a0" stroked="f"/>
+          <v:rect id="_x0000_i1169" style="width:0;height:1.5pt" o:hralign="center" o:hrstd="t" o:hr="t" fillcolor="#a0a0a0" stroked="f"/>
         </w:pict>
       </w:r>
     </w:p>
@@ -30159,6 +29927,7 @@
           <w:sz w:val="20"/>
           <w:szCs w:val="20"/>
         </w:rPr>
+        <w:lastRenderedPageBreak/>
         <w:t>Meaning</w:t>
       </w:r>
       <w:r>
@@ -30326,7 +30095,7 @@
           <w:szCs w:val="20"/>
         </w:rPr>
         <w:pict w14:anchorId="63165699">
-          <v:rect id="_x0000_i2314" style="width:0;height:1.5pt" o:hralign="center" o:hrstd="t" o:hr="t" fillcolor="#a0a0a0" stroked="f"/>
+          <v:rect id="_x0000_i1170" style="width:0;height:1.5pt" o:hralign="center" o:hrstd="t" o:hr="t" fillcolor="#a0a0a0" stroked="f"/>
         </w:pict>
       </w:r>
     </w:p>
@@ -30509,7 +30278,7 @@
           <w:szCs w:val="20"/>
         </w:rPr>
         <w:pict w14:anchorId="6B051348">
-          <v:rect id="_x0000_i2315" style="width:0;height:1.5pt" o:hralign="center" o:hrstd="t" o:hr="t" fillcolor="#a0a0a0" stroked="f"/>
+          <v:rect id="_x0000_i1171" style="width:0;height:1.5pt" o:hralign="center" o:hrstd="t" o:hr="t" fillcolor="#a0a0a0" stroked="f"/>
         </w:pict>
       </w:r>
     </w:p>
@@ -30757,7 +30526,7 @@
           <w:szCs w:val="20"/>
         </w:rPr>
         <w:pict w14:anchorId="3CC199FB">
-          <v:rect id="_x0000_i2316" style="width:0;height:1.5pt" o:hralign="center" o:hrstd="t" o:hr="t" fillcolor="#a0a0a0" stroked="f"/>
+          <v:rect id="_x0000_i1172" style="width:0;height:1.5pt" o:hralign="center" o:hrstd="t" o:hr="t" fillcolor="#a0a0a0" stroked="f"/>
         </w:pict>
       </w:r>
     </w:p>
@@ -30883,7 +30652,6 @@
           <w:sz w:val="20"/>
           <w:szCs w:val="20"/>
         </w:rPr>
-        <w:lastRenderedPageBreak/>
         <w:t>expert systems</w:t>
       </w:r>
     </w:p>
@@ -30938,7 +30706,7 @@
           <w:szCs w:val="20"/>
         </w:rPr>
         <w:pict w14:anchorId="6A3D1084">
-          <v:rect id="_x0000_i2317" style="width:0;height:1.5pt" o:hralign="center" o:hrstd="t" o:hr="t" fillcolor="#a0a0a0" stroked="f"/>
+          <v:rect id="_x0000_i1173" style="width:0;height:1.5pt" o:hralign="center" o:hrstd="t" o:hr="t" fillcolor="#a0a0a0" stroked="f"/>
         </w:pict>
       </w:r>
     </w:p>
@@ -30977,6 +30745,7 @@
           <w:sz w:val="20"/>
           <w:szCs w:val="20"/>
         </w:rPr>
+        <w:lastRenderedPageBreak/>
         <w:t>Meaning</w:t>
       </w:r>
       <w:r>
@@ -31132,7 +30901,7 @@
           <w:szCs w:val="20"/>
         </w:rPr>
         <w:pict w14:anchorId="43AF8C18">
-          <v:rect id="_x0000_i2318" style="width:0;height:1.5pt" o:hralign="center" o:hrstd="t" o:hr="t" fillcolor="#a0a0a0" stroked="f"/>
+          <v:rect id="_x0000_i1174" style="width:0;height:1.5pt" o:hralign="center" o:hrstd="t" o:hr="t" fillcolor="#a0a0a0" stroked="f"/>
         </w:pict>
       </w:r>
     </w:p>
@@ -31262,17 +31031,8 @@
                 <w:sz w:val="20"/>
                 <w:szCs w:val="20"/>
               </w:rPr>
-              <w:t xml:space="preserve">Python, </w:t>
-            </w:r>
-            <w:proofErr w:type="spellStart"/>
-            <w:r>
-              <w:rPr>
-                <w:sz w:val="20"/>
-                <w:szCs w:val="20"/>
-              </w:rPr>
-              <w:t>Prolog</w:t>
-            </w:r>
-            <w:proofErr w:type="spellEnd"/>
+              <w:t>Python, Prolog</w:t>
+            </w:r>
           </w:p>
         </w:tc>
       </w:tr>
@@ -31437,7 +31197,7 @@
           <w:szCs w:val="20"/>
         </w:rPr>
         <w:pict w14:anchorId="409E3D06">
-          <v:rect id="_x0000_i2319" style="width:0;height:1.5pt" o:hralign="center" o:hrstd="t" o:hr="t" fillcolor="#a0a0a0" stroked="f"/>
+          <v:rect id="_x0000_i1175" style="width:0;height:1.5pt" o:hralign="center" o:hrstd="t" o:hr="t" fillcolor="#a0a0a0" stroked="f"/>
         </w:pict>
       </w:r>
     </w:p>
@@ -31716,7 +31476,7 @@
           <w:szCs w:val="20"/>
         </w:rPr>
         <w:pict w14:anchorId="1197F3E3">
-          <v:rect id="_x0000_i2320" style="width:0;height:1.5pt" o:hralign="center" o:hrstd="t" o:hr="t" fillcolor="#a0a0a0" stroked="f"/>
+          <v:rect id="_x0000_i1176" style="width:0;height:1.5pt" o:hralign="center" o:hrstd="t" o:hr="t" fillcolor="#a0a0a0" stroked="f"/>
         </w:pict>
       </w:r>
     </w:p>
@@ -31964,7 +31724,7 @@
           <w:szCs w:val="20"/>
         </w:rPr>
         <w:pict w14:anchorId="0D7403BD">
-          <v:rect id="_x0000_i2321" style="width:0;height:1.5pt" o:hralign="center" o:hrstd="t" o:hr="t" fillcolor="#a0a0a0" stroked="f"/>
+          <v:rect id="_x0000_i1177" style="width:0;height:1.5pt" o:hralign="center" o:hrstd="t" o:hr="t" fillcolor="#a0a0a0" stroked="f"/>
         </w:pict>
       </w:r>
     </w:p>
@@ -31984,7 +31744,6 @@
           <w:sz w:val="20"/>
           <w:szCs w:val="20"/>
         </w:rPr>
-        <w:lastRenderedPageBreak/>
         <w:t>Relationship Between the Three Levels</w:t>
       </w:r>
     </w:p>
@@ -32110,17 +31869,8 @@
                 <w:sz w:val="20"/>
                 <w:szCs w:val="20"/>
               </w:rPr>
-              <w:t xml:space="preserve">describes intelligent </w:t>
-            </w:r>
-            <w:proofErr w:type="spellStart"/>
-            <w:r>
-              <w:rPr>
-                <w:sz w:val="20"/>
-                <w:szCs w:val="20"/>
-              </w:rPr>
-              <w:t>behavior</w:t>
-            </w:r>
-            <w:proofErr w:type="spellEnd"/>
+              <w:t>describes intelligent behavior</w:t>
+            </w:r>
           </w:p>
         </w:tc>
       </w:tr>
@@ -32144,6 +31894,7 @@
                 <w:sz w:val="20"/>
                 <w:szCs w:val="20"/>
               </w:rPr>
+              <w:lastRenderedPageBreak/>
               <w:t>Logical Level</w:t>
             </w:r>
           </w:p>
@@ -32237,7 +31988,7 @@
           <w:szCs w:val="20"/>
         </w:rPr>
         <w:pict w14:anchorId="36C02CF2">
-          <v:rect id="_x0000_i2322" style="width:0;height:1.5pt" o:hralign="center" o:hrstd="t" o:hr="t" fillcolor="#a0a0a0" stroked="f"/>
+          <v:rect id="_x0000_i1178" style="width:0;height:1.5pt" o:hralign="center" o:hrstd="t" o:hr="t" fillcolor="#a0a0a0" stroked="f"/>
         </w:pict>
       </w:r>
     </w:p>
@@ -32407,7 +32158,7 @@
           <w:szCs w:val="20"/>
         </w:rPr>
         <w:pict w14:anchorId="05891E1A">
-          <v:rect id="_x0000_i2323" style="width:0;height:1.5pt" o:hralign="center" o:hrstd="t" o:hr="t" fillcolor="#a0a0a0" stroked="f"/>
+          <v:rect id="_x0000_i1179" style="width:0;height:1.5pt" o:hralign="center" o:hrstd="t" o:hr="t" fillcolor="#a0a0a0" stroked="f"/>
         </w:pict>
       </w:r>
     </w:p>
@@ -32516,25 +32267,14 @@
         </w:rPr>
         <w:t xml:space="preserve">They also help in </w:t>
       </w:r>
-      <w:proofErr w:type="spellStart"/>
-      <w:r>
-        <w:rPr>
-          <w:b/>
-          <w:bCs/>
-          <w:sz w:val="20"/>
-          <w:szCs w:val="20"/>
-        </w:rPr>
-        <w:t>analyzing</w:t>
-      </w:r>
-      <w:proofErr w:type="spellEnd"/>
-      <w:r>
-        <w:rPr>
-          <w:b/>
-          <w:bCs/>
-          <w:sz w:val="20"/>
-          <w:szCs w:val="20"/>
-        </w:rPr>
-        <w:t xml:space="preserve"> how AI systems think and operate</w:t>
+      <w:r>
+        <w:rPr>
+          <w:b/>
+          <w:bCs/>
+          <w:sz w:val="20"/>
+          <w:szCs w:val="20"/>
+        </w:rPr>
+        <w:t>analyzing how AI systems think and operate</w:t>
       </w:r>
       <w:r>
         <w:rPr>
@@ -32557,7 +32297,7 @@
           <w:szCs w:val="20"/>
         </w:rPr>
         <w:pict w14:anchorId="78548B48">
-          <v:rect id="_x0000_i2324" style="width:0;height:1.5pt" o:hralign="center" o:hrstd="t" o:hr="t" fillcolor="#a0a0a0" stroked="f"/>
+          <v:rect id="_x0000_i1180" style="width:0;height:1.5pt" o:hralign="center" o:hrstd="t" o:hr="t" fillcolor="#a0a0a0" stroked="f"/>
         </w:pict>
       </w:r>
     </w:p>
@@ -32836,7 +32576,7 @@
           <w:szCs w:val="20"/>
         </w:rPr>
         <w:pict w14:anchorId="5E704011">
-          <v:rect id="_x0000_i2325" style="width:0;height:1.5pt" o:hralign="center" o:hrstd="t" o:hr="t" fillcolor="#a0a0a0" stroked="f"/>
+          <v:rect id="_x0000_i1181" style="width:0;height:1.5pt" o:hralign="center" o:hrstd="t" o:hr="t" fillcolor="#a0a0a0" stroked="f"/>
         </w:pict>
       </w:r>
     </w:p>
@@ -32869,7 +32609,6 @@
           <w:sz w:val="20"/>
           <w:szCs w:val="20"/>
         </w:rPr>
-        <w:lastRenderedPageBreak/>
         <w:t>This topic explains:</w:t>
       </w:r>
     </w:p>
@@ -32927,6 +32666,7 @@
           <w:sz w:val="20"/>
           <w:szCs w:val="20"/>
         </w:rPr>
+        <w:lastRenderedPageBreak/>
         <w:t>Criteria for Success in Artificial Intelligence</w:t>
       </w:r>
       <w:r>
@@ -33192,7 +32932,7 @@
           <w:szCs w:val="20"/>
         </w:rPr>
         <w:pict w14:anchorId="1356B035">
-          <v:rect id="_x0000_i2326" style="width:0;height:1.5pt" o:hralign="center" o:hrstd="t" o:hr="t" fillcolor="#a0a0a0" stroked="f"/>
+          <v:rect id="_x0000_i1182" style="width:0;height:1.5pt" o:hralign="center" o:hrstd="t" o:hr="t" fillcolor="#a0a0a0" stroked="f"/>
         </w:pict>
       </w:r>
     </w:p>
@@ -33310,7 +33050,7 @@
           <w:szCs w:val="20"/>
         </w:rPr>
         <w:pict w14:anchorId="7FB2A788">
-          <v:rect id="_x0000_i2327" style="width:0;height:1.5pt" o:hralign="center" o:hrstd="t" o:hr="t" fillcolor="#a0a0a0" stroked="f"/>
+          <v:rect id="_x0000_i1183" style="width:0;height:1.5pt" o:hralign="center" o:hrstd="t" o:hr="t" fillcolor="#a0a0a0" stroked="f"/>
         </w:pict>
       </w:r>
     </w:p>
@@ -33514,7 +33254,7 @@
           <w:szCs w:val="20"/>
         </w:rPr>
         <w:pict w14:anchorId="03D21B26">
-          <v:rect id="_x0000_i2328" style="width:0;height:1.5pt" o:hralign="center" o:hrstd="t" o:hr="t" fillcolor="#a0a0a0" stroked="f"/>
+          <v:rect id="_x0000_i1184" style="width:0;height:1.5pt" o:hralign="center" o:hrstd="t" o:hr="t" fillcolor="#a0a0a0" stroked="f"/>
         </w:pict>
       </w:r>
     </w:p>
@@ -33549,7 +33289,6 @@
           <w:sz w:val="20"/>
           <w:szCs w:val="20"/>
         </w:rPr>
-        <w:lastRenderedPageBreak/>
         <w:t>Incorrect results can lead to serious problems.</w:t>
       </w:r>
     </w:p>
@@ -33601,6 +33340,7 @@
                 <w:sz w:val="20"/>
                 <w:szCs w:val="20"/>
               </w:rPr>
+              <w:lastRenderedPageBreak/>
               <w:t>Application</w:t>
             </w:r>
           </w:p>
@@ -33824,7 +33564,7 @@
           <w:szCs w:val="20"/>
         </w:rPr>
         <w:pict w14:anchorId="2E683555">
-          <v:rect id="_x0000_i2329" style="width:0;height:1.5pt" o:hralign="center" o:hrstd="t" o:hr="t" fillcolor="#a0a0a0" stroked="f"/>
+          <v:rect id="_x0000_i1185" style="width:0;height:1.5pt" o:hralign="center" o:hrstd="t" o:hr="t" fillcolor="#a0a0a0" stroked="f"/>
         </w:pict>
       </w:r>
     </w:p>
@@ -33983,7 +33723,7 @@
           <w:szCs w:val="20"/>
         </w:rPr>
         <w:pict w14:anchorId="6ED2BE04">
-          <v:rect id="_x0000_i2330" style="width:0;height:1.5pt" o:hralign="center" o:hrstd="t" o:hr="t" fillcolor="#a0a0a0" stroked="f"/>
+          <v:rect id="_x0000_i1186" style="width:0;height:1.5pt" o:hralign="center" o:hrstd="t" o:hr="t" fillcolor="#a0a0a0" stroked="f"/>
         </w:pict>
       </w:r>
     </w:p>
@@ -34226,7 +33966,7 @@
           <w:szCs w:val="20"/>
         </w:rPr>
         <w:pict w14:anchorId="25D08BE0">
-          <v:rect id="_x0000_i2331" style="width:0;height:1.5pt" o:hralign="center" o:hrstd="t" o:hr="t" fillcolor="#a0a0a0" stroked="f"/>
+          <v:rect id="_x0000_i1187" style="width:0;height:1.5pt" o:hralign="center" o:hrstd="t" o:hr="t" fillcolor="#a0a0a0" stroked="f"/>
         </w:pict>
       </w:r>
     </w:p>
@@ -34409,7 +34149,7 @@
           <w:szCs w:val="20"/>
         </w:rPr>
         <w:pict w14:anchorId="4C92E3EB">
-          <v:rect id="_x0000_i2332" style="width:0;height:1.5pt" o:hralign="center" o:hrstd="t" o:hr="t" fillcolor="#a0a0a0" stroked="f"/>
+          <v:rect id="_x0000_i1188" style="width:0;height:1.5pt" o:hralign="center" o:hrstd="t" o:hr="t" fillcolor="#a0a0a0" stroked="f"/>
         </w:pict>
       </w:r>
     </w:p>
@@ -34448,33 +34188,64 @@
           <w:sz w:val="20"/>
           <w:szCs w:val="20"/>
         </w:rPr>
+        <w:t>Meaning</w:t>
+      </w:r>
+      <w:r>
+        <w:rPr>
+          <w:b/>
+          <w:bCs/>
+          <w:sz w:val="20"/>
+          <w:szCs w:val="20"/>
+        </w:rPr>
+        <w:t xml:space="preserve">: </w:t>
+      </w:r>
+      <w:r>
+        <w:rPr>
+          <w:sz w:val="20"/>
+          <w:szCs w:val="20"/>
+        </w:rPr>
+        <w:t xml:space="preserve">Generality refers to </w:t>
+      </w:r>
+      <w:r>
+        <w:rPr>
+          <w:b/>
+          <w:bCs/>
+          <w:sz w:val="20"/>
+          <w:szCs w:val="20"/>
+        </w:rPr>
+        <w:t>the ability of an AI system to solve different types of problems instead of only one specific task</w:t>
+      </w:r>
+      <w:r>
+        <w:rPr>
+          <w:sz w:val="20"/>
+          <w:szCs w:val="20"/>
+        </w:rPr>
+        <w:t>.</w:t>
+      </w:r>
+    </w:p>
+    <w:p>
+      <w:pPr>
+        <w:rPr>
+          <w:sz w:val="20"/>
+          <w:szCs w:val="20"/>
+        </w:rPr>
+      </w:pPr>
+      <w:r>
+        <w:rPr>
+          <w:sz w:val="20"/>
+          <w:szCs w:val="20"/>
+        </w:rPr>
         <w:lastRenderedPageBreak/>
-        <w:t>Meaning</w:t>
-      </w:r>
-      <w:r>
-        <w:rPr>
-          <w:b/>
-          <w:bCs/>
-          <w:sz w:val="20"/>
-          <w:szCs w:val="20"/>
-        </w:rPr>
-        <w:t xml:space="preserve">: </w:t>
-      </w:r>
-      <w:r>
-        <w:rPr>
-          <w:sz w:val="20"/>
-          <w:szCs w:val="20"/>
-        </w:rPr>
-        <w:t xml:space="preserve">Generality refers to </w:t>
-      </w:r>
-      <w:r>
-        <w:rPr>
-          <w:b/>
-          <w:bCs/>
-          <w:sz w:val="20"/>
-          <w:szCs w:val="20"/>
-        </w:rPr>
-        <w:t>the ability of an AI system to solve different types of problems instead of only one specific task</w:t>
+        <w:t xml:space="preserve">A system with high generality can </w:t>
+      </w:r>
+      <w:r>
+        <w:rPr>
+          <w:b/>
+          <w:bCs/>
+          <w:sz w:val="20"/>
+          <w:szCs w:val="20"/>
+        </w:rPr>
+        <w:t>adapt to multiple domains</w:t>
       </w:r>
       <w:r>
         <w:rPr>
@@ -34496,39 +34267,8 @@
           <w:sz w:val="20"/>
           <w:szCs w:val="20"/>
         </w:rPr>
-        <w:t xml:space="preserve">A system with high generality can </w:t>
-      </w:r>
-      <w:r>
-        <w:rPr>
-          <w:b/>
-          <w:bCs/>
-          <w:sz w:val="20"/>
-          <w:szCs w:val="20"/>
-        </w:rPr>
-        <w:t>adapt to multiple domains</w:t>
-      </w:r>
-      <w:r>
-        <w:rPr>
-          <w:sz w:val="20"/>
-          <w:szCs w:val="20"/>
-        </w:rPr>
-        <w:t>.</w:t>
-      </w:r>
-    </w:p>
-    <w:p>
-      <w:pPr>
-        <w:rPr>
-          <w:sz w:val="20"/>
-          <w:szCs w:val="20"/>
-        </w:rPr>
-      </w:pPr>
-      <w:r>
-        <w:rPr>
-          <w:sz w:val="20"/>
-          <w:szCs w:val="20"/>
-        </w:rPr>
         <w:pict w14:anchorId="3A3E9C84">
-          <v:rect id="_x0000_i2333" style="width:0;height:1.5pt" o:hralign="center" o:hrstd="t" o:hr="t" fillcolor="#a0a0a0" stroked="f"/>
+          <v:rect id="_x0000_i1189" style="width:0;height:1.5pt" o:hralign="center" o:hrstd="t" o:hr="t" fillcolor="#a0a0a0" stroked="f"/>
         </w:pict>
       </w:r>
     </w:p>
@@ -34846,7 +34586,7 @@
           <w:szCs w:val="20"/>
         </w:rPr>
         <w:pict w14:anchorId="0F074E3F">
-          <v:rect id="_x0000_i2334" style="width:0;height:1.5pt" o:hralign="center" o:hrstd="t" o:hr="t" fillcolor="#a0a0a0" stroked="f"/>
+          <v:rect id="_x0000_i1190" style="width:0;height:1.5pt" o:hralign="center" o:hrstd="t" o:hr="t" fillcolor="#a0a0a0" stroked="f"/>
         </w:pict>
       </w:r>
     </w:p>
@@ -34959,7 +34699,7 @@
           <w:szCs w:val="20"/>
         </w:rPr>
         <w:pict w14:anchorId="265175A5">
-          <v:rect id="_x0000_i2335" style="width:0;height:1.5pt" o:hralign="center" o:hrstd="t" o:hr="t" fillcolor="#a0a0a0" stroked="f"/>
+          <v:rect id="_x0000_i1191" style="width:0;height:1.5pt" o:hralign="center" o:hrstd="t" o:hr="t" fillcolor="#a0a0a0" stroked="f"/>
         </w:pict>
       </w:r>
     </w:p>
@@ -35061,7 +34801,7 @@
           <w:szCs w:val="20"/>
         </w:rPr>
         <w:pict w14:anchorId="1E1AFB9B">
-          <v:rect id="_x0000_i2336" style="width:0;height:1.5pt" o:hralign="center" o:hrstd="t" o:hr="t" fillcolor="#a0a0a0" stroked="f"/>
+          <v:rect id="_x0000_i1192" style="width:0;height:1.5pt" o:hralign="center" o:hrstd="t" o:hr="t" fillcolor="#a0a0a0" stroked="f"/>
         </w:pict>
       </w:r>
     </w:p>
@@ -35202,43 +34942,43 @@
           <w:sz w:val="20"/>
           <w:szCs w:val="20"/>
         </w:rPr>
+        <w:pict w14:anchorId="0C3339C9">
+          <v:rect id="_x0000_i1193" style="width:0;height:1.5pt" o:hralign="center" o:hrstd="t" o:hr="t" fillcolor="#a0a0a0" stroked="f"/>
+        </w:pict>
+      </w:r>
+    </w:p>
+    <w:p>
+      <w:pPr>
+        <w:rPr>
+          <w:b/>
+          <w:bCs/>
+          <w:sz w:val="20"/>
+          <w:szCs w:val="20"/>
+        </w:rPr>
+      </w:pPr>
+      <w:r>
+        <w:rPr>
+          <w:b/>
+          <w:bCs/>
+          <w:sz w:val="20"/>
+          <w:szCs w:val="20"/>
+        </w:rPr>
+        <w:t>Importance of Robustness</w:t>
+      </w:r>
+    </w:p>
+    <w:p>
+      <w:pPr>
+        <w:rPr>
+          <w:sz w:val="20"/>
+          <w:szCs w:val="20"/>
+        </w:rPr>
+      </w:pPr>
+      <w:r>
+        <w:rPr>
+          <w:sz w:val="20"/>
+          <w:szCs w:val="20"/>
+        </w:rPr>
         <w:lastRenderedPageBreak/>
-        <w:pict w14:anchorId="0C3339C9">
-          <v:rect id="_x0000_i2337" style="width:0;height:1.5pt" o:hralign="center" o:hrstd="t" o:hr="t" fillcolor="#a0a0a0" stroked="f"/>
-        </w:pict>
-      </w:r>
-    </w:p>
-    <w:p>
-      <w:pPr>
-        <w:rPr>
-          <w:b/>
-          <w:bCs/>
-          <w:sz w:val="20"/>
-          <w:szCs w:val="20"/>
-        </w:rPr>
-      </w:pPr>
-      <w:r>
-        <w:rPr>
-          <w:b/>
-          <w:bCs/>
-          <w:sz w:val="20"/>
-          <w:szCs w:val="20"/>
-        </w:rPr>
-        <w:t>Importance of Robustness</w:t>
-      </w:r>
-    </w:p>
-    <w:p>
-      <w:pPr>
-        <w:rPr>
-          <w:sz w:val="20"/>
-          <w:szCs w:val="20"/>
-        </w:rPr>
-      </w:pPr>
-      <w:r>
-        <w:rPr>
-          <w:sz w:val="20"/>
-          <w:szCs w:val="20"/>
-        </w:rPr>
         <w:t>Real-world environments are unpredictable.</w:t>
       </w:r>
     </w:p>
@@ -35342,7 +35082,7 @@
           <w:szCs w:val="20"/>
         </w:rPr>
         <w:pict w14:anchorId="243C8AA5">
-          <v:rect id="_x0000_i2338" style="width:0;height:1.5pt" o:hralign="center" o:hrstd="t" o:hr="t" fillcolor="#a0a0a0" stroked="f"/>
+          <v:rect id="_x0000_i1194" style="width:0;height:1.5pt" o:hralign="center" o:hrstd="t" o:hr="t" fillcolor="#a0a0a0" stroked="f"/>
         </w:pict>
       </w:r>
     </w:p>
@@ -35429,7 +35169,7 @@
           <w:szCs w:val="20"/>
         </w:rPr>
         <w:pict w14:anchorId="419F9F61">
-          <v:rect id="_x0000_i2339" style="width:0;height:1.5pt" o:hralign="center" o:hrstd="t" o:hr="t" fillcolor="#a0a0a0" stroked="f"/>
+          <v:rect id="_x0000_i1195" style="width:0;height:1.5pt" o:hralign="center" o:hrstd="t" o:hr="t" fillcolor="#a0a0a0" stroked="f"/>
         </w:pict>
       </w:r>
     </w:p>
@@ -35512,7 +35252,7 @@
           <w:szCs w:val="20"/>
         </w:rPr>
         <w:pict w14:anchorId="23B21200">
-          <v:rect id="_x0000_i2340" style="width:0;height:1.5pt" o:hralign="center" o:hrstd="t" o:hr="t" fillcolor="#a0a0a0" stroked="f"/>
+          <v:rect id="_x0000_i1196" style="width:0;height:1.5pt" o:hralign="center" o:hrstd="t" o:hr="t" fillcolor="#a0a0a0" stroked="f"/>
         </w:pict>
       </w:r>
     </w:p>
@@ -35821,7 +35561,7 @@
           <w:szCs w:val="20"/>
         </w:rPr>
         <w:pict w14:anchorId="0169419A">
-          <v:rect id="_x0000_i2341" style="width:0;height:1.5pt" o:hralign="center" o:hrstd="t" o:hr="t" fillcolor="#a0a0a0" stroked="f"/>
+          <v:rect id="_x0000_i1197" style="width:0;height:1.5pt" o:hralign="center" o:hrstd="t" o:hr="t" fillcolor="#a0a0a0" stroked="f"/>
         </w:pict>
       </w:r>
     </w:p>
@@ -36141,7 +35881,6 @@
                 <w:sz w:val="20"/>
                 <w:szCs w:val="20"/>
               </w:rPr>
-              <w:lastRenderedPageBreak/>
               <w:t>Scalability</w:t>
             </w:r>
           </w:p>
@@ -36215,7 +35954,7 @@
           <w:szCs w:val="20"/>
         </w:rPr>
         <w:pict w14:anchorId="3E065BE1">
-          <v:rect id="_x0000_i2342" style="width:0;height:1.5pt" o:hralign="center" o:hrstd="t" o:hr="t" fillcolor="#a0a0a0" stroked="f"/>
+          <v:rect id="_x0000_i1198" style="width:0;height:1.5pt" o:hralign="center" o:hrstd="t" o:hr="t" fillcolor="#a0a0a0" stroked="f"/>
         </w:pict>
       </w:r>
     </w:p>
@@ -36235,6 +35974,7 @@
           <w:sz w:val="20"/>
           <w:szCs w:val="20"/>
         </w:rPr>
+        <w:lastRenderedPageBreak/>
         <w:t>Example: AI in Self-Driving Cars</w:t>
       </w:r>
     </w:p>
@@ -36562,7 +36302,7 @@
           <w:szCs w:val="20"/>
         </w:rPr>
         <w:pict w14:anchorId="14FFA3A7">
-          <v:rect id="_x0000_i2343" style="width:0;height:1.5pt" o:hralign="center" o:hrstd="t" o:hr="t" fillcolor="#a0a0a0" stroked="f"/>
+          <v:rect id="_x0000_i1199" style="width:0;height:1.5pt" o:hralign="center" o:hrstd="t" o:hr="t" fillcolor="#a0a0a0" stroked="f"/>
         </w:pict>
       </w:r>
     </w:p>
@@ -36936,13 +36676,182 @@
       </w:pPr>
     </w:p>
     <w:sectPr>
+      <w:headerReference w:type="even" r:id="rId8"/>
+      <w:headerReference w:type="default" r:id="rId9"/>
+      <w:footerReference w:type="even" r:id="rId10"/>
+      <w:footerReference w:type="default" r:id="rId11"/>
+      <w:headerReference w:type="first" r:id="rId12"/>
+      <w:footerReference w:type="first" r:id="rId13"/>
       <w:pgSz w:w="11906" w:h="16838"/>
       <w:pgMar w:top="1440" w:right="1440" w:bottom="1440" w:left="1440" w:header="708" w:footer="708" w:gutter="0"/>
+      <w:pgBorders w:offsetFrom="page">
+        <w:top w:val="single" w:sz="4" w:space="24" w:color="auto"/>
+        <w:left w:val="single" w:sz="4" w:space="24" w:color="auto"/>
+        <w:bottom w:val="single" w:sz="4" w:space="24" w:color="auto"/>
+        <w:right w:val="single" w:sz="4" w:space="24" w:color="auto"/>
+      </w:pgBorders>
       <w:cols w:space="708"/>
       <w:docGrid w:linePitch="360"/>
     </w:sectPr>
   </w:body>
 </w:document>
+</file>
+
+<file path=word/endnotes.xml><?xml version="1.0" encoding="utf-8"?>
+<w:endnotes xmlns:wpc="http://schemas.microsoft.com/office/word/2010/wordprocessingCanvas" xmlns:cx="http://schemas.microsoft.com/office/drawing/2014/chartex" xmlns:cx1="http://schemas.microsoft.com/office/drawing/2015/9/8/chartex" xmlns:cx2="http://schemas.microsoft.com/office/drawing/2015/10/21/chartex" xmlns:cx3="http://schemas.microsoft.com/office/drawing/2016/5/9/chartex" xmlns:cx4="http://schemas.microsoft.com/office/drawing/2016/5/10/chartex" xmlns:cx5="http://schemas.microsoft.com/office/drawing/2016/5/11/chartex" xmlns:cx6="http://schemas.microsoft.com/office/drawing/2016/5/12/chartex" xmlns:cx7="http://schemas.microsoft.com/office/drawing/2016/5/13/chartex" xmlns:cx8="http://schemas.microsoft.com/office/drawing/2016/5/14/chartex" xmlns:mc="http://schemas.openxmlformats.org/markup-compatibility/2006" xmlns:aink="http://schemas.microsoft.com/office/drawing/2016/ink" xmlns:am3d="http://schemas.microsoft.com/office/drawing/2017/model3d" xmlns:o="urn:schemas-microsoft-com:office:office" xmlns:oel="http://schemas.microsoft.com/office/2019/extlst" xmlns:r="http://schemas.openxmlformats.org/officeDocument/2006/relationships" xmlns:m="http://schemas.openxmlformats.org/officeDocument/2006/math" xmlns:v="urn:schemas-microsoft-com:vml" xmlns:wp14="http://schemas.microsoft.com/office/word/2010/wordprocessingDrawing" xmlns:wp="http://schemas.openxmlformats.org/drawingml/2006/wordprocessingDrawing" xmlns:w10="urn:schemas-microsoft-com:office:word" xmlns:w="http://schemas.openxmlformats.org/wordprocessingml/2006/main" xmlns:w14="http://schemas.microsoft.com/office/word/2010/wordml" xmlns:w15="http://schemas.microsoft.com/office/word/2012/wordml" xmlns:w16cex="http://schemas.microsoft.com/office/word/2018/wordml/cex" xmlns:w16cid="http://schemas.microsoft.com/office/word/2016/wordml/cid" xmlns:w16="http://schemas.microsoft.com/office/word/2018/wordml" xmlns:w16du="http://schemas.microsoft.com/office/word/2023/wordml/word16du" xmlns:w16sdtdh="http://schemas.microsoft.com/office/word/2020/wordml/sdtdatahash" xmlns:w16sdtfl="http://schemas.microsoft.com/office/word/2024/wordml/sdtformatlock" xmlns:w16se="http://schemas.microsoft.com/office/word/2015/wordml/symex" xmlns:wpg="http://schemas.microsoft.com/office/word/2010/wordprocessingGroup" xmlns:wpi="http://schemas.microsoft.com/office/word/2010/wordprocessingInk" xmlns:wne="http://schemas.microsoft.com/office/word/2006/wordml" xmlns:wps="http://schemas.microsoft.com/office/word/2010/wordprocessingShape" mc:Ignorable="w14 w15 w16se w16cid w16 w16cex w16sdtdh w16sdtfl w16du wp14">
+  <w:endnote w:type="separator" w:id="-1">
+    <w:p>
+      <w:pPr>
+        <w:spacing w:after="0" w:line="240" w:lineRule="auto"/>
+      </w:pPr>
+      <w:r>
+        <w:separator/>
+      </w:r>
+    </w:p>
+  </w:endnote>
+  <w:endnote w:type="continuationSeparator" w:id="0">
+    <w:p>
+      <w:pPr>
+        <w:spacing w:after="0" w:line="240" w:lineRule="auto"/>
+      </w:pPr>
+      <w:r>
+        <w:continuationSeparator/>
+      </w:r>
+    </w:p>
+  </w:endnote>
+</w:endnotes>
+</file>
+
+<file path=word/footer1.xml><?xml version="1.0" encoding="utf-8"?>
+<w:ftr xmlns:wpc="http://schemas.microsoft.com/office/word/2010/wordprocessingCanvas" xmlns:cx="http://schemas.microsoft.com/office/drawing/2014/chartex" xmlns:cx1="http://schemas.microsoft.com/office/drawing/2015/9/8/chartex" xmlns:cx2="http://schemas.microsoft.com/office/drawing/2015/10/21/chartex" xmlns:cx3="http://schemas.microsoft.com/office/drawing/2016/5/9/chartex" xmlns:cx4="http://schemas.microsoft.com/office/drawing/2016/5/10/chartex" xmlns:cx5="http://schemas.microsoft.com/office/drawing/2016/5/11/chartex" xmlns:cx6="http://schemas.microsoft.com/office/drawing/2016/5/12/chartex" xmlns:cx7="http://schemas.microsoft.com/office/drawing/2016/5/13/chartex" xmlns:cx8="http://schemas.microsoft.com/office/drawing/2016/5/14/chartex" xmlns:mc="http://schemas.openxmlformats.org/markup-compatibility/2006" xmlns:aink="http://schemas.microsoft.com/office/drawing/2016/ink" xmlns:am3d="http://schemas.microsoft.com/office/drawing/2017/model3d" xmlns:o="urn:schemas-microsoft-com:office:office" xmlns:oel="http://schemas.microsoft.com/office/2019/extlst" xmlns:r="http://schemas.openxmlformats.org/officeDocument/2006/relationships" xmlns:m="http://schemas.openxmlformats.org/officeDocument/2006/math" xmlns:v="urn:schemas-microsoft-com:vml" xmlns:wp14="http://schemas.microsoft.com/office/word/2010/wordprocessingDrawing" xmlns:wp="http://schemas.openxmlformats.org/drawingml/2006/wordprocessingDrawing" xmlns:w10="urn:schemas-microsoft-com:office:word" xmlns:w="http://schemas.openxmlformats.org/wordprocessingml/2006/main" xmlns:w14="http://schemas.microsoft.com/office/word/2010/wordml" xmlns:w15="http://schemas.microsoft.com/office/word/2012/wordml" xmlns:w16cex="http://schemas.microsoft.com/office/word/2018/wordml/cex" xmlns:w16cid="http://schemas.microsoft.com/office/word/2016/wordml/cid" xmlns:w16="http://schemas.microsoft.com/office/word/2018/wordml" xmlns:w16du="http://schemas.microsoft.com/office/word/2023/wordml/word16du" xmlns:w16sdtdh="http://schemas.microsoft.com/office/word/2020/wordml/sdtdatahash" xmlns:w16sdtfl="http://schemas.microsoft.com/office/word/2024/wordml/sdtformatlock" xmlns:w16se="http://schemas.microsoft.com/office/word/2015/wordml/symex" xmlns:wpg="http://schemas.microsoft.com/office/word/2010/wordprocessingGroup" xmlns:wpi="http://schemas.microsoft.com/office/word/2010/wordprocessingInk" xmlns:wne="http://schemas.microsoft.com/office/word/2006/wordml" xmlns:wps="http://schemas.microsoft.com/office/word/2010/wordprocessingShape" mc:Ignorable="w14 w15 w16se w16cid w16 w16cex w16sdtdh w16sdtfl w16du wp14">
+  <w:p>
+    <w:pPr>
+      <w:pStyle w:val="Footer"/>
+    </w:pPr>
+  </w:p>
+</w:ftr>
+</file>
+
+<file path=word/footer2.xml><?xml version="1.0" encoding="utf-8"?>
+<w:ftr xmlns:wpc="http://schemas.microsoft.com/office/word/2010/wordprocessingCanvas" xmlns:cx="http://schemas.microsoft.com/office/drawing/2014/chartex" xmlns:cx1="http://schemas.microsoft.com/office/drawing/2015/9/8/chartex" xmlns:cx2="http://schemas.microsoft.com/office/drawing/2015/10/21/chartex" xmlns:cx3="http://schemas.microsoft.com/office/drawing/2016/5/9/chartex" xmlns:cx4="http://schemas.microsoft.com/office/drawing/2016/5/10/chartex" xmlns:cx5="http://schemas.microsoft.com/office/drawing/2016/5/11/chartex" xmlns:cx6="http://schemas.microsoft.com/office/drawing/2016/5/12/chartex" xmlns:cx7="http://schemas.microsoft.com/office/drawing/2016/5/13/chartex" xmlns:cx8="http://schemas.microsoft.com/office/drawing/2016/5/14/chartex" xmlns:mc="http://schemas.openxmlformats.org/markup-compatibility/2006" xmlns:aink="http://schemas.microsoft.com/office/drawing/2016/ink" xmlns:am3d="http://schemas.microsoft.com/office/drawing/2017/model3d" xmlns:o="urn:schemas-microsoft-com:office:office" xmlns:oel="http://schemas.microsoft.com/office/2019/extlst" xmlns:r="http://schemas.openxmlformats.org/officeDocument/2006/relationships" xmlns:m="http://schemas.openxmlformats.org/officeDocument/2006/math" xmlns:v="urn:schemas-microsoft-com:vml" xmlns:wp14="http://schemas.microsoft.com/office/word/2010/wordprocessingDrawing" xmlns:wp="http://schemas.openxmlformats.org/drawingml/2006/wordprocessingDrawing" xmlns:w10="urn:schemas-microsoft-com:office:word" xmlns:w="http://schemas.openxmlformats.org/wordprocessingml/2006/main" xmlns:w14="http://schemas.microsoft.com/office/word/2010/wordml" xmlns:w15="http://schemas.microsoft.com/office/word/2012/wordml" xmlns:w16cex="http://schemas.microsoft.com/office/word/2018/wordml/cex" xmlns:w16cid="http://schemas.microsoft.com/office/word/2016/wordml/cid" xmlns:w16="http://schemas.microsoft.com/office/word/2018/wordml" xmlns:w16du="http://schemas.microsoft.com/office/word/2023/wordml/word16du" xmlns:w16sdtdh="http://schemas.microsoft.com/office/word/2020/wordml/sdtdatahash" xmlns:w16sdtfl="http://schemas.microsoft.com/office/word/2024/wordml/sdtformatlock" xmlns:w16se="http://schemas.microsoft.com/office/word/2015/wordml/symex" xmlns:wpg="http://schemas.microsoft.com/office/word/2010/wordprocessingGroup" xmlns:wpi="http://schemas.microsoft.com/office/word/2010/wordprocessingInk" xmlns:wne="http://schemas.microsoft.com/office/word/2006/wordml" xmlns:wps="http://schemas.microsoft.com/office/word/2010/wordprocessingShape" mc:Ignorable="w14 w15 w16se w16cid w16 w16cex w16sdtdh w16sdtfl w16du wp14">
+  <w:p>
+    <w:pPr>
+      <w:pStyle w:val="Footer"/>
+    </w:pPr>
+  </w:p>
+</w:ftr>
+</file>
+
+<file path=word/footer3.xml><?xml version="1.0" encoding="utf-8"?>
+<w:ftr xmlns:wpc="http://schemas.microsoft.com/office/word/2010/wordprocessingCanvas" xmlns:cx="http://schemas.microsoft.com/office/drawing/2014/chartex" xmlns:cx1="http://schemas.microsoft.com/office/drawing/2015/9/8/chartex" xmlns:cx2="http://schemas.microsoft.com/office/drawing/2015/10/21/chartex" xmlns:cx3="http://schemas.microsoft.com/office/drawing/2016/5/9/chartex" xmlns:cx4="http://schemas.microsoft.com/office/drawing/2016/5/10/chartex" xmlns:cx5="http://schemas.microsoft.com/office/drawing/2016/5/11/chartex" xmlns:cx6="http://schemas.microsoft.com/office/drawing/2016/5/12/chartex" xmlns:cx7="http://schemas.microsoft.com/office/drawing/2016/5/13/chartex" xmlns:cx8="http://schemas.microsoft.com/office/drawing/2016/5/14/chartex" xmlns:mc="http://schemas.openxmlformats.org/markup-compatibility/2006" xmlns:aink="http://schemas.microsoft.com/office/drawing/2016/ink" xmlns:am3d="http://schemas.microsoft.com/office/drawing/2017/model3d" xmlns:o="urn:schemas-microsoft-com:office:office" xmlns:oel="http://schemas.microsoft.com/office/2019/extlst" xmlns:r="http://schemas.openxmlformats.org/officeDocument/2006/relationships" xmlns:m="http://schemas.openxmlformats.org/officeDocument/2006/math" xmlns:v="urn:schemas-microsoft-com:vml" xmlns:wp14="http://schemas.microsoft.com/office/word/2010/wordprocessingDrawing" xmlns:wp="http://schemas.openxmlformats.org/drawingml/2006/wordprocessingDrawing" xmlns:w10="urn:schemas-microsoft-com:office:word" xmlns:w="http://schemas.openxmlformats.org/wordprocessingml/2006/main" xmlns:w14="http://schemas.microsoft.com/office/word/2010/wordml" xmlns:w15="http://schemas.microsoft.com/office/word/2012/wordml" xmlns:w16cex="http://schemas.microsoft.com/office/word/2018/wordml/cex" xmlns:w16cid="http://schemas.microsoft.com/office/word/2016/wordml/cid" xmlns:w16="http://schemas.microsoft.com/office/word/2018/wordml" xmlns:w16du="http://schemas.microsoft.com/office/word/2023/wordml/word16du" xmlns:w16sdtdh="http://schemas.microsoft.com/office/word/2020/wordml/sdtdatahash" xmlns:w16sdtfl="http://schemas.microsoft.com/office/word/2024/wordml/sdtformatlock" xmlns:w16se="http://schemas.microsoft.com/office/word/2015/wordml/symex" xmlns:wpg="http://schemas.microsoft.com/office/word/2010/wordprocessingGroup" xmlns:wpi="http://schemas.microsoft.com/office/word/2010/wordprocessingInk" xmlns:wne="http://schemas.microsoft.com/office/word/2006/wordml" xmlns:wps="http://schemas.microsoft.com/office/word/2010/wordprocessingShape" mc:Ignorable="w14 w15 w16se w16cid w16 w16cex w16sdtdh w16sdtfl w16du wp14">
+  <w:p>
+    <w:pPr>
+      <w:pStyle w:val="Footer"/>
+    </w:pPr>
+  </w:p>
+</w:ftr>
+</file>
+
+<file path=word/footnotes.xml><?xml version="1.0" encoding="utf-8"?>
+<w:footnotes xmlns:wpc="http://schemas.microsoft.com/office/word/2010/wordprocessingCanvas" xmlns:cx="http://schemas.microsoft.com/office/drawing/2014/chartex" xmlns:cx1="http://schemas.microsoft.com/office/drawing/2015/9/8/chartex" xmlns:cx2="http://schemas.microsoft.com/office/drawing/2015/10/21/chartex" xmlns:cx3="http://schemas.microsoft.com/office/drawing/2016/5/9/chartex" xmlns:cx4="http://schemas.microsoft.com/office/drawing/2016/5/10/chartex" xmlns:cx5="http://schemas.microsoft.com/office/drawing/2016/5/11/chartex" xmlns:cx6="http://schemas.microsoft.com/office/drawing/2016/5/12/chartex" xmlns:cx7="http://schemas.microsoft.com/office/drawing/2016/5/13/chartex" xmlns:cx8="http://schemas.microsoft.com/office/drawing/2016/5/14/chartex" xmlns:mc="http://schemas.openxmlformats.org/markup-compatibility/2006" xmlns:aink="http://schemas.microsoft.com/office/drawing/2016/ink" xmlns:am3d="http://schemas.microsoft.com/office/drawing/2017/model3d" xmlns:o="urn:schemas-microsoft-com:office:office" xmlns:oel="http://schemas.microsoft.com/office/2019/extlst" xmlns:r="http://schemas.openxmlformats.org/officeDocument/2006/relationships" xmlns:m="http://schemas.openxmlformats.org/officeDocument/2006/math" xmlns:v="urn:schemas-microsoft-com:vml" xmlns:wp14="http://schemas.microsoft.com/office/word/2010/wordprocessingDrawing" xmlns:wp="http://schemas.openxmlformats.org/drawingml/2006/wordprocessingDrawing" xmlns:w10="urn:schemas-microsoft-com:office:word" xmlns:w="http://schemas.openxmlformats.org/wordprocessingml/2006/main" xmlns:w14="http://schemas.microsoft.com/office/word/2010/wordml" xmlns:w15="http://schemas.microsoft.com/office/word/2012/wordml" xmlns:w16cex="http://schemas.microsoft.com/office/word/2018/wordml/cex" xmlns:w16cid="http://schemas.microsoft.com/office/word/2016/wordml/cid" xmlns:w16="http://schemas.microsoft.com/office/word/2018/wordml" xmlns:w16du="http://schemas.microsoft.com/office/word/2023/wordml/word16du" xmlns:w16sdtdh="http://schemas.microsoft.com/office/word/2020/wordml/sdtdatahash" xmlns:w16sdtfl="http://schemas.microsoft.com/office/word/2024/wordml/sdtformatlock" xmlns:w16se="http://schemas.microsoft.com/office/word/2015/wordml/symex" xmlns:wpg="http://schemas.microsoft.com/office/word/2010/wordprocessingGroup" xmlns:wpi="http://schemas.microsoft.com/office/word/2010/wordprocessingInk" xmlns:wne="http://schemas.microsoft.com/office/word/2006/wordml" xmlns:wps="http://schemas.microsoft.com/office/word/2010/wordprocessingShape" mc:Ignorable="w14 w15 w16se w16cid w16 w16cex w16sdtdh w16sdtfl w16du wp14">
+  <w:footnote w:type="separator" w:id="-1">
+    <w:p>
+      <w:pPr>
+        <w:spacing w:after="0" w:line="240" w:lineRule="auto"/>
+      </w:pPr>
+      <w:r>
+        <w:separator/>
+      </w:r>
+    </w:p>
+  </w:footnote>
+  <w:footnote w:type="continuationSeparator" w:id="0">
+    <w:p>
+      <w:pPr>
+        <w:spacing w:after="0" w:line="240" w:lineRule="auto"/>
+      </w:pPr>
+      <w:r>
+        <w:continuationSeparator/>
+      </w:r>
+    </w:p>
+  </w:footnote>
+</w:footnotes>
+</file>
+
+<file path=word/header1.xml><?xml version="1.0" encoding="utf-8"?>
+<w:hdr xmlns:wpc="http://schemas.microsoft.com/office/word/2010/wordprocessingCanvas" xmlns:cx="http://schemas.microsoft.com/office/drawing/2014/chartex" xmlns:cx1="http://schemas.microsoft.com/office/drawing/2015/9/8/chartex" xmlns:cx2="http://schemas.microsoft.com/office/drawing/2015/10/21/chartex" xmlns:cx3="http://schemas.microsoft.com/office/drawing/2016/5/9/chartex" xmlns:cx4="http://schemas.microsoft.com/office/drawing/2016/5/10/chartex" xmlns:cx5="http://schemas.microsoft.com/office/drawing/2016/5/11/chartex" xmlns:cx6="http://schemas.microsoft.com/office/drawing/2016/5/12/chartex" xmlns:cx7="http://schemas.microsoft.com/office/drawing/2016/5/13/chartex" xmlns:cx8="http://schemas.microsoft.com/office/drawing/2016/5/14/chartex" xmlns:mc="http://schemas.openxmlformats.org/markup-compatibility/2006" xmlns:aink="http://schemas.microsoft.com/office/drawing/2016/ink" xmlns:am3d="http://schemas.microsoft.com/office/drawing/2017/model3d" xmlns:o="urn:schemas-microsoft-com:office:office" xmlns:oel="http://schemas.microsoft.com/office/2019/extlst" xmlns:r="http://schemas.openxmlformats.org/officeDocument/2006/relationships" xmlns:m="http://schemas.openxmlformats.org/officeDocument/2006/math" xmlns:v="urn:schemas-microsoft-com:vml" xmlns:wp14="http://schemas.microsoft.com/office/word/2010/wordprocessingDrawing" xmlns:wp="http://schemas.openxmlformats.org/drawingml/2006/wordprocessingDrawing" xmlns:w10="urn:schemas-microsoft-com:office:word" xmlns:w="http://schemas.openxmlformats.org/wordprocessingml/2006/main" xmlns:w14="http://schemas.microsoft.com/office/word/2010/wordml" xmlns:w15="http://schemas.microsoft.com/office/word/2012/wordml" xmlns:w16cex="http://schemas.microsoft.com/office/word/2018/wordml/cex" xmlns:w16cid="http://schemas.microsoft.com/office/word/2016/wordml/cid" xmlns:w16="http://schemas.microsoft.com/office/word/2018/wordml" xmlns:w16du="http://schemas.microsoft.com/office/word/2023/wordml/word16du" xmlns:w16sdtdh="http://schemas.microsoft.com/office/word/2020/wordml/sdtdatahash" xmlns:w16sdtfl="http://schemas.microsoft.com/office/word/2024/wordml/sdtformatlock" xmlns:w16se="http://schemas.microsoft.com/office/word/2015/wordml/symex" xmlns:wpg="http://schemas.microsoft.com/office/word/2010/wordprocessingGroup" xmlns:wpi="http://schemas.microsoft.com/office/word/2010/wordprocessingInk" xmlns:wne="http://schemas.microsoft.com/office/word/2006/wordml" xmlns:wps="http://schemas.microsoft.com/office/word/2010/wordprocessingShape" mc:Ignorable="w14 w15 w16se w16cid w16 w16cex w16sdtdh w16sdtfl w16du wp14">
+  <w:p>
+    <w:pPr>
+      <w:pStyle w:val="Header"/>
+    </w:pPr>
+  </w:p>
+</w:hdr>
+</file>
+
+<file path=word/header2.xml><?xml version="1.0" encoding="utf-8"?>
+<w:hdr xmlns:wpc="http://schemas.microsoft.com/office/word/2010/wordprocessingCanvas" xmlns:cx="http://schemas.microsoft.com/office/drawing/2014/chartex" xmlns:cx1="http://schemas.microsoft.com/office/drawing/2015/9/8/chartex" xmlns:cx2="http://schemas.microsoft.com/office/drawing/2015/10/21/chartex" xmlns:cx3="http://schemas.microsoft.com/office/drawing/2016/5/9/chartex" xmlns:cx4="http://schemas.microsoft.com/office/drawing/2016/5/10/chartex" xmlns:cx5="http://schemas.microsoft.com/office/drawing/2016/5/11/chartex" xmlns:cx6="http://schemas.microsoft.com/office/drawing/2016/5/12/chartex" xmlns:cx7="http://schemas.microsoft.com/office/drawing/2016/5/13/chartex" xmlns:cx8="http://schemas.microsoft.com/office/drawing/2016/5/14/chartex" xmlns:mc="http://schemas.openxmlformats.org/markup-compatibility/2006" xmlns:aink="http://schemas.microsoft.com/office/drawing/2016/ink" xmlns:am3d="http://schemas.microsoft.com/office/drawing/2017/model3d" xmlns:o="urn:schemas-microsoft-com:office:office" xmlns:oel="http://schemas.microsoft.com/office/2019/extlst" xmlns:r="http://schemas.openxmlformats.org/officeDocument/2006/relationships" xmlns:m="http://schemas.openxmlformats.org/officeDocument/2006/math" xmlns:v="urn:schemas-microsoft-com:vml" xmlns:wp14="http://schemas.microsoft.com/office/word/2010/wordprocessingDrawing" xmlns:wp="http://schemas.openxmlformats.org/drawingml/2006/wordprocessingDrawing" xmlns:w10="urn:schemas-microsoft-com:office:word" xmlns:w="http://schemas.openxmlformats.org/wordprocessingml/2006/main" xmlns:w14="http://schemas.microsoft.com/office/word/2010/wordml" xmlns:w15="http://schemas.microsoft.com/office/word/2012/wordml" xmlns:w16cex="http://schemas.microsoft.com/office/word/2018/wordml/cex" xmlns:w16cid="http://schemas.microsoft.com/office/word/2016/wordml/cid" xmlns:w16="http://schemas.microsoft.com/office/word/2018/wordml" xmlns:w16du="http://schemas.microsoft.com/office/word/2023/wordml/word16du" xmlns:w16sdtdh="http://schemas.microsoft.com/office/word/2020/wordml/sdtdatahash" xmlns:w16sdtfl="http://schemas.microsoft.com/office/word/2024/wordml/sdtformatlock" xmlns:w16se="http://schemas.microsoft.com/office/word/2015/wordml/symex" xmlns:wpg="http://schemas.microsoft.com/office/word/2010/wordprocessingGroup" xmlns:wpi="http://schemas.microsoft.com/office/word/2010/wordprocessingInk" xmlns:wne="http://schemas.microsoft.com/office/word/2006/wordml" xmlns:wps="http://schemas.microsoft.com/office/word/2010/wordprocessingShape" mc:Ignorable="w14 w15 w16se w16cid w16 w16cex w16sdtdh w16sdtfl w16du wp14">
+  <w:sdt>
+    <w:sdtPr>
+      <w:id w:val="-1282421956"/>
+      <w:docPartObj>
+        <w:docPartGallery w:val="Watermarks"/>
+        <w:docPartUnique/>
+      </w:docPartObj>
+    </w:sdtPr>
+    <w:sdtContent>
+      <w:p>
+        <w:pPr>
+          <w:pStyle w:val="Header"/>
+        </w:pPr>
+        <w:r>
+          <w:rPr>
+            <w:noProof/>
+          </w:rPr>
+          <w:pict w14:anchorId="77F0D463">
+            <v:shapetype id="_x0000_t136" coordsize="21600,21600" o:spt="136" adj="10800" path="m@7,l@8,m@5,21600l@6,21600e">
+              <v:formulas>
+                <v:f eqn="sum #0 0 10800"/>
+                <v:f eqn="prod #0 2 1"/>
+                <v:f eqn="sum 21600 0 @1"/>
+                <v:f eqn="sum 0 0 @2"/>
+                <v:f eqn="sum 21600 0 @3"/>
+                <v:f eqn="if @0 @3 0"/>
+                <v:f eqn="if @0 21600 @1"/>
+                <v:f eqn="if @0 0 @2"/>
+                <v:f eqn="if @0 @4 21600"/>
+                <v:f eqn="mid @5 @6"/>
+                <v:f eqn="mid @8 @5"/>
+                <v:f eqn="mid @7 @8"/>
+                <v:f eqn="mid @6 @7"/>
+                <v:f eqn="sum @6 0 @5"/>
+              </v:formulas>
+              <v:path textpathok="t" o:connecttype="custom" o:connectlocs="@9,0;@10,10800;@11,21600;@12,10800" o:connectangles="270,180,90,0"/>
+              <v:textpath on="t" fitshape="t"/>
+              <v:handles>
+                <v:h position="#0,bottomRight" xrange="6629,14971"/>
+              </v:handles>
+              <o:lock v:ext="edit" text="t" shapetype="t"/>
+            </v:shapetype>
+            <v:shape id="PowerPlusWaterMarkObject1018736" o:spid="_x0000_s1025" type="#_x0000_t136" style="position:absolute;margin-left:0;margin-top:0;width:523.95pt;height:112.25pt;rotation:315;z-index:-251657216;mso-position-horizontal:center;mso-position-horizontal-relative:margin;mso-position-vertical:center;mso-position-vertical-relative:margin" o:allowincell="f" fillcolor="silver" stroked="f">
+              <v:fill opacity=".5"/>
+              <v:textpath style="font-family:&quot;Calibri&quot;;font-size:1pt" string="DhruvPatel16120"/>
+              <w10:wrap anchorx="margin" anchory="margin"/>
+            </v:shape>
+          </w:pict>
+        </w:r>
+      </w:p>
+    </w:sdtContent>
+  </w:sdt>
+</w:hdr>
+</file>
+
+<file path=word/header3.xml><?xml version="1.0" encoding="utf-8"?>
+<w:hdr xmlns:wpc="http://schemas.microsoft.com/office/word/2010/wordprocessingCanvas" xmlns:cx="http://schemas.microsoft.com/office/drawing/2014/chartex" xmlns:cx1="http://schemas.microsoft.com/office/drawing/2015/9/8/chartex" xmlns:cx2="http://schemas.microsoft.com/office/drawing/2015/10/21/chartex" xmlns:cx3="http://schemas.microsoft.com/office/drawing/2016/5/9/chartex" xmlns:cx4="http://schemas.microsoft.com/office/drawing/2016/5/10/chartex" xmlns:cx5="http://schemas.microsoft.com/office/drawing/2016/5/11/chartex" xmlns:cx6="http://schemas.microsoft.com/office/drawing/2016/5/12/chartex" xmlns:cx7="http://schemas.microsoft.com/office/drawing/2016/5/13/chartex" xmlns:cx8="http://schemas.microsoft.com/office/drawing/2016/5/14/chartex" xmlns:mc="http://schemas.openxmlformats.org/markup-compatibility/2006" xmlns:aink="http://schemas.microsoft.com/office/drawing/2016/ink" xmlns:am3d="http://schemas.microsoft.com/office/drawing/2017/model3d" xmlns:o="urn:schemas-microsoft-com:office:office" xmlns:oel="http://schemas.microsoft.com/office/2019/extlst" xmlns:r="http://schemas.openxmlformats.org/officeDocument/2006/relationships" xmlns:m="http://schemas.openxmlformats.org/officeDocument/2006/math" xmlns:v="urn:schemas-microsoft-com:vml" xmlns:wp14="http://schemas.microsoft.com/office/word/2010/wordprocessingDrawing" xmlns:wp="http://schemas.openxmlformats.org/drawingml/2006/wordprocessingDrawing" xmlns:w10="urn:schemas-microsoft-com:office:word" xmlns:w="http://schemas.openxmlformats.org/wordprocessingml/2006/main" xmlns:w14="http://schemas.microsoft.com/office/word/2010/wordml" xmlns:w15="http://schemas.microsoft.com/office/word/2012/wordml" xmlns:w16cex="http://schemas.microsoft.com/office/word/2018/wordml/cex" xmlns:w16cid="http://schemas.microsoft.com/office/word/2016/wordml/cid" xmlns:w16="http://schemas.microsoft.com/office/word/2018/wordml" xmlns:w16du="http://schemas.microsoft.com/office/word/2023/wordml/word16du" xmlns:w16sdtdh="http://schemas.microsoft.com/office/word/2020/wordml/sdtdatahash" xmlns:w16sdtfl="http://schemas.microsoft.com/office/word/2024/wordml/sdtformatlock" xmlns:w16se="http://schemas.microsoft.com/office/word/2015/wordml/symex" xmlns:wpg="http://schemas.microsoft.com/office/word/2010/wordprocessingGroup" xmlns:wpi="http://schemas.microsoft.com/office/word/2010/wordprocessingInk" xmlns:wne="http://schemas.microsoft.com/office/word/2006/wordml" xmlns:wps="http://schemas.microsoft.com/office/word/2010/wordprocessingShape" mc:Ignorable="w14 w15 w16se w16cid w16 w16cex w16sdtdh w16sdtfl w16du wp14">
+  <w:p>
+    <w:pPr>
+      <w:pStyle w:val="Header"/>
+    </w:pPr>
+  </w:p>
+</w:hdr>
 </file>
 
 <file path=word/numbering.xml><?xml version="1.0" encoding="utf-8"?>
@@ -52123,6 +52032,7 @@
   <w:style w:type="character" w:default="1" w:styleId="DefaultParagraphFont">
     <w:name w:val="Default Paragraph Font"/>
     <w:uiPriority w:val="1"/>
+    <w:semiHidden/>
     <w:unhideWhenUsed/>
   </w:style>
   <w:style w:type="table" w:default="1" w:styleId="TableNormal">
@@ -52637,6 +52547,50 @@
       <w14:ligatures w14:val="none"/>
     </w:rPr>
   </w:style>
+  <w:style w:type="paragraph" w:styleId="Header">
+    <w:name w:val="header"/>
+    <w:basedOn w:val="Normal"/>
+    <w:link w:val="HeaderChar"/>
+    <w:uiPriority w:val="99"/>
+    <w:unhideWhenUsed/>
+    <w:rsid w:val="003D4D81"/>
+    <w:pPr>
+      <w:tabs>
+        <w:tab w:val="center" w:pos="4513"/>
+        <w:tab w:val="right" w:pos="9026"/>
+      </w:tabs>
+      <w:spacing w:after="0" w:line="240" w:lineRule="auto"/>
+    </w:pPr>
+  </w:style>
+  <w:style w:type="character" w:customStyle="1" w:styleId="HeaderChar">
+    <w:name w:val="Header Char"/>
+    <w:basedOn w:val="DefaultParagraphFont"/>
+    <w:link w:val="Header"/>
+    <w:uiPriority w:val="99"/>
+    <w:rsid w:val="003D4D81"/>
+  </w:style>
+  <w:style w:type="paragraph" w:styleId="Footer">
+    <w:name w:val="footer"/>
+    <w:basedOn w:val="Normal"/>
+    <w:link w:val="FooterChar"/>
+    <w:uiPriority w:val="99"/>
+    <w:unhideWhenUsed/>
+    <w:rsid w:val="003D4D81"/>
+    <w:pPr>
+      <w:tabs>
+        <w:tab w:val="center" w:pos="4513"/>
+        <w:tab w:val="right" w:pos="9026"/>
+      </w:tabs>
+      <w:spacing w:after="0" w:line="240" w:lineRule="auto"/>
+    </w:pPr>
+  </w:style>
+  <w:style w:type="character" w:customStyle="1" w:styleId="FooterChar">
+    <w:name w:val="Footer Char"/>
+    <w:basedOn w:val="DefaultParagraphFont"/>
+    <w:link w:val="Footer"/>
+    <w:uiPriority w:val="99"/>
+    <w:rsid w:val="003D4D81"/>
+  </w:style>
 </w:styles>
 </file>
 
